--- a/Year 1/Постквантова криптографія/UA/2026/Labs/Лабораторна_7.docx
+++ b/Year 1/Постквантова криптографія/UA/2026/Labs/Лабораторна_7.docx
@@ -10,434 +10,32 @@
       </w:pPr>
       <w:r>
         <w:rPr>
-          <w:rFonts w:ascii="Times New Roman" w:cs="Times New Roman" w:eastAsia="Times New Roman" w:hAnsi="Times New Roman"/>
+          <w:rFonts w:ascii="Open Sans" w:cs="Open Sans" w:eastAsia="Open Sans" w:hAnsi="Open Sans"/>
           <w:b/>
           <w:bCs/>
           <w:i w:val="false"/>
           <w:iCs w:val="false"/>
-          <w:color w:val="000000"/>
-          <w:sz w:val="28"/>
-          <w:szCs w:val="28"/>
+          <w:sz w:val="26"/>
+          <w:szCs w:val="26"/>
         </w:rPr>
         <w:t xml:space="preserve">Лабораторна робота 7. Реалізація hash-based підпису: Lamport OTS, дерево Меркла та SPHINCS+</w:t>
       </w:r>
     </w:p>
     <w:p>
       <w:pPr>
-        <w:pStyle w:val="Heading1"/>
+        <w:pStyle w:val="Heading2"/>
         <w:spacing w:after="200" w:before="240" w:line="360" w:lineRule="auto"/>
         <w:jc w:val="center"/>
       </w:pPr>
       <w:r>
         <w:rPr>
-          <w:rFonts w:ascii="Times New Roman" w:cs="Times New Roman" w:eastAsia="Times New Roman" w:hAnsi="Times New Roman"/>
+          <w:rFonts w:ascii="Open Sans" w:cs="Open Sans" w:eastAsia="Open Sans" w:hAnsi="Open Sans"/>
           <w:b/>
           <w:bCs/>
           <w:i w:val="false"/>
           <w:iCs w:val="false"/>
-          <w:color w:val="000000"/>
-          <w:sz w:val="28"/>
-          <w:szCs w:val="28"/>
-        </w:rPr>
-        <w:t xml:space="preserve">Зміст</w:t>
-      </w:r>
-    </w:p>
-    <w:p>
-      <w:pPr>
-        <w:spacing w:after="40" w:line="360" w:lineRule="auto"/>
-        <w:ind w:left="0" w:firstLine="0"/>
-        <w:jc w:val="left"/>
-      </w:pPr>
-      <w:r>
-        <w:rPr>
-          <w:rFonts w:ascii="Times New Roman" w:cs="Times New Roman" w:eastAsia="Times New Roman" w:hAnsi="Times New Roman"/>
-          <w:b w:val="false"/>
-          <w:bCs w:val="false"/>
-          <w:i w:val="false"/>
-          <w:iCs w:val="false"/>
-          <w:color w:val="000000"/>
-          <w:sz w:val="28"/>
-          <w:szCs w:val="28"/>
-        </w:rPr>
-        <w:t xml:space="preserve">1. Мета роботи</w:t>
-      </w:r>
-    </w:p>
-    <w:p>
-      <w:pPr>
-        <w:spacing w:after="40" w:line="360" w:lineRule="auto"/>
-        <w:ind w:left="0" w:firstLine="0"/>
-        <w:jc w:val="left"/>
-      </w:pPr>
-      <w:r>
-        <w:rPr>
-          <w:rFonts w:ascii="Times New Roman" w:cs="Times New Roman" w:eastAsia="Times New Roman" w:hAnsi="Times New Roman"/>
-          <w:b w:val="false"/>
-          <w:bCs w:val="false"/>
-          <w:i w:val="false"/>
-          <w:iCs w:val="false"/>
-          <w:color w:val="000000"/>
-          <w:sz w:val="28"/>
-          <w:szCs w:val="28"/>
-        </w:rPr>
-        <w:t xml:space="preserve">2. Теоретичні відомості</w:t>
-      </w:r>
-    </w:p>
-    <w:p>
-      <w:pPr>
-        <w:spacing w:after="40" w:line="360" w:lineRule="auto"/>
-        <w:ind w:left="283" w:firstLine="0"/>
-        <w:jc w:val="left"/>
-      </w:pPr>
-      <w:r>
-        <w:rPr>
-          <w:rFonts w:ascii="Times New Roman" w:cs="Times New Roman" w:eastAsia="Times New Roman" w:hAnsi="Times New Roman"/>
-          <w:b w:val="false"/>
-          <w:bCs w:val="false"/>
-          <w:i w:val="false"/>
-          <w:iCs w:val="false"/>
-          <w:color w:val="000000"/>
-          <w:sz w:val="28"/>
-          <w:szCs w:val="28"/>
-        </w:rPr>
-        <w:t xml:space="preserve">2.1. Lamport one-time signatures</w:t>
-      </w:r>
-    </w:p>
-    <w:p>
-      <w:pPr>
-        <w:spacing w:after="40" w:line="360" w:lineRule="auto"/>
-        <w:ind w:left="283" w:firstLine="0"/>
-        <w:jc w:val="left"/>
-      </w:pPr>
-      <w:r>
-        <w:rPr>
-          <w:rFonts w:ascii="Times New Roman" w:cs="Times New Roman" w:eastAsia="Times New Roman" w:hAnsi="Times New Roman"/>
-          <w:b w:val="false"/>
-          <w:bCs w:val="false"/>
-          <w:i w:val="false"/>
-          <w:iCs w:val="false"/>
-          <w:color w:val="000000"/>
-          <w:sz w:val="28"/>
-          <w:szCs w:val="28"/>
-        </w:rPr>
-        <w:t xml:space="preserve">2.2. Winternitz OTS (WOTS+)</w:t>
-      </w:r>
-    </w:p>
-    <w:p>
-      <w:pPr>
-        <w:spacing w:after="40" w:line="360" w:lineRule="auto"/>
-        <w:ind w:left="283" w:firstLine="0"/>
-        <w:jc w:val="left"/>
-      </w:pPr>
-      <w:r>
-        <w:rPr>
-          <w:rFonts w:ascii="Times New Roman" w:cs="Times New Roman" w:eastAsia="Times New Roman" w:hAnsi="Times New Roman"/>
-          <w:b w:val="false"/>
-          <w:bCs w:val="false"/>
-          <w:i w:val="false"/>
-          <w:iCs w:val="false"/>
-          <w:color w:val="000000"/>
-          <w:sz w:val="28"/>
-          <w:szCs w:val="28"/>
-        </w:rPr>
-        <w:t xml:space="preserve">2.3. Дерево Меркла (MSS)</w:t>
-      </w:r>
-    </w:p>
-    <w:p>
-      <w:pPr>
-        <w:spacing w:after="40" w:line="360" w:lineRule="auto"/>
-        <w:ind w:left="283" w:firstLine="0"/>
-        <w:jc w:val="left"/>
-      </w:pPr>
-      <w:r>
-        <w:rPr>
-          <w:rFonts w:ascii="Times New Roman" w:cs="Times New Roman" w:eastAsia="Times New Roman" w:hAnsi="Times New Roman"/>
-          <w:b w:val="false"/>
-          <w:bCs w:val="false"/>
-          <w:i w:val="false"/>
-          <w:iCs w:val="false"/>
-          <w:color w:val="000000"/>
-          <w:sz w:val="28"/>
-          <w:szCs w:val="28"/>
-        </w:rPr>
-        <w:t xml:space="preserve">2.4. SPHINCS+ та SLH-DSA</w:t>
-      </w:r>
-    </w:p>
-    <w:p>
-      <w:pPr>
-        <w:spacing w:after="40" w:line="360" w:lineRule="auto"/>
-        <w:ind w:left="0" w:firstLine="0"/>
-        <w:jc w:val="left"/>
-      </w:pPr>
-      <w:r>
-        <w:rPr>
-          <w:rFonts w:ascii="Times New Roman" w:cs="Times New Roman" w:eastAsia="Times New Roman" w:hAnsi="Times New Roman"/>
-          <w:b w:val="false"/>
-          <w:bCs w:val="false"/>
-          <w:i w:val="false"/>
-          <w:iCs w:val="false"/>
-          <w:color w:val="000000"/>
-          <w:sz w:val="28"/>
-          <w:szCs w:val="28"/>
-        </w:rPr>
-        <w:t xml:space="preserve">3. Програмне забезпечення та залежності</w:t>
-      </w:r>
-    </w:p>
-    <w:p>
-      <w:pPr>
-        <w:spacing w:after="40" w:line="360" w:lineRule="auto"/>
-        <w:ind w:left="0" w:firstLine="0"/>
-        <w:jc w:val="left"/>
-      </w:pPr>
-      <w:r>
-        <w:rPr>
-          <w:rFonts w:ascii="Times New Roman" w:cs="Times New Roman" w:eastAsia="Times New Roman" w:hAnsi="Times New Roman"/>
-          <w:b w:val="false"/>
-          <w:bCs w:val="false"/>
-          <w:i w:val="false"/>
-          <w:iCs w:val="false"/>
-          <w:color w:val="000000"/>
-          <w:sz w:val="28"/>
-          <w:szCs w:val="28"/>
-        </w:rPr>
-        <w:t xml:space="preserve">4. Хід роботи</w:t>
-      </w:r>
-    </w:p>
-    <w:p>
-      <w:pPr>
-        <w:spacing w:after="40" w:line="360" w:lineRule="auto"/>
-        <w:ind w:left="283" w:firstLine="0"/>
-        <w:jc w:val="left"/>
-      </w:pPr>
-      <w:r>
-        <w:rPr>
-          <w:rFonts w:ascii="Times New Roman" w:cs="Times New Roman" w:eastAsia="Times New Roman" w:hAnsi="Times New Roman"/>
-          <w:b w:val="false"/>
-          <w:bCs w:val="false"/>
-          <w:i w:val="false"/>
-          <w:iCs w:val="false"/>
-          <w:color w:val="000000"/>
-          <w:sz w:val="28"/>
-          <w:szCs w:val="28"/>
-        </w:rPr>
-        <w:t xml:space="preserve">4.1. Завдання 1. Реалізація Lamport OTS</w:t>
-      </w:r>
-    </w:p>
-    <w:p>
-      <w:pPr>
-        <w:spacing w:after="40" w:line="360" w:lineRule="auto"/>
-        <w:ind w:left="283" w:firstLine="0"/>
-        <w:jc w:val="left"/>
-      </w:pPr>
-      <w:r>
-        <w:rPr>
-          <w:rFonts w:ascii="Times New Roman" w:cs="Times New Roman" w:eastAsia="Times New Roman" w:hAnsi="Times New Roman"/>
-          <w:b w:val="false"/>
-          <w:bCs w:val="false"/>
-          <w:i w:val="false"/>
-          <w:iCs w:val="false"/>
-          <w:color w:val="000000"/>
-          <w:sz w:val="28"/>
-          <w:szCs w:val="28"/>
-        </w:rPr>
-        <w:t xml:space="preserve">4.2. Завдання 2. Атака повторного використання ключа</w:t>
-      </w:r>
-    </w:p>
-    <w:p>
-      <w:pPr>
-        <w:spacing w:after="40" w:line="360" w:lineRule="auto"/>
-        <w:ind w:left="283" w:firstLine="0"/>
-        <w:jc w:val="left"/>
-      </w:pPr>
-      <w:r>
-        <w:rPr>
-          <w:rFonts w:ascii="Times New Roman" w:cs="Times New Roman" w:eastAsia="Times New Roman" w:hAnsi="Times New Roman"/>
-          <w:b w:val="false"/>
-          <w:bCs w:val="false"/>
-          <w:i w:val="false"/>
-          <w:iCs w:val="false"/>
-          <w:color w:val="000000"/>
-          <w:sz w:val="28"/>
-          <w:szCs w:val="28"/>
-        </w:rPr>
-        <w:t xml:space="preserve">4.3. Завдання 3. WOTS+ з ланцюгом хешів</w:t>
-      </w:r>
-    </w:p>
-    <w:p>
-      <w:pPr>
-        <w:spacing w:after="40" w:line="360" w:lineRule="auto"/>
-        <w:ind w:left="283" w:firstLine="0"/>
-        <w:jc w:val="left"/>
-      </w:pPr>
-      <w:r>
-        <w:rPr>
-          <w:rFonts w:ascii="Times New Roman" w:cs="Times New Roman" w:eastAsia="Times New Roman" w:hAnsi="Times New Roman"/>
-          <w:b w:val="false"/>
-          <w:bCs w:val="false"/>
-          <w:i w:val="false"/>
-          <w:iCs w:val="false"/>
-          <w:color w:val="000000"/>
-          <w:sz w:val="28"/>
-          <w:szCs w:val="28"/>
-        </w:rPr>
-        <w:t xml:space="preserve">4.4. Завдання 4. Дерево Меркла та authentication path</w:t>
-      </w:r>
-    </w:p>
-    <w:p>
-      <w:pPr>
-        <w:spacing w:after="40" w:line="360" w:lineRule="auto"/>
-        <w:ind w:left="283" w:firstLine="0"/>
-        <w:jc w:val="left"/>
-      </w:pPr>
-      <w:r>
-        <w:rPr>
-          <w:rFonts w:ascii="Times New Roman" w:cs="Times New Roman" w:eastAsia="Times New Roman" w:hAnsi="Times New Roman"/>
-          <w:b w:val="false"/>
-          <w:bCs w:val="false"/>
-          <w:i w:val="false"/>
-          <w:iCs w:val="false"/>
-          <w:color w:val="000000"/>
-          <w:sz w:val="28"/>
-          <w:szCs w:val="28"/>
-        </w:rPr>
-        <w:t xml:space="preserve">4.5. Завдання 5. MSS поверх Lamport (h=4)</w:t>
-      </w:r>
-    </w:p>
-    <w:p>
-      <w:pPr>
-        <w:spacing w:after="40" w:line="360" w:lineRule="auto"/>
-        <w:ind w:left="283" w:firstLine="0"/>
-        <w:jc w:val="left"/>
-      </w:pPr>
-      <w:r>
-        <w:rPr>
-          <w:rFonts w:ascii="Times New Roman" w:cs="Times New Roman" w:eastAsia="Times New Roman" w:hAnsi="Times New Roman"/>
-          <w:b w:val="false"/>
-          <w:bCs w:val="false"/>
-          <w:i w:val="false"/>
-          <w:iCs w:val="false"/>
-          <w:color w:val="000000"/>
-          <w:sz w:val="28"/>
-          <w:szCs w:val="28"/>
-        </w:rPr>
-        <w:t xml:space="preserve">4.6. Завдання 6. Експерименти з SPHINCS+ (pyspx)</w:t>
-      </w:r>
-    </w:p>
-    <w:p>
-      <w:pPr>
-        <w:spacing w:after="40" w:line="360" w:lineRule="auto"/>
-        <w:ind w:left="283" w:firstLine="0"/>
-        <w:jc w:val="left"/>
-      </w:pPr>
-      <w:r>
-        <w:rPr>
-          <w:rFonts w:ascii="Times New Roman" w:cs="Times New Roman" w:eastAsia="Times New Roman" w:hAnsi="Times New Roman"/>
-          <w:b w:val="false"/>
-          <w:bCs w:val="false"/>
-          <w:i w:val="false"/>
-          <w:iCs w:val="false"/>
-          <w:color w:val="000000"/>
-          <w:sz w:val="28"/>
-          <w:szCs w:val="28"/>
-        </w:rPr>
-        <w:t xml:space="preserve">4.7. Завдання 7. Порівняльні вимірювання</w:t>
-      </w:r>
-    </w:p>
-    <w:p>
-      <w:pPr>
-        <w:spacing w:after="40" w:line="360" w:lineRule="auto"/>
-        <w:ind w:left="0" w:firstLine="0"/>
-        <w:jc w:val="left"/>
-      </w:pPr>
-      <w:r>
-        <w:rPr>
-          <w:rFonts w:ascii="Times New Roman" w:cs="Times New Roman" w:eastAsia="Times New Roman" w:hAnsi="Times New Roman"/>
-          <w:b w:val="false"/>
-          <w:bCs w:val="false"/>
-          <w:i w:val="false"/>
-          <w:iCs w:val="false"/>
-          <w:color w:val="000000"/>
-          <w:sz w:val="28"/>
-          <w:szCs w:val="28"/>
-        </w:rPr>
-        <w:t xml:space="preserve">5. Контрольні запитання</w:t>
-      </w:r>
-    </w:p>
-    <w:p>
-      <w:pPr>
-        <w:spacing w:after="40" w:line="360" w:lineRule="auto"/>
-        <w:ind w:left="0" w:firstLine="0"/>
-        <w:jc w:val="left"/>
-      </w:pPr>
-      <w:r>
-        <w:rPr>
-          <w:rFonts w:ascii="Times New Roman" w:cs="Times New Roman" w:eastAsia="Times New Roman" w:hAnsi="Times New Roman"/>
-          <w:b w:val="false"/>
-          <w:bCs w:val="false"/>
-          <w:i w:val="false"/>
-          <w:iCs w:val="false"/>
-          <w:color w:val="000000"/>
-          <w:sz w:val="28"/>
-          <w:szCs w:val="28"/>
-        </w:rPr>
-        <w:t xml:space="preserve">6. Вимоги до звіту</w:t>
-      </w:r>
-    </w:p>
-    <w:p>
-      <w:pPr>
-        <w:spacing w:after="40" w:line="360" w:lineRule="auto"/>
-        <w:ind w:left="0" w:firstLine="0"/>
-        <w:jc w:val="left"/>
-      </w:pPr>
-      <w:r>
-        <w:rPr>
-          <w:rFonts w:ascii="Times New Roman" w:cs="Times New Roman" w:eastAsia="Times New Roman" w:hAnsi="Times New Roman"/>
-          <w:b w:val="false"/>
-          <w:bCs w:val="false"/>
-          <w:i w:val="false"/>
-          <w:iCs w:val="false"/>
-          <w:color w:val="000000"/>
-          <w:sz w:val="28"/>
-          <w:szCs w:val="28"/>
-        </w:rPr>
-        <w:t xml:space="preserve">7. Критерії оцінювання</w:t>
-      </w:r>
-    </w:p>
-    <w:p>
-      <w:pPr>
-        <w:spacing w:after="40" w:line="360" w:lineRule="auto"/>
-        <w:ind w:left="0" w:firstLine="0"/>
-        <w:jc w:val="left"/>
-      </w:pPr>
-      <w:r>
-        <w:rPr>
-          <w:rFonts w:ascii="Times New Roman" w:cs="Times New Roman" w:eastAsia="Times New Roman" w:hAnsi="Times New Roman"/>
-          <w:b w:val="false"/>
-          <w:bCs w:val="false"/>
-          <w:i w:val="false"/>
-          <w:iCs w:val="false"/>
-          <w:color w:val="000000"/>
-          <w:sz w:val="28"/>
-          <w:szCs w:val="28"/>
-        </w:rPr>
-        <w:t xml:space="preserve">8. Список використаної літератури</w:t>
-      </w:r>
-    </w:p>
-    <w:p>
-      <w:pPr>
-        <w:pStyle w:val="Heading1"/>
-        <w:spacing w:after="200" w:before="240" w:line="360" w:lineRule="auto"/>
-        <w:jc w:val="center"/>
-      </w:pPr>
-      <w:r>
-        <w:rPr>
-          <w:rFonts w:ascii="Times New Roman" w:cs="Times New Roman" w:eastAsia="Times New Roman" w:hAnsi="Times New Roman"/>
-          <w:b/>
-          <w:bCs/>
-          <w:i w:val="false"/>
-          <w:iCs w:val="false"/>
-          <w:color w:val="000000"/>
-          <w:sz w:val="28"/>
-          <w:szCs w:val="28"/>
+          <w:sz w:val="26"/>
+          <w:szCs w:val="26"/>
         </w:rPr>
         <w:t xml:space="preserve">1. Мета роботи</w:t>
       </w:r>
@@ -450,14 +48,13 @@
       </w:pPr>
       <w:r>
         <w:rPr>
-          <w:rFonts w:ascii="Times New Roman" w:cs="Times New Roman" w:eastAsia="Times New Roman" w:hAnsi="Times New Roman"/>
-          <w:b w:val="false"/>
-          <w:bCs w:val="false"/>
-          <w:i w:val="false"/>
-          <w:iCs w:val="false"/>
-          <w:color w:val="000000"/>
-          <w:sz w:val="28"/>
-          <w:szCs w:val="28"/>
+          <w:rFonts w:ascii="Open Sans" w:cs="Open Sans" w:eastAsia="Open Sans" w:hAnsi="Open Sans"/>
+          <w:b w:val="false"/>
+          <w:bCs w:val="false"/>
+          <w:i w:val="false"/>
+          <w:iCs w:val="false"/>
+          <w:sz w:val="26"/>
+          <w:szCs w:val="26"/>
         </w:rPr>
         <w:t xml:space="preserve">Метою даної лабораторної роботи є практичне освоєння схем цифрового підпису на основі криптографічних хеш-функцій (hash-based signatures, HBS). У ході виконання роботи студент має самостійно реалізувати на мові програмування Python:</w:t>
       </w:r>
@@ -470,14 +67,13 @@
       </w:pPr>
       <w:r>
         <w:rPr>
-          <w:rFonts w:ascii="Times New Roman" w:cs="Times New Roman" w:eastAsia="Times New Roman" w:hAnsi="Times New Roman"/>
-          <w:b w:val="false"/>
-          <w:bCs w:val="false"/>
-          <w:i w:val="false"/>
-          <w:iCs w:val="false"/>
-          <w:color w:val="000000"/>
-          <w:sz w:val="28"/>
-          <w:szCs w:val="28"/>
+          <w:rFonts w:ascii="Open Sans" w:cs="Open Sans" w:eastAsia="Open Sans" w:hAnsi="Open Sans"/>
+          <w:b w:val="false"/>
+          <w:bCs w:val="false"/>
+          <w:i w:val="false"/>
+          <w:iCs w:val="false"/>
+          <w:sz w:val="26"/>
+          <w:szCs w:val="26"/>
         </w:rPr>
         <w:t xml:space="preserve">•  одноразовий підпис Лампорта (Lamport OTS) з функціями KeyGen, Sign, Verify;</w:t>
       </w:r>
@@ -490,14 +86,13 @@
       </w:pPr>
       <w:r>
         <w:rPr>
-          <w:rFonts w:ascii="Times New Roman" w:cs="Times New Roman" w:eastAsia="Times New Roman" w:hAnsi="Times New Roman"/>
-          <w:b w:val="false"/>
-          <w:bCs w:val="false"/>
-          <w:i w:val="false"/>
-          <w:iCs w:val="false"/>
-          <w:color w:val="000000"/>
-          <w:sz w:val="28"/>
-          <w:szCs w:val="28"/>
+          <w:rFonts w:ascii="Open Sans" w:cs="Open Sans" w:eastAsia="Open Sans" w:hAnsi="Open Sans"/>
+          <w:b w:val="false"/>
+          <w:bCs w:val="false"/>
+          <w:i w:val="false"/>
+          <w:iCs w:val="false"/>
+          <w:sz w:val="26"/>
+          <w:szCs w:val="26"/>
         </w:rPr>
         <w:t xml:space="preserve">•  демонстрацію атаки на повторне використання ключа (key-reuse forgery);</w:t>
       </w:r>
@@ -510,14 +105,13 @@
       </w:pPr>
       <w:r>
         <w:rPr>
-          <w:rFonts w:ascii="Times New Roman" w:cs="Times New Roman" w:eastAsia="Times New Roman" w:hAnsi="Times New Roman"/>
-          <w:b w:val="false"/>
-          <w:bCs w:val="false"/>
-          <w:i w:val="false"/>
-          <w:iCs w:val="false"/>
-          <w:color w:val="000000"/>
-          <w:sz w:val="28"/>
-          <w:szCs w:val="28"/>
+          <w:rFonts w:ascii="Open Sans" w:cs="Open Sans" w:eastAsia="Open Sans" w:hAnsi="Open Sans"/>
+          <w:b w:val="false"/>
+          <w:bCs w:val="false"/>
+          <w:i w:val="false"/>
+          <w:iCs w:val="false"/>
+          <w:sz w:val="26"/>
+          <w:szCs w:val="26"/>
         </w:rPr>
         <w:t xml:space="preserve">•  Winternitz OTS (WOTS+) з параметром w = 16 та контрольною сумою;</w:t>
       </w:r>
@@ -530,14 +124,13 @@
       </w:pPr>
       <w:r>
         <w:rPr>
-          <w:rFonts w:ascii="Times New Roman" w:cs="Times New Roman" w:eastAsia="Times New Roman" w:hAnsi="Times New Roman"/>
-          <w:b w:val="false"/>
-          <w:bCs w:val="false"/>
-          <w:i w:val="false"/>
-          <w:iCs w:val="false"/>
-          <w:color w:val="000000"/>
-          <w:sz w:val="28"/>
-          <w:szCs w:val="28"/>
+          <w:rFonts w:ascii="Open Sans" w:cs="Open Sans" w:eastAsia="Open Sans" w:hAnsi="Open Sans"/>
+          <w:b w:val="false"/>
+          <w:bCs w:val="false"/>
+          <w:i w:val="false"/>
+          <w:iCs w:val="false"/>
+          <w:sz w:val="26"/>
+          <w:szCs w:val="26"/>
         </w:rPr>
         <w:t xml:space="preserve">•  бінарне дерево Меркла з функціями обчислення кореня та authentication path;</w:t>
       </w:r>
@@ -550,14 +143,13 @@
       </w:pPr>
       <w:r>
         <w:rPr>
-          <w:rFonts w:ascii="Times New Roman" w:cs="Times New Roman" w:eastAsia="Times New Roman" w:hAnsi="Times New Roman"/>
-          <w:b w:val="false"/>
-          <w:bCs w:val="false"/>
-          <w:i w:val="false"/>
-          <w:iCs w:val="false"/>
-          <w:color w:val="000000"/>
-          <w:sz w:val="28"/>
-          <w:szCs w:val="28"/>
+          <w:rFonts w:ascii="Open Sans" w:cs="Open Sans" w:eastAsia="Open Sans" w:hAnsi="Open Sans"/>
+          <w:b w:val="false"/>
+          <w:bCs w:val="false"/>
+          <w:i w:val="false"/>
+          <w:iCs w:val="false"/>
+          <w:sz w:val="26"/>
+          <w:szCs w:val="26"/>
         </w:rPr>
         <w:t xml:space="preserve">•  повну схему MSS (Merkle Signature Scheme) висоти h = 4 поверх Lamport OTS;</w:t>
       </w:r>
@@ -570,14 +162,13 @@
       </w:pPr>
       <w:r>
         <w:rPr>
-          <w:rFonts w:ascii="Times New Roman" w:cs="Times New Roman" w:eastAsia="Times New Roman" w:hAnsi="Times New Roman"/>
-          <w:b w:val="false"/>
-          <w:bCs w:val="false"/>
-          <w:i w:val="false"/>
-          <w:iCs w:val="false"/>
-          <w:color w:val="000000"/>
-          <w:sz w:val="28"/>
-          <w:szCs w:val="28"/>
+          <w:rFonts w:ascii="Open Sans" w:cs="Open Sans" w:eastAsia="Open Sans" w:hAnsi="Open Sans"/>
+          <w:b w:val="false"/>
+          <w:bCs w:val="false"/>
+          <w:i w:val="false"/>
+          <w:iCs w:val="false"/>
+          <w:sz w:val="26"/>
+          <w:szCs w:val="26"/>
         </w:rPr>
         <w:t xml:space="preserve">•  експерименти з еталонною реалізацією SPHINCS+ через бібліотеку pyspx (FIPS 205 / SLH-DSA);</w:t>
       </w:r>
@@ -590,14 +181,13 @@
       </w:pPr>
       <w:r>
         <w:rPr>
-          <w:rFonts w:ascii="Times New Roman" w:cs="Times New Roman" w:eastAsia="Times New Roman" w:hAnsi="Times New Roman"/>
-          <w:b w:val="false"/>
-          <w:bCs w:val="false"/>
-          <w:i w:val="false"/>
-          <w:iCs w:val="false"/>
-          <w:color w:val="000000"/>
-          <w:sz w:val="28"/>
-          <w:szCs w:val="28"/>
+          <w:rFonts w:ascii="Open Sans" w:cs="Open Sans" w:eastAsia="Open Sans" w:hAnsi="Open Sans"/>
+          <w:b w:val="false"/>
+          <w:bCs w:val="false"/>
+          <w:i w:val="false"/>
+          <w:iCs w:val="false"/>
+          <w:sz w:val="26"/>
+          <w:szCs w:val="26"/>
         </w:rPr>
         <w:t xml:space="preserve">•  порівняльний аналіз розмірів ключів, підписів та часу виконання основних операцій.</w:t>
       </w:r>
@@ -610,34 +200,33 @@
       </w:pPr>
       <w:r>
         <w:rPr>
-          <w:rFonts w:ascii="Times New Roman" w:cs="Times New Roman" w:eastAsia="Times New Roman" w:hAnsi="Times New Roman"/>
-          <w:b w:val="false"/>
-          <w:bCs w:val="false"/>
-          <w:i w:val="false"/>
-          <w:iCs w:val="false"/>
-          <w:color w:val="000000"/>
-          <w:sz w:val="28"/>
-          <w:szCs w:val="28"/>
+          <w:rFonts w:ascii="Open Sans" w:cs="Open Sans" w:eastAsia="Open Sans" w:hAnsi="Open Sans"/>
+          <w:b w:val="false"/>
+          <w:bCs w:val="false"/>
+          <w:i w:val="false"/>
+          <w:iCs w:val="false"/>
+          <w:sz w:val="26"/>
+          <w:szCs w:val="26"/>
         </w:rPr>
         <w:t xml:space="preserve">Результатом роботи має бути працездатний код Python, експериментальні дані та звіт з аналізом отриманих результатів у контексті придатності кожної схеми до різних практичних застосувань.</w:t>
       </w:r>
     </w:p>
     <w:p>
       <w:pPr>
-        <w:pStyle w:val="Heading1"/>
+        <w:pStyle w:val="Heading2"/>
         <w:spacing w:after="200" w:before="240" w:line="360" w:lineRule="auto"/>
         <w:jc w:val="center"/>
-      </w:pPr>
-      <w:r>
-        <w:rPr>
-          <w:rFonts w:ascii="Times New Roman" w:cs="Times New Roman" w:eastAsia="Times New Roman" w:hAnsi="Times New Roman"/>
+        <w:pageBreakBefore/>
+      </w:pPr>
+      <w:r>
+        <w:rPr>
+          <w:rFonts w:ascii="Open Sans" w:cs="Open Sans" w:eastAsia="Open Sans" w:hAnsi="Open Sans"/>
           <w:b/>
           <w:bCs/>
           <w:i w:val="false"/>
           <w:iCs w:val="false"/>
-          <w:color w:val="000000"/>
-          <w:sz w:val="28"/>
-          <w:szCs w:val="28"/>
+          <w:sz w:val="26"/>
+          <w:szCs w:val="26"/>
         </w:rPr>
         <w:t xml:space="preserve">2. Теоретичні відомості</w:t>
       </w:r>
@@ -651,14 +240,13 @@
       </w:pPr>
       <w:r>
         <w:rPr>
-          <w:rFonts w:ascii="Times New Roman" w:cs="Times New Roman" w:eastAsia="Times New Roman" w:hAnsi="Times New Roman"/>
+          <w:rFonts w:ascii="Open Sans" w:cs="Open Sans" w:eastAsia="Open Sans" w:hAnsi="Open Sans"/>
           <w:b/>
           <w:bCs/>
           <w:i w:val="false"/>
           <w:iCs w:val="false"/>
-          <w:color w:val="000000"/>
-          <w:sz w:val="28"/>
-          <w:szCs w:val="28"/>
+          <w:sz w:val="26"/>
+          <w:szCs w:val="26"/>
         </w:rPr>
         <w:t xml:space="preserve">2.1. Lamport one-time signatures</w:t>
       </w:r>
@@ -671,16 +259,15 @@
       </w:pPr>
       <w:r>
         <w:rPr>
-          <w:rFonts w:ascii="Times New Roman" w:cs="Times New Roman" w:eastAsia="Times New Roman" w:hAnsi="Times New Roman"/>
-          <w:b w:val="false"/>
-          <w:bCs w:val="false"/>
-          <w:i w:val="false"/>
-          <w:iCs w:val="false"/>
-          <w:color w:val="000000"/>
-          <w:sz w:val="28"/>
-          <w:szCs w:val="28"/>
-        </w:rPr>
-        <w:t xml:space="preserve">Схема Lamport (1979) — найпростіший hash-based підпис. Для повідомлення довжини n біт приватний ключ містить 2·n випадкових n-бітних значень sk_{i,b}, i ∈ {1..n}, b ∈ {0,1}. Публічний ключ — pk_{i,b} = H(sk_{i,b}). Підпис біта m_i — це розкриття sk_{i, m_i}. Перевірка: H(σ_i) ?= pk_{i, m_i}. Безпека базується на стійкості H до прообразу. Ключ можна використати рівно ОДИН раз.</w:t>
+          <w:rFonts w:ascii="Open Sans" w:cs="Open Sans" w:eastAsia="Open Sans" w:hAnsi="Open Sans"/>
+          <w:b w:val="false"/>
+          <w:bCs w:val="false"/>
+          <w:i w:val="false"/>
+          <w:iCs w:val="false"/>
+          <w:sz w:val="26"/>
+          <w:szCs w:val="26"/>
+        </w:rPr>
+        <w:t xml:space="preserve">Схема Lamport (1979) - найпростіший hash-based підпис. Для повідомлення довжини n біт приватний ключ містить 2·n випадкових n-бітних значень sk_{i,b}, i ∈ {1..n}, b ∈ {0,1}. Публічний ключ - pk_{i,b} = H(sk_{i,b}). Підпис біта m_i - це розкриття sk_{i, m_i}. Перевірка: H(σ_i) ?= pk_{i, m_i}. Безпека базується на стійкості H до прообразу. Ключ можна використати рівно ОДИН раз.</w:t>
       </w:r>
     </w:p>
     <w:p>
@@ -692,14 +279,13 @@
       </w:pPr>
       <w:r>
         <w:rPr>
-          <w:rFonts w:ascii="Times New Roman" w:cs="Times New Roman" w:eastAsia="Times New Roman" w:hAnsi="Times New Roman"/>
+          <w:rFonts w:ascii="Open Sans" w:cs="Open Sans" w:eastAsia="Open Sans" w:hAnsi="Open Sans"/>
           <w:b/>
           <w:bCs/>
           <w:i w:val="false"/>
           <w:iCs w:val="false"/>
-          <w:color w:val="000000"/>
-          <w:sz w:val="28"/>
-          <w:szCs w:val="28"/>
+          <w:sz w:val="26"/>
+          <w:szCs w:val="26"/>
         </w:rPr>
         <w:t xml:space="preserve">2.2. Winternitz OTS (WOTS+)</w:t>
       </w:r>
@@ -712,16 +298,15 @@
       </w:pPr>
       <w:r>
         <w:rPr>
-          <w:rFonts w:ascii="Times New Roman" w:cs="Times New Roman" w:eastAsia="Times New Roman" w:hAnsi="Times New Roman"/>
-          <w:b w:val="false"/>
-          <w:bCs w:val="false"/>
-          <w:i w:val="false"/>
-          <w:iCs w:val="false"/>
-          <w:color w:val="000000"/>
-          <w:sz w:val="28"/>
-          <w:szCs w:val="28"/>
-        </w:rPr>
-        <w:t xml:space="preserve">WOTS+ (Hülsing 2013) дозволяє підписати кілька біт повідомлення одним елементом ключа за рахунок використання ланцюга хешів. Параметр w визначає основу системи числення: повідомлення розбивається на len₁ = ⌈n/log₂(w)⌉ цифр, додається контрольна сума з len₂ цифр. Для кожної цифри b_i підпис — σ_i = H^{b_i}(sk_i), верифікація обчислює H^{w−1−b_i}(σ_i) і порівнює з pk_i. Контрольна сума запобігає forgery шляхом «продовження» ланцюга. WOTS+ використовується як OTS у XMSS і SPHINCS+ (SLH-DSA).</w:t>
+          <w:rFonts w:ascii="Open Sans" w:cs="Open Sans" w:eastAsia="Open Sans" w:hAnsi="Open Sans"/>
+          <w:b w:val="false"/>
+          <w:bCs w:val="false"/>
+          <w:i w:val="false"/>
+          <w:iCs w:val="false"/>
+          <w:sz w:val="26"/>
+          <w:szCs w:val="26"/>
+        </w:rPr>
+        <w:t xml:space="preserve">WOTS+ (Hülsing 2013) дозволяє підписати кілька біт повідомлення одним елементом ключа за рахунок використання ланцюга хешів. Параметр w визначає основу системи числення: повідомлення розбивається на len₁ = ⌈n/log₂(w)⌉ цифр, додається контрольна сума з len₂ цифр. Для кожної цифри b_i підпис - σ_i = H^{b_i}(sk_i), верифікація обчислює H^{w−1−b_i}(σ_i) і порівнює з pk_i. Контрольна сума запобігає forgery шляхом «продовження» ланцюга. WOTS+ використовується як OTS у XMSS і SPHINCS+ (SLH-DSA).</w:t>
       </w:r>
     </w:p>
     <w:p>
@@ -733,14 +318,13 @@
       </w:pPr>
       <w:r>
         <w:rPr>
-          <w:rFonts w:ascii="Times New Roman" w:cs="Times New Roman" w:eastAsia="Times New Roman" w:hAnsi="Times New Roman"/>
+          <w:rFonts w:ascii="Open Sans" w:cs="Open Sans" w:eastAsia="Open Sans" w:hAnsi="Open Sans"/>
           <w:b/>
           <w:bCs/>
           <w:i w:val="false"/>
           <w:iCs w:val="false"/>
-          <w:color w:val="000000"/>
-          <w:sz w:val="28"/>
-          <w:szCs w:val="28"/>
+          <w:sz w:val="26"/>
+          <w:szCs w:val="26"/>
         </w:rPr>
         <w:t xml:space="preserve">2.3. Дерево Меркла (MSS)</w:t>
       </w:r>
@@ -753,16 +337,15 @@
       </w:pPr>
       <w:r>
         <w:rPr>
-          <w:rFonts w:ascii="Times New Roman" w:cs="Times New Roman" w:eastAsia="Times New Roman" w:hAnsi="Times New Roman"/>
-          <w:b w:val="false"/>
-          <w:bCs w:val="false"/>
-          <w:i w:val="false"/>
-          <w:iCs w:val="false"/>
-          <w:color w:val="000000"/>
-          <w:sz w:val="28"/>
-          <w:szCs w:val="28"/>
-        </w:rPr>
-        <w:t xml:space="preserve">Дерево Меркла дозволяє об'єднати 2^h одноразових публічних ключів під одним коренем. Листя дерева — leaf_j = H(pk_OTS^{(j)}); вузли — node = H(left ‖ right); корінь — публічний ключ MSS. Для перевірки j-го підпису разом з σ_OTS передається authentication path AUTH_j з h хешів — братів вузлів на шляху до кореня. Перевіряючий реконструює корінь і порівнює з PK. MSS є stateful: лічильник j має зберігатися для запобігання повторному використанню листка.</w:t>
+          <w:rFonts w:ascii="Open Sans" w:cs="Open Sans" w:eastAsia="Open Sans" w:hAnsi="Open Sans"/>
+          <w:b w:val="false"/>
+          <w:bCs w:val="false"/>
+          <w:i w:val="false"/>
+          <w:iCs w:val="false"/>
+          <w:sz w:val="26"/>
+          <w:szCs w:val="26"/>
+        </w:rPr>
+        <w:t xml:space="preserve">Дерево Меркла дозволяє об'єднати 2^h одноразових публічних ключів під одним коренем. Листя дерева - leaf_j = H(pk_OTS^{(j)}); вузли - node = H(left ‖ right); корінь - публічний ключ MSS. Для перевірки j-го підпису разом з σ_OTS передається authentication path AUTH_j з h хешів - братів вузлів на шляху до кореня. Перевіряючий реконструює корінь і порівнює з PK. MSS є stateful: лічильник j має зберігатися для запобігання повторному використанню листка.</w:t>
       </w:r>
     </w:p>
     <w:p>
@@ -774,14 +357,13 @@
       </w:pPr>
       <w:r>
         <w:rPr>
-          <w:rFonts w:ascii="Times New Roman" w:cs="Times New Roman" w:eastAsia="Times New Roman" w:hAnsi="Times New Roman"/>
+          <w:rFonts w:ascii="Open Sans" w:cs="Open Sans" w:eastAsia="Open Sans" w:hAnsi="Open Sans"/>
           <w:b/>
           <w:bCs/>
           <w:i w:val="false"/>
           <w:iCs w:val="false"/>
-          <w:color w:val="000000"/>
-          <w:sz w:val="28"/>
-          <w:szCs w:val="28"/>
+          <w:sz w:val="26"/>
+          <w:szCs w:val="26"/>
         </w:rPr>
         <w:t xml:space="preserve">2.4. SPHINCS+ та SLH-DSA</w:t>
       </w:r>
@@ -794,34 +376,33 @@
       </w:pPr>
       <w:r>
         <w:rPr>
-          <w:rFonts w:ascii="Times New Roman" w:cs="Times New Roman" w:eastAsia="Times New Roman" w:hAnsi="Times New Roman"/>
-          <w:b w:val="false"/>
-          <w:bCs w:val="false"/>
-          <w:i w:val="false"/>
-          <w:iCs w:val="false"/>
-          <w:color w:val="000000"/>
-          <w:sz w:val="28"/>
-          <w:szCs w:val="28"/>
-        </w:rPr>
-        <w:t xml:space="preserve">SPHINCS+ — stateless схема: замість збереження лічильника обирається випадковий індекс листка. Структура: гіпердерево висоти h_total з d рівнів; на кожному рівні — XMSS-подібні дерева з WOTS+ листками; на найнижчому рівні — FORS (Forest of Random Subsets) як few-time signature. Стандарт NIST FIPS 205 (серпень 2024) — SLH-DSA, повністю базується на SPHINCS+ з невеликими модифікаціями. Доступні параметризації: SHA-2/SHAKE, рівні безпеки 128/192/256 біт, профілі small (s) і fast (f).</w:t>
-      </w:r>
-    </w:p>
-    <w:p>
-      <w:pPr>
-        <w:pStyle w:val="Heading1"/>
+          <w:rFonts w:ascii="Open Sans" w:cs="Open Sans" w:eastAsia="Open Sans" w:hAnsi="Open Sans"/>
+          <w:b w:val="false"/>
+          <w:bCs w:val="false"/>
+          <w:i w:val="false"/>
+          <w:iCs w:val="false"/>
+          <w:sz w:val="26"/>
+          <w:szCs w:val="26"/>
+        </w:rPr>
+        <w:t xml:space="preserve">SPHINCS+ - stateless схема: замість збереження лічильника обирається випадковий індекс листка. Структура: гіпердерево висоти h_total з d рівнів; на кожному рівні - XMSS-подібні дерева з WOTS+ листками; на найнижчому рівні - FORS (Forest of Random Subsets) як few-time signature. Стандарт NIST FIPS 205 (серпень 2024) - SLH-DSA, повністю базується на SPHINCS+ з невеликими модифікаціями. Доступні параметризації: SHA-2/SHAKE, рівні безпеки 128/192/256 біт, профілі small (s) і fast (f).</w:t>
+      </w:r>
+    </w:p>
+    <w:p>
+      <w:pPr>
+        <w:pStyle w:val="Heading2"/>
         <w:spacing w:after="200" w:before="240" w:line="360" w:lineRule="auto"/>
         <w:jc w:val="center"/>
-      </w:pPr>
-      <w:r>
-        <w:rPr>
-          <w:rFonts w:ascii="Times New Roman" w:cs="Times New Roman" w:eastAsia="Times New Roman" w:hAnsi="Times New Roman"/>
+        <w:pageBreakBefore/>
+      </w:pPr>
+      <w:r>
+        <w:rPr>
+          <w:rFonts w:ascii="Open Sans" w:cs="Open Sans" w:eastAsia="Open Sans" w:hAnsi="Open Sans"/>
           <w:b/>
           <w:bCs/>
           <w:i w:val="false"/>
           <w:iCs w:val="false"/>
-          <w:color w:val="000000"/>
-          <w:sz w:val="28"/>
-          <w:szCs w:val="28"/>
+          <w:sz w:val="26"/>
+          <w:szCs w:val="26"/>
         </w:rPr>
         <w:t xml:space="preserve">3. Програмне забезпечення та залежності</w:t>
       </w:r>
@@ -834,14 +415,13 @@
       </w:pPr>
       <w:r>
         <w:rPr>
-          <w:rFonts w:ascii="Times New Roman" w:cs="Times New Roman" w:eastAsia="Times New Roman" w:hAnsi="Times New Roman"/>
-          <w:b w:val="false"/>
-          <w:bCs w:val="false"/>
-          <w:i w:val="false"/>
-          <w:iCs w:val="false"/>
-          <w:color w:val="000000"/>
-          <w:sz w:val="28"/>
-          <w:szCs w:val="28"/>
+          <w:rFonts w:ascii="Open Sans" w:cs="Open Sans" w:eastAsia="Open Sans" w:hAnsi="Open Sans"/>
+          <w:b w:val="false"/>
+          <w:bCs w:val="false"/>
+          <w:i w:val="false"/>
+          <w:iCs w:val="false"/>
+          <w:sz w:val="26"/>
+          <w:szCs w:val="26"/>
         </w:rPr>
         <w:t xml:space="preserve">Для виконання роботи потрібно:</w:t>
       </w:r>
@@ -854,14 +434,13 @@
       </w:pPr>
       <w:r>
         <w:rPr>
-          <w:rFonts w:ascii="Times New Roman" w:cs="Times New Roman" w:eastAsia="Times New Roman" w:hAnsi="Times New Roman"/>
-          <w:b w:val="false"/>
-          <w:bCs w:val="false"/>
-          <w:i w:val="false"/>
-          <w:iCs w:val="false"/>
-          <w:color w:val="000000"/>
-          <w:sz w:val="28"/>
-          <w:szCs w:val="28"/>
+          <w:rFonts w:ascii="Open Sans" w:cs="Open Sans" w:eastAsia="Open Sans" w:hAnsi="Open Sans"/>
+          <w:b w:val="false"/>
+          <w:bCs w:val="false"/>
+          <w:i w:val="false"/>
+          <w:iCs w:val="false"/>
+          <w:sz w:val="26"/>
+          <w:szCs w:val="26"/>
         </w:rPr>
         <w:t xml:space="preserve">•  Python 3.10 або новіше;</w:t>
       </w:r>
@@ -874,16 +453,15 @@
       </w:pPr>
       <w:r>
         <w:rPr>
-          <w:rFonts w:ascii="Times New Roman" w:cs="Times New Roman" w:eastAsia="Times New Roman" w:hAnsi="Times New Roman"/>
-          <w:b w:val="false"/>
-          <w:bCs w:val="false"/>
-          <w:i w:val="false"/>
-          <w:iCs w:val="false"/>
-          <w:color w:val="000000"/>
-          <w:sz w:val="28"/>
-          <w:szCs w:val="28"/>
-        </w:rPr>
-        <w:t xml:space="preserve">•  бібліотека hashlib (входить до стандартної бібліотеки) — для SHA-256;</w:t>
+          <w:rFonts w:ascii="Open Sans" w:cs="Open Sans" w:eastAsia="Open Sans" w:hAnsi="Open Sans"/>
+          <w:b w:val="false"/>
+          <w:bCs w:val="false"/>
+          <w:i w:val="false"/>
+          <w:iCs w:val="false"/>
+          <w:sz w:val="26"/>
+          <w:szCs w:val="26"/>
+        </w:rPr>
+        <w:t xml:space="preserve">•  бібліотека hashlib (входить до стандартної бібліотеки) - для SHA-256;</w:t>
       </w:r>
     </w:p>
     <w:p>
@@ -894,16 +472,15 @@
       </w:pPr>
       <w:r>
         <w:rPr>
-          <w:rFonts w:ascii="Times New Roman" w:cs="Times New Roman" w:eastAsia="Times New Roman" w:hAnsi="Times New Roman"/>
-          <w:b w:val="false"/>
-          <w:bCs w:val="false"/>
-          <w:i w:val="false"/>
-          <w:iCs w:val="false"/>
-          <w:color w:val="000000"/>
-          <w:sz w:val="28"/>
-          <w:szCs w:val="28"/>
-        </w:rPr>
-        <w:t xml:space="preserve">•  бібліотека secrets (стандартна) — для криптографічно стійкої генерації випадкових значень;</w:t>
+          <w:rFonts w:ascii="Open Sans" w:cs="Open Sans" w:eastAsia="Open Sans" w:hAnsi="Open Sans"/>
+          <w:b w:val="false"/>
+          <w:bCs w:val="false"/>
+          <w:i w:val="false"/>
+          <w:iCs w:val="false"/>
+          <w:sz w:val="26"/>
+          <w:szCs w:val="26"/>
+        </w:rPr>
+        <w:t xml:space="preserve">•  бібліотека secrets (стандартна) - для криптографічно стійкої генерації випадкових значень;</w:t>
       </w:r>
     </w:p>
     <w:p>
@@ -914,16 +491,15 @@
       </w:pPr>
       <w:r>
         <w:rPr>
-          <w:rFonts w:ascii="Times New Roman" w:cs="Times New Roman" w:eastAsia="Times New Roman" w:hAnsi="Times New Roman"/>
-          <w:b w:val="false"/>
-          <w:bCs w:val="false"/>
-          <w:i w:val="false"/>
-          <w:iCs w:val="false"/>
-          <w:color w:val="000000"/>
-          <w:sz w:val="28"/>
-          <w:szCs w:val="28"/>
-        </w:rPr>
-        <w:t xml:space="preserve">•  бібліотека pyspx — Python-обгортка над еталонною C-реалізацією SPHINCS+ (відповідає FIPS 205 / SLH-DSA).</w:t>
+          <w:rFonts w:ascii="Open Sans" w:cs="Open Sans" w:eastAsia="Open Sans" w:hAnsi="Open Sans"/>
+          <w:b w:val="false"/>
+          <w:bCs w:val="false"/>
+          <w:i w:val="false"/>
+          <w:iCs w:val="false"/>
+          <w:sz w:val="26"/>
+          <w:szCs w:val="26"/>
+        </w:rPr>
+        <w:t xml:space="preserve">•  бібліотека pyspx - Python-обгортка над еталонною C-реалізацією SPHINCS+ (відповідає FIPS 205 / SLH-DSA).</w:t>
       </w:r>
     </w:p>
     <w:p>
@@ -934,14 +510,13 @@
       </w:pPr>
       <w:r>
         <w:rPr>
-          <w:rFonts w:ascii="Times New Roman" w:cs="Times New Roman" w:eastAsia="Times New Roman" w:hAnsi="Times New Roman"/>
-          <w:b w:val="false"/>
-          <w:bCs w:val="false"/>
-          <w:i w:val="false"/>
-          <w:iCs w:val="false"/>
-          <w:color w:val="000000"/>
-          <w:sz w:val="28"/>
-          <w:szCs w:val="28"/>
+          <w:rFonts w:ascii="Open Sans" w:cs="Open Sans" w:eastAsia="Open Sans" w:hAnsi="Open Sans"/>
+          <w:b w:val="false"/>
+          <w:bCs w:val="false"/>
+          <w:i w:val="false"/>
+          <w:iCs w:val="false"/>
+          <w:sz w:val="26"/>
+          <w:szCs w:val="26"/>
         </w:rPr>
         <w:t xml:space="preserve">Встановлення pyspx:</w:t>
       </w:r>
@@ -960,7 +535,6 @@
           <w:bCs w:val="false"/>
           <w:i w:val="false"/>
           <w:iCs w:val="false"/>
-          <w:color w:val="000000"/>
           <w:sz w:val="22"/>
           <w:szCs w:val="22"/>
         </w:rPr>
@@ -973,14 +547,13 @@
       </w:pPr>
       <w:r>
         <w:rPr>
-          <w:rFonts w:ascii="Times New Roman" w:cs="Times New Roman" w:eastAsia="Times New Roman" w:hAnsi="Times New Roman"/>
-          <w:b w:val="false"/>
-          <w:bCs w:val="false"/>
-          <w:i w:val="false"/>
-          <w:iCs w:val="false"/>
-          <w:color w:val="000000"/>
-          <w:sz w:val="28"/>
-          <w:szCs w:val="28"/>
+          <w:rFonts w:ascii="Open Sans" w:cs="Open Sans" w:eastAsia="Open Sans" w:hAnsi="Open Sans"/>
+          <w:b w:val="false"/>
+          <w:bCs w:val="false"/>
+          <w:i w:val="false"/>
+          <w:iCs w:val="false"/>
+          <w:sz w:val="26"/>
+          <w:szCs w:val="26"/>
         </w:rPr>
         <w:t xml:space="preserve"/>
       </w:r>
@@ -993,14 +566,13 @@
       </w:pPr>
       <w:r>
         <w:rPr>
-          <w:rFonts w:ascii="Times New Roman" w:cs="Times New Roman" w:eastAsia="Times New Roman" w:hAnsi="Times New Roman"/>
-          <w:b w:val="false"/>
-          <w:bCs w:val="false"/>
-          <w:i w:val="false"/>
-          <w:iCs w:val="false"/>
-          <w:color w:val="000000"/>
-          <w:sz w:val="28"/>
-          <w:szCs w:val="28"/>
+          <w:rFonts w:ascii="Open Sans" w:cs="Open Sans" w:eastAsia="Open Sans" w:hAnsi="Open Sans"/>
+          <w:b w:val="false"/>
+          <w:bCs w:val="false"/>
+          <w:i w:val="false"/>
+          <w:iCs w:val="false"/>
+          <w:sz w:val="26"/>
+          <w:szCs w:val="26"/>
         </w:rPr>
         <w:t xml:space="preserve">Перевірка коректності встановлення (повинно вивести список доступних варіантів):</w:t>
       </w:r>
@@ -1019,7 +591,6 @@
           <w:bCs w:val="false"/>
           <w:i w:val="false"/>
           <w:iCs w:val="false"/>
-          <w:color w:val="000000"/>
           <w:sz w:val="22"/>
           <w:szCs w:val="22"/>
         </w:rPr>
@@ -1032,14 +603,13 @@
       </w:pPr>
       <w:r>
         <w:rPr>
-          <w:rFonts w:ascii="Times New Roman" w:cs="Times New Roman" w:eastAsia="Times New Roman" w:hAnsi="Times New Roman"/>
-          <w:b w:val="false"/>
-          <w:bCs w:val="false"/>
-          <w:i w:val="false"/>
-          <w:iCs w:val="false"/>
-          <w:color w:val="000000"/>
-          <w:sz w:val="28"/>
-          <w:szCs w:val="28"/>
+          <w:rFonts w:ascii="Open Sans" w:cs="Open Sans" w:eastAsia="Open Sans" w:hAnsi="Open Sans"/>
+          <w:b w:val="false"/>
+          <w:bCs w:val="false"/>
+          <w:i w:val="false"/>
+          <w:iCs w:val="false"/>
+          <w:sz w:val="26"/>
+          <w:szCs w:val="26"/>
         </w:rPr>
         <w:t xml:space="preserve"/>
       </w:r>
@@ -1052,34 +622,33 @@
       </w:pPr>
       <w:r>
         <w:rPr>
-          <w:rFonts w:ascii="Times New Roman" w:cs="Times New Roman" w:eastAsia="Times New Roman" w:hAnsi="Times New Roman"/>
-          <w:b w:val="false"/>
-          <w:bCs w:val="false"/>
-          <w:i w:val="false"/>
-          <w:iCs w:val="false"/>
-          <w:color w:val="000000"/>
-          <w:sz w:val="28"/>
-          <w:szCs w:val="28"/>
+          <w:rFonts w:ascii="Open Sans" w:cs="Open Sans" w:eastAsia="Open Sans" w:hAnsi="Open Sans"/>
+          <w:b w:val="false"/>
+          <w:bCs w:val="false"/>
+          <w:i w:val="false"/>
+          <w:iCs w:val="false"/>
+          <w:sz w:val="26"/>
+          <w:szCs w:val="26"/>
         </w:rPr>
         <w:t xml:space="preserve">Якщо pyspx недоступна (наприклад, через відсутність C-компілятора), у Завданні 6 можна використати чисто-Python референс SPHINCS+ з репозиторію sphincsplus/sphincsplus (papercraft варіант), або поставити sphincs-py.</w:t>
       </w:r>
     </w:p>
     <w:p>
       <w:pPr>
-        <w:pStyle w:val="Heading1"/>
+        <w:pStyle w:val="Heading2"/>
         <w:spacing w:after="200" w:before="240" w:line="360" w:lineRule="auto"/>
         <w:jc w:val="center"/>
-      </w:pPr>
-      <w:r>
-        <w:rPr>
-          <w:rFonts w:ascii="Times New Roman" w:cs="Times New Roman" w:eastAsia="Times New Roman" w:hAnsi="Times New Roman"/>
+        <w:pageBreakBefore/>
+      </w:pPr>
+      <w:r>
+        <w:rPr>
+          <w:rFonts w:ascii="Open Sans" w:cs="Open Sans" w:eastAsia="Open Sans" w:hAnsi="Open Sans"/>
           <w:b/>
           <w:bCs/>
           <w:i w:val="false"/>
           <w:iCs w:val="false"/>
-          <w:color w:val="000000"/>
-          <w:sz w:val="28"/>
-          <w:szCs w:val="28"/>
+          <w:sz w:val="26"/>
+          <w:szCs w:val="26"/>
         </w:rPr>
         <w:t xml:space="preserve">4. Хід роботи</w:t>
       </w:r>
@@ -1093,14 +662,13 @@
       </w:pPr>
       <w:r>
         <w:rPr>
-          <w:rFonts w:ascii="Times New Roman" w:cs="Times New Roman" w:eastAsia="Times New Roman" w:hAnsi="Times New Roman"/>
+          <w:rFonts w:ascii="Open Sans" w:cs="Open Sans" w:eastAsia="Open Sans" w:hAnsi="Open Sans"/>
           <w:b/>
           <w:bCs/>
           <w:i w:val="false"/>
           <w:iCs w:val="false"/>
-          <w:color w:val="000000"/>
-          <w:sz w:val="28"/>
-          <w:szCs w:val="28"/>
+          <w:sz w:val="26"/>
+          <w:szCs w:val="26"/>
         </w:rPr>
         <w:t xml:space="preserve">4.1. Завдання 1. Реалізація Lamport OTS</w:t>
       </w:r>
@@ -1113,14 +681,13 @@
       </w:pPr>
       <w:r>
         <w:rPr>
-          <w:rFonts w:ascii="Times New Roman" w:cs="Times New Roman" w:eastAsia="Times New Roman" w:hAnsi="Times New Roman"/>
-          <w:b w:val="false"/>
-          <w:bCs w:val="false"/>
-          <w:i w:val="false"/>
-          <w:iCs w:val="false"/>
-          <w:color w:val="000000"/>
-          <w:sz w:val="28"/>
-          <w:szCs w:val="28"/>
+          <w:rFonts w:ascii="Open Sans" w:cs="Open Sans" w:eastAsia="Open Sans" w:hAnsi="Open Sans"/>
+          <w:b w:val="false"/>
+          <w:bCs w:val="false"/>
+          <w:i w:val="false"/>
+          <w:iCs w:val="false"/>
+          <w:sz w:val="26"/>
+          <w:szCs w:val="26"/>
         </w:rPr>
         <w:t xml:space="preserve">Реалізувати схему одноразового підпису Лампорта на основі SHA-256. Параметри: n = 256 (довжина хешу і довжина повідомлення в бітах). Файл lamport.py:</w:t>
       </w:r>
@@ -1139,28 +706,26 @@
           <w:bCs w:val="false"/>
           <w:i w:val="false"/>
           <w:iCs w:val="false"/>
-          <w:color w:val="000000"/>
-          <w:sz w:val="22"/>
-          <w:szCs w:val="22"/>
-        </w:rPr>
-        <w:t xml:space="preserve"># lamport.py — Lamport one-time signature scheme</w:t>
-      </w:r>
-    </w:p>
-    <w:p>
-      <w:pPr>
-        <w:shd w:fill="F2F2F2" w:color="auto" w:val="clear"/>
-        <w:spacing w:after="0" w:line="260" w:lineRule="auto"/>
-        <w:ind w:left="200" w:firstLine="0"/>
-        <w:jc w:val="left"/>
-      </w:pPr>
-      <w:r>
-        <w:rPr>
-          <w:rFonts w:ascii="Courier New" w:cs="Courier New" w:eastAsia="Courier New" w:hAnsi="Courier New"/>
-          <w:b w:val="false"/>
-          <w:bCs w:val="false"/>
-          <w:i w:val="false"/>
-          <w:iCs w:val="false"/>
-          <w:color w:val="000000"/>
+          <w:sz w:val="22"/>
+          <w:szCs w:val="22"/>
+        </w:rPr>
+        <w:t xml:space="preserve"># lamport.py - Lamport one-time signature scheme</w:t>
+      </w:r>
+    </w:p>
+    <w:p>
+      <w:pPr>
+        <w:shd w:fill="F2F2F2" w:color="auto" w:val="clear"/>
+        <w:spacing w:after="0" w:line="260" w:lineRule="auto"/>
+        <w:ind w:left="200" w:firstLine="0"/>
+        <w:jc w:val="left"/>
+      </w:pPr>
+      <w:r>
+        <w:rPr>
+          <w:rFonts w:ascii="Courier New" w:cs="Courier New" w:eastAsia="Courier New" w:hAnsi="Courier New"/>
+          <w:b w:val="false"/>
+          <w:bCs w:val="false"/>
+          <w:i w:val="false"/>
+          <w:iCs w:val="false"/>
           <w:sz w:val="22"/>
           <w:szCs w:val="22"/>
         </w:rPr>
@@ -1181,7 +746,6 @@
           <w:bCs w:val="false"/>
           <w:i w:val="false"/>
           <w:iCs w:val="false"/>
-          <w:color w:val="000000"/>
           <w:sz w:val="22"/>
           <w:szCs w:val="22"/>
         </w:rPr>
@@ -1202,7 +766,6 @@
           <w:bCs w:val="false"/>
           <w:i w:val="false"/>
           <w:iCs w:val="false"/>
-          <w:color w:val="000000"/>
           <w:sz w:val="22"/>
           <w:szCs w:val="22"/>
         </w:rPr>
@@ -1223,7 +786,6 @@
           <w:bCs w:val="false"/>
           <w:i w:val="false"/>
           <w:iCs w:val="false"/>
-          <w:color w:val="000000"/>
           <w:sz w:val="22"/>
           <w:szCs w:val="22"/>
         </w:rPr>
@@ -1244,7 +806,6 @@
           <w:bCs w:val="false"/>
           <w:i w:val="false"/>
           <w:iCs w:val="false"/>
-          <w:color w:val="000000"/>
           <w:sz w:val="22"/>
           <w:szCs w:val="22"/>
         </w:rPr>
@@ -1265,7 +826,6 @@
           <w:bCs w:val="false"/>
           <w:i w:val="false"/>
           <w:iCs w:val="false"/>
-          <w:color w:val="000000"/>
           <w:sz w:val="22"/>
           <w:szCs w:val="22"/>
         </w:rPr>
@@ -1286,7 +846,6 @@
           <w:bCs w:val="false"/>
           <w:i w:val="false"/>
           <w:iCs w:val="false"/>
-          <w:color w:val="000000"/>
           <w:sz w:val="22"/>
           <w:szCs w:val="22"/>
         </w:rPr>
@@ -1307,7 +866,6 @@
           <w:bCs w:val="false"/>
           <w:i w:val="false"/>
           <w:iCs w:val="false"/>
-          <w:color w:val="000000"/>
           <w:sz w:val="22"/>
           <w:szCs w:val="22"/>
         </w:rPr>
@@ -1328,7 +886,6 @@
           <w:bCs w:val="false"/>
           <w:i w:val="false"/>
           <w:iCs w:val="false"/>
-          <w:color w:val="000000"/>
           <w:sz w:val="22"/>
           <w:szCs w:val="22"/>
         </w:rPr>
@@ -1349,7 +906,6 @@
           <w:bCs w:val="false"/>
           <w:i w:val="false"/>
           <w:iCs w:val="false"/>
-          <w:color w:val="000000"/>
           <w:sz w:val="22"/>
           <w:szCs w:val="22"/>
         </w:rPr>
@@ -1370,7 +926,6 @@
           <w:bCs w:val="false"/>
           <w:i w:val="false"/>
           <w:iCs w:val="false"/>
-          <w:color w:val="000000"/>
           <w:sz w:val="22"/>
           <w:szCs w:val="22"/>
         </w:rPr>
@@ -1391,7 +946,6 @@
           <w:bCs w:val="false"/>
           <w:i w:val="false"/>
           <w:iCs w:val="false"/>
-          <w:color w:val="000000"/>
           <w:sz w:val="22"/>
           <w:szCs w:val="22"/>
         </w:rPr>
@@ -1412,7 +966,6 @@
           <w:bCs w:val="false"/>
           <w:i w:val="false"/>
           <w:iCs w:val="false"/>
-          <w:color w:val="000000"/>
           <w:sz w:val="22"/>
           <w:szCs w:val="22"/>
         </w:rPr>
@@ -1433,7 +986,6 @@
           <w:bCs w:val="false"/>
           <w:i w:val="false"/>
           <w:iCs w:val="false"/>
-          <w:color w:val="000000"/>
           <w:sz w:val="22"/>
           <w:szCs w:val="22"/>
         </w:rPr>
@@ -1454,7 +1006,6 @@
           <w:bCs w:val="false"/>
           <w:i w:val="false"/>
           <w:iCs w:val="false"/>
-          <w:color w:val="000000"/>
           <w:sz w:val="22"/>
           <w:szCs w:val="22"/>
         </w:rPr>
@@ -1475,7 +1026,6 @@
           <w:bCs w:val="false"/>
           <w:i w:val="false"/>
           <w:iCs w:val="false"/>
-          <w:color w:val="000000"/>
           <w:sz w:val="22"/>
           <w:szCs w:val="22"/>
         </w:rPr>
@@ -1496,7 +1046,6 @@
           <w:bCs w:val="false"/>
           <w:i w:val="false"/>
           <w:iCs w:val="false"/>
-          <w:color w:val="000000"/>
           <w:sz w:val="22"/>
           <w:szCs w:val="22"/>
         </w:rPr>
@@ -1517,7 +1066,6 @@
           <w:bCs w:val="false"/>
           <w:i w:val="false"/>
           <w:iCs w:val="false"/>
-          <w:color w:val="000000"/>
           <w:sz w:val="22"/>
           <w:szCs w:val="22"/>
         </w:rPr>
@@ -1538,7 +1086,6 @@
           <w:bCs w:val="false"/>
           <w:i w:val="false"/>
           <w:iCs w:val="false"/>
-          <w:color w:val="000000"/>
           <w:sz w:val="22"/>
           <w:szCs w:val="22"/>
         </w:rPr>
@@ -1559,7 +1106,6 @@
           <w:bCs w:val="false"/>
           <w:i w:val="false"/>
           <w:iCs w:val="false"/>
-          <w:color w:val="000000"/>
           <w:sz w:val="22"/>
           <w:szCs w:val="22"/>
         </w:rPr>
@@ -1580,7 +1126,6 @@
           <w:bCs w:val="false"/>
           <w:i w:val="false"/>
           <w:iCs w:val="false"/>
-          <w:color w:val="000000"/>
           <w:sz w:val="22"/>
           <w:szCs w:val="22"/>
         </w:rPr>
@@ -1601,7 +1146,6 @@
           <w:bCs w:val="false"/>
           <w:i w:val="false"/>
           <w:iCs w:val="false"/>
-          <w:color w:val="000000"/>
           <w:sz w:val="22"/>
           <w:szCs w:val="22"/>
         </w:rPr>
@@ -1622,7 +1166,6 @@
           <w:bCs w:val="false"/>
           <w:i w:val="false"/>
           <w:iCs w:val="false"/>
-          <w:color w:val="000000"/>
           <w:sz w:val="22"/>
           <w:szCs w:val="22"/>
         </w:rPr>
@@ -1643,7 +1186,6 @@
           <w:bCs w:val="false"/>
           <w:i w:val="false"/>
           <w:iCs w:val="false"/>
-          <w:color w:val="000000"/>
           <w:sz w:val="22"/>
           <w:szCs w:val="22"/>
         </w:rPr>
@@ -1664,7 +1206,6 @@
           <w:bCs w:val="false"/>
           <w:i w:val="false"/>
           <w:iCs w:val="false"/>
-          <w:color w:val="000000"/>
           <w:sz w:val="22"/>
           <w:szCs w:val="22"/>
         </w:rPr>
@@ -1685,7 +1226,6 @@
           <w:bCs w:val="false"/>
           <w:i w:val="false"/>
           <w:iCs w:val="false"/>
-          <w:color w:val="000000"/>
           <w:sz w:val="22"/>
           <w:szCs w:val="22"/>
         </w:rPr>
@@ -1706,7 +1246,6 @@
           <w:bCs w:val="false"/>
           <w:i w:val="false"/>
           <w:iCs w:val="false"/>
-          <w:color w:val="000000"/>
           <w:sz w:val="22"/>
           <w:szCs w:val="22"/>
         </w:rPr>
@@ -1727,7 +1266,6 @@
           <w:bCs w:val="false"/>
           <w:i w:val="false"/>
           <w:iCs w:val="false"/>
-          <w:color w:val="000000"/>
           <w:sz w:val="22"/>
           <w:szCs w:val="22"/>
         </w:rPr>
@@ -1748,7 +1286,6 @@
           <w:bCs w:val="false"/>
           <w:i w:val="false"/>
           <w:iCs w:val="false"/>
-          <w:color w:val="000000"/>
           <w:sz w:val="22"/>
           <w:szCs w:val="22"/>
         </w:rPr>
@@ -1769,7 +1306,6 @@
           <w:bCs w:val="false"/>
           <w:i w:val="false"/>
           <w:iCs w:val="false"/>
-          <w:color w:val="000000"/>
           <w:sz w:val="22"/>
           <w:szCs w:val="22"/>
         </w:rPr>
@@ -1790,7 +1326,6 @@
           <w:bCs w:val="false"/>
           <w:i w:val="false"/>
           <w:iCs w:val="false"/>
-          <w:color w:val="000000"/>
           <w:sz w:val="22"/>
           <w:szCs w:val="22"/>
         </w:rPr>
@@ -1811,7 +1346,6 @@
           <w:bCs w:val="false"/>
           <w:i w:val="false"/>
           <w:iCs w:val="false"/>
-          <w:color w:val="000000"/>
           <w:sz w:val="22"/>
           <w:szCs w:val="22"/>
         </w:rPr>
@@ -1832,7 +1366,6 @@
           <w:bCs w:val="false"/>
           <w:i w:val="false"/>
           <w:iCs w:val="false"/>
-          <w:color w:val="000000"/>
           <w:sz w:val="22"/>
           <w:szCs w:val="22"/>
         </w:rPr>
@@ -1853,7 +1386,6 @@
           <w:bCs w:val="false"/>
           <w:i w:val="false"/>
           <w:iCs w:val="false"/>
-          <w:color w:val="000000"/>
           <w:sz w:val="22"/>
           <w:szCs w:val="22"/>
         </w:rPr>
@@ -1874,7 +1406,6 @@
           <w:bCs w:val="false"/>
           <w:i w:val="false"/>
           <w:iCs w:val="false"/>
-          <w:color w:val="000000"/>
           <w:sz w:val="22"/>
           <w:szCs w:val="22"/>
         </w:rPr>
@@ -1895,7 +1426,6 @@
           <w:bCs w:val="false"/>
           <w:i w:val="false"/>
           <w:iCs w:val="false"/>
-          <w:color w:val="000000"/>
           <w:sz w:val="22"/>
           <w:szCs w:val="22"/>
         </w:rPr>
@@ -1916,7 +1446,6 @@
           <w:bCs w:val="false"/>
           <w:i w:val="false"/>
           <w:iCs w:val="false"/>
-          <w:color w:val="000000"/>
           <w:sz w:val="22"/>
           <w:szCs w:val="22"/>
         </w:rPr>
@@ -1937,7 +1466,6 @@
           <w:bCs w:val="false"/>
           <w:i w:val="false"/>
           <w:iCs w:val="false"/>
-          <w:color w:val="000000"/>
           <w:sz w:val="22"/>
           <w:szCs w:val="22"/>
         </w:rPr>
@@ -1958,7 +1486,6 @@
           <w:bCs w:val="false"/>
           <w:i w:val="false"/>
           <w:iCs w:val="false"/>
-          <w:color w:val="000000"/>
           <w:sz w:val="22"/>
           <w:szCs w:val="22"/>
         </w:rPr>
@@ -1979,7 +1506,6 @@
           <w:bCs w:val="false"/>
           <w:i w:val="false"/>
           <w:iCs w:val="false"/>
-          <w:color w:val="000000"/>
           <w:sz w:val="22"/>
           <w:szCs w:val="22"/>
         </w:rPr>
@@ -1992,14 +1518,13 @@
       </w:pPr>
       <w:r>
         <w:rPr>
-          <w:rFonts w:ascii="Times New Roman" w:cs="Times New Roman" w:eastAsia="Times New Roman" w:hAnsi="Times New Roman"/>
-          <w:b w:val="false"/>
-          <w:bCs w:val="false"/>
-          <w:i w:val="false"/>
-          <w:iCs w:val="false"/>
-          <w:color w:val="000000"/>
-          <w:sz w:val="28"/>
-          <w:szCs w:val="28"/>
+          <w:rFonts w:ascii="Open Sans" w:cs="Open Sans" w:eastAsia="Open Sans" w:hAnsi="Open Sans"/>
+          <w:b w:val="false"/>
+          <w:bCs w:val="false"/>
+          <w:i w:val="false"/>
+          <w:iCs w:val="false"/>
+          <w:sz w:val="26"/>
+          <w:szCs w:val="26"/>
         </w:rPr>
         <w:t xml:space="preserve"/>
       </w:r>
@@ -2012,14 +1537,13 @@
       </w:pPr>
       <w:r>
         <w:rPr>
-          <w:rFonts w:ascii="Times New Roman" w:cs="Times New Roman" w:eastAsia="Times New Roman" w:hAnsi="Times New Roman"/>
-          <w:b w:val="false"/>
-          <w:bCs w:val="false"/>
-          <w:i w:val="false"/>
-          <w:iCs w:val="false"/>
-          <w:color w:val="000000"/>
-          <w:sz w:val="28"/>
-          <w:szCs w:val="28"/>
+          <w:rFonts w:ascii="Open Sans" w:cs="Open Sans" w:eastAsia="Open Sans" w:hAnsi="Open Sans"/>
+          <w:b w:val="false"/>
+          <w:bCs w:val="false"/>
+          <w:i w:val="false"/>
+          <w:iCs w:val="false"/>
+          <w:sz w:val="26"/>
+          <w:szCs w:val="26"/>
         </w:rPr>
         <w:t xml:space="preserve">Очікуваний вивід:</w:t>
       </w:r>
@@ -2038,7 +1562,6 @@
           <w:bCs w:val="false"/>
           <w:i w:val="false"/>
           <w:iCs w:val="false"/>
-          <w:color w:val="000000"/>
           <w:sz w:val="22"/>
           <w:szCs w:val="22"/>
         </w:rPr>
@@ -2059,7 +1582,6 @@
           <w:bCs w:val="false"/>
           <w:i w:val="false"/>
           <w:iCs w:val="false"/>
-          <w:color w:val="000000"/>
           <w:sz w:val="22"/>
           <w:szCs w:val="22"/>
         </w:rPr>
@@ -2080,7 +1602,6 @@
           <w:bCs w:val="false"/>
           <w:i w:val="false"/>
           <w:iCs w:val="false"/>
-          <w:color w:val="000000"/>
           <w:sz w:val="22"/>
           <w:szCs w:val="22"/>
         </w:rPr>
@@ -2101,7 +1622,6 @@
           <w:bCs w:val="false"/>
           <w:i w:val="false"/>
           <w:iCs w:val="false"/>
-          <w:color w:val="000000"/>
           <w:sz w:val="22"/>
           <w:szCs w:val="22"/>
         </w:rPr>
@@ -2122,7 +1642,6 @@
           <w:bCs w:val="false"/>
           <w:i w:val="false"/>
           <w:iCs w:val="false"/>
-          <w:color w:val="000000"/>
           <w:sz w:val="22"/>
           <w:szCs w:val="22"/>
         </w:rPr>
@@ -2135,14 +1654,13 @@
       </w:pPr>
       <w:r>
         <w:rPr>
-          <w:rFonts w:ascii="Times New Roman" w:cs="Times New Roman" w:eastAsia="Times New Roman" w:hAnsi="Times New Roman"/>
-          <w:b w:val="false"/>
-          <w:bCs w:val="false"/>
-          <w:i w:val="false"/>
-          <w:iCs w:val="false"/>
-          <w:color w:val="000000"/>
-          <w:sz w:val="28"/>
-          <w:szCs w:val="28"/>
+          <w:rFonts w:ascii="Open Sans" w:cs="Open Sans" w:eastAsia="Open Sans" w:hAnsi="Open Sans"/>
+          <w:b w:val="false"/>
+          <w:bCs w:val="false"/>
+          <w:i w:val="false"/>
+          <w:iCs w:val="false"/>
+          <w:sz w:val="26"/>
+          <w:szCs w:val="26"/>
         </w:rPr>
         <w:t xml:space="preserve"/>
       </w:r>
@@ -2155,14 +1673,13 @@
       </w:pPr>
       <w:r>
         <w:rPr>
-          <w:rFonts w:ascii="Times New Roman" w:cs="Times New Roman" w:eastAsia="Times New Roman" w:hAnsi="Times New Roman"/>
-          <w:b w:val="false"/>
-          <w:bCs w:val="false"/>
-          <w:i w:val="false"/>
-          <w:iCs w:val="false"/>
-          <w:color w:val="000000"/>
-          <w:sz w:val="28"/>
-          <w:szCs w:val="28"/>
+          <w:rFonts w:ascii="Open Sans" w:cs="Open Sans" w:eastAsia="Open Sans" w:hAnsi="Open Sans"/>
+          <w:b w:val="false"/>
+          <w:bCs w:val="false"/>
+          <w:i w:val="false"/>
+          <w:iCs w:val="false"/>
+          <w:sz w:val="26"/>
+          <w:szCs w:val="26"/>
         </w:rPr>
         <w:t xml:space="preserve">Зафіксувати у звіті: розміри ключів і підпису, час виконання KeyGen / Sign / Verify (виміряти через time.perf_counter()).</w:t>
       </w:r>
@@ -2176,14 +1693,13 @@
       </w:pPr>
       <w:r>
         <w:rPr>
-          <w:rFonts w:ascii="Times New Roman" w:cs="Times New Roman" w:eastAsia="Times New Roman" w:hAnsi="Times New Roman"/>
+          <w:rFonts w:ascii="Open Sans" w:cs="Open Sans" w:eastAsia="Open Sans" w:hAnsi="Open Sans"/>
           <w:b/>
           <w:bCs/>
           <w:i w:val="false"/>
           <w:iCs w:val="false"/>
-          <w:color w:val="000000"/>
-          <w:sz w:val="28"/>
-          <w:szCs w:val="28"/>
+          <w:sz w:val="26"/>
+          <w:szCs w:val="26"/>
         </w:rPr>
         <w:t xml:space="preserve">4.2. Завдання 2. Атака повторного використання ключа</w:t>
       </w:r>
@@ -2196,14 +1712,13 @@
       </w:pPr>
       <w:r>
         <w:rPr>
-          <w:rFonts w:ascii="Times New Roman" w:cs="Times New Roman" w:eastAsia="Times New Roman" w:hAnsi="Times New Roman"/>
-          <w:b w:val="false"/>
-          <w:bCs w:val="false"/>
-          <w:i w:val="false"/>
-          <w:iCs w:val="false"/>
-          <w:color w:val="000000"/>
-          <w:sz w:val="28"/>
-          <w:szCs w:val="28"/>
+          <w:rFonts w:ascii="Open Sans" w:cs="Open Sans" w:eastAsia="Open Sans" w:hAnsi="Open Sans"/>
+          <w:b w:val="false"/>
+          <w:bCs w:val="false"/>
+          <w:i w:val="false"/>
+          <w:iCs w:val="false"/>
+          <w:sz w:val="26"/>
+          <w:szCs w:val="26"/>
         </w:rPr>
         <w:t xml:space="preserve">Продемонструвати критичність one-time властивості: якщо одну ключову пару використати для двох різних повідомлень, зловмисник може підробити підпис на третє повідомлення без знання решти приватного ключа. Файл lamport_attack.py:</w:t>
       </w:r>
@@ -2222,28 +1737,26 @@
           <w:bCs w:val="false"/>
           <w:i w:val="false"/>
           <w:iCs w:val="false"/>
-          <w:color w:val="000000"/>
-          <w:sz w:val="22"/>
-          <w:szCs w:val="22"/>
-        </w:rPr>
-        <w:t xml:space="preserve"># lamport_attack.py — Demonstrate forgery from key reuse</w:t>
-      </w:r>
-    </w:p>
-    <w:p>
-      <w:pPr>
-        <w:shd w:fill="F2F2F2" w:color="auto" w:val="clear"/>
-        <w:spacing w:after="0" w:line="260" w:lineRule="auto"/>
-        <w:ind w:left="200" w:firstLine="0"/>
-        <w:jc w:val="left"/>
-      </w:pPr>
-      <w:r>
-        <w:rPr>
-          <w:rFonts w:ascii="Courier New" w:cs="Courier New" w:eastAsia="Courier New" w:hAnsi="Courier New"/>
-          <w:b w:val="false"/>
-          <w:bCs w:val="false"/>
-          <w:i w:val="false"/>
-          <w:iCs w:val="false"/>
-          <w:color w:val="000000"/>
+          <w:sz w:val="22"/>
+          <w:szCs w:val="22"/>
+        </w:rPr>
+        <w:t xml:space="preserve"># lamport_attack.py - Demonstrate forgery from key reuse</w:t>
+      </w:r>
+    </w:p>
+    <w:p>
+      <w:pPr>
+        <w:shd w:fill="F2F2F2" w:color="auto" w:val="clear"/>
+        <w:spacing w:after="0" w:line="260" w:lineRule="auto"/>
+        <w:ind w:left="200" w:firstLine="0"/>
+        <w:jc w:val="left"/>
+      </w:pPr>
+      <w:r>
+        <w:rPr>
+          <w:rFonts w:ascii="Courier New" w:cs="Courier New" w:eastAsia="Courier New" w:hAnsi="Courier New"/>
+          <w:b w:val="false"/>
+          <w:bCs w:val="false"/>
+          <w:i w:val="false"/>
+          <w:iCs w:val="false"/>
           <w:sz w:val="22"/>
           <w:szCs w:val="22"/>
         </w:rPr>
@@ -2264,7 +1777,6 @@
           <w:bCs w:val="false"/>
           <w:i w:val="false"/>
           <w:iCs w:val="false"/>
-          <w:color w:val="000000"/>
           <w:sz w:val="22"/>
           <w:szCs w:val="22"/>
         </w:rPr>
@@ -2285,7 +1797,6 @@
           <w:bCs w:val="false"/>
           <w:i w:val="false"/>
           <w:iCs w:val="false"/>
-          <w:color w:val="000000"/>
           <w:sz w:val="22"/>
           <w:szCs w:val="22"/>
         </w:rPr>
@@ -2306,7 +1817,6 @@
           <w:bCs w:val="false"/>
           <w:i w:val="false"/>
           <w:iCs w:val="false"/>
-          <w:color w:val="000000"/>
           <w:sz w:val="22"/>
           <w:szCs w:val="22"/>
         </w:rPr>
@@ -2327,7 +1837,6 @@
           <w:bCs w:val="false"/>
           <w:i w:val="false"/>
           <w:iCs w:val="false"/>
-          <w:color w:val="000000"/>
           <w:sz w:val="22"/>
           <w:szCs w:val="22"/>
         </w:rPr>
@@ -2348,7 +1857,6 @@
           <w:bCs w:val="false"/>
           <w:i w:val="false"/>
           <w:iCs w:val="false"/>
-          <w:color w:val="000000"/>
           <w:sz w:val="22"/>
           <w:szCs w:val="22"/>
         </w:rPr>
@@ -2369,7 +1877,6 @@
           <w:bCs w:val="false"/>
           <w:i w:val="false"/>
           <w:iCs w:val="false"/>
-          <w:color w:val="000000"/>
           <w:sz w:val="22"/>
           <w:szCs w:val="22"/>
         </w:rPr>
@@ -2390,7 +1897,6 @@
           <w:bCs w:val="false"/>
           <w:i w:val="false"/>
           <w:iCs w:val="false"/>
-          <w:color w:val="000000"/>
           <w:sz w:val="22"/>
           <w:szCs w:val="22"/>
         </w:rPr>
@@ -2411,7 +1917,6 @@
           <w:bCs w:val="false"/>
           <w:i w:val="false"/>
           <w:iCs w:val="false"/>
-          <w:color w:val="000000"/>
           <w:sz w:val="22"/>
           <w:szCs w:val="22"/>
         </w:rPr>
@@ -2432,7 +1937,6 @@
           <w:bCs w:val="false"/>
           <w:i w:val="false"/>
           <w:iCs w:val="false"/>
-          <w:color w:val="000000"/>
           <w:sz w:val="22"/>
           <w:szCs w:val="22"/>
         </w:rPr>
@@ -2453,7 +1957,6 @@
           <w:bCs w:val="false"/>
           <w:i w:val="false"/>
           <w:iCs w:val="false"/>
-          <w:color w:val="000000"/>
           <w:sz w:val="22"/>
           <w:szCs w:val="22"/>
         </w:rPr>
@@ -2474,7 +1977,6 @@
           <w:bCs w:val="false"/>
           <w:i w:val="false"/>
           <w:iCs w:val="false"/>
-          <w:color w:val="000000"/>
           <w:sz w:val="22"/>
           <w:szCs w:val="22"/>
         </w:rPr>
@@ -2495,7 +1997,6 @@
           <w:bCs w:val="false"/>
           <w:i w:val="false"/>
           <w:iCs w:val="false"/>
-          <w:color w:val="000000"/>
           <w:sz w:val="22"/>
           <w:szCs w:val="22"/>
         </w:rPr>
@@ -2516,7 +2017,6 @@
           <w:bCs w:val="false"/>
           <w:i w:val="false"/>
           <w:iCs w:val="false"/>
-          <w:color w:val="000000"/>
           <w:sz w:val="22"/>
           <w:szCs w:val="22"/>
         </w:rPr>
@@ -2537,7 +2037,6 @@
           <w:bCs w:val="false"/>
           <w:i w:val="false"/>
           <w:iCs w:val="false"/>
-          <w:color w:val="000000"/>
           <w:sz w:val="22"/>
           <w:szCs w:val="22"/>
         </w:rPr>
@@ -2558,7 +2057,6 @@
           <w:bCs w:val="false"/>
           <w:i w:val="false"/>
           <w:iCs w:val="false"/>
-          <w:color w:val="000000"/>
           <w:sz w:val="22"/>
           <w:szCs w:val="22"/>
         </w:rPr>
@@ -2579,7 +2077,6 @@
           <w:bCs w:val="false"/>
           <w:i w:val="false"/>
           <w:iCs w:val="false"/>
-          <w:color w:val="000000"/>
           <w:sz w:val="22"/>
           <w:szCs w:val="22"/>
         </w:rPr>
@@ -2600,7 +2097,6 @@
           <w:bCs w:val="false"/>
           <w:i w:val="false"/>
           <w:iCs w:val="false"/>
-          <w:color w:val="000000"/>
           <w:sz w:val="22"/>
           <w:szCs w:val="22"/>
         </w:rPr>
@@ -2621,7 +2117,6 @@
           <w:bCs w:val="false"/>
           <w:i w:val="false"/>
           <w:iCs w:val="false"/>
-          <w:color w:val="000000"/>
           <w:sz w:val="22"/>
           <w:szCs w:val="22"/>
         </w:rPr>
@@ -2642,7 +2137,6 @@
           <w:bCs w:val="false"/>
           <w:i w:val="false"/>
           <w:iCs w:val="false"/>
-          <w:color w:val="000000"/>
           <w:sz w:val="22"/>
           <w:szCs w:val="22"/>
         </w:rPr>
@@ -2663,7 +2157,6 @@
           <w:bCs w:val="false"/>
           <w:i w:val="false"/>
           <w:iCs w:val="false"/>
-          <w:color w:val="000000"/>
           <w:sz w:val="22"/>
           <w:szCs w:val="22"/>
         </w:rPr>
@@ -2684,28 +2177,26 @@
           <w:bCs w:val="false"/>
           <w:i w:val="false"/>
           <w:iCs w:val="false"/>
-          <w:color w:val="000000"/>
-          <w:sz w:val="22"/>
-          <w:szCs w:val="22"/>
-        </w:rPr>
-        <w:t xml:space="preserve">    sig2 = lamport_sign(sk, m2)  # !!! REUSE — поганo</w:t>
-      </w:r>
-    </w:p>
-    <w:p>
-      <w:pPr>
-        <w:shd w:fill="F2F2F2" w:color="auto" w:val="clear"/>
-        <w:spacing w:after="0" w:line="260" w:lineRule="auto"/>
-        <w:ind w:left="200" w:firstLine="0"/>
-        <w:jc w:val="left"/>
-      </w:pPr>
-      <w:r>
-        <w:rPr>
-          <w:rFonts w:ascii="Courier New" w:cs="Courier New" w:eastAsia="Courier New" w:hAnsi="Courier New"/>
-          <w:b w:val="false"/>
-          <w:bCs w:val="false"/>
-          <w:i w:val="false"/>
-          <w:iCs w:val="false"/>
-          <w:color w:val="000000"/>
+          <w:sz w:val="22"/>
+          <w:szCs w:val="22"/>
+        </w:rPr>
+        <w:t xml:space="preserve">    sig2 = lamport_sign(sk, m2)  # !!! REUSE - поганo</w:t>
+      </w:r>
+    </w:p>
+    <w:p>
+      <w:pPr>
+        <w:shd w:fill="F2F2F2" w:color="auto" w:val="clear"/>
+        <w:spacing w:after="0" w:line="260" w:lineRule="auto"/>
+        <w:ind w:left="200" w:firstLine="0"/>
+        <w:jc w:val="left"/>
+      </w:pPr>
+      <w:r>
+        <w:rPr>
+          <w:rFonts w:ascii="Courier New" w:cs="Courier New" w:eastAsia="Courier New" w:hAnsi="Courier New"/>
+          <w:b w:val="false"/>
+          <w:bCs w:val="false"/>
+          <w:i w:val="false"/>
+          <w:iCs w:val="false"/>
           <w:sz w:val="22"/>
           <w:szCs w:val="22"/>
         </w:rPr>
@@ -2726,7 +2217,6 @@
           <w:bCs w:val="false"/>
           <w:i w:val="false"/>
           <w:iCs w:val="false"/>
-          <w:color w:val="000000"/>
           <w:sz w:val="22"/>
           <w:szCs w:val="22"/>
         </w:rPr>
@@ -2747,7 +2237,6 @@
           <w:bCs w:val="false"/>
           <w:i w:val="false"/>
           <w:iCs w:val="false"/>
-          <w:color w:val="000000"/>
           <w:sz w:val="22"/>
           <w:szCs w:val="22"/>
         </w:rPr>
@@ -2768,7 +2257,6 @@
           <w:bCs w:val="false"/>
           <w:i w:val="false"/>
           <w:iCs w:val="false"/>
-          <w:color w:val="000000"/>
           <w:sz w:val="22"/>
           <w:szCs w:val="22"/>
         </w:rPr>
@@ -2789,7 +2277,6 @@
           <w:bCs w:val="false"/>
           <w:i w:val="false"/>
           <w:iCs w:val="false"/>
-          <w:color w:val="000000"/>
           <w:sz w:val="22"/>
           <w:szCs w:val="22"/>
         </w:rPr>
@@ -2810,7 +2297,6 @@
           <w:bCs w:val="false"/>
           <w:i w:val="false"/>
           <w:iCs w:val="false"/>
-          <w:color w:val="000000"/>
           <w:sz w:val="22"/>
           <w:szCs w:val="22"/>
         </w:rPr>
@@ -2831,7 +2317,6 @@
           <w:bCs w:val="false"/>
           <w:i w:val="false"/>
           <w:iCs w:val="false"/>
-          <w:color w:val="000000"/>
           <w:sz w:val="22"/>
           <w:szCs w:val="22"/>
         </w:rPr>
@@ -2852,7 +2337,6 @@
           <w:bCs w:val="false"/>
           <w:i w:val="false"/>
           <w:iCs w:val="false"/>
-          <w:color w:val="000000"/>
           <w:sz w:val="22"/>
           <w:szCs w:val="22"/>
         </w:rPr>
@@ -2873,7 +2357,6 @@
           <w:bCs w:val="false"/>
           <w:i w:val="false"/>
           <w:iCs w:val="false"/>
-          <w:color w:val="000000"/>
           <w:sz w:val="22"/>
           <w:szCs w:val="22"/>
         </w:rPr>
@@ -2894,7 +2377,6 @@
           <w:bCs w:val="false"/>
           <w:i w:val="false"/>
           <w:iCs w:val="false"/>
-          <w:color w:val="000000"/>
           <w:sz w:val="22"/>
           <w:szCs w:val="22"/>
         </w:rPr>
@@ -2915,7 +2397,6 @@
           <w:bCs w:val="false"/>
           <w:i w:val="false"/>
           <w:iCs w:val="false"/>
-          <w:color w:val="000000"/>
           <w:sz w:val="22"/>
           <w:szCs w:val="22"/>
         </w:rPr>
@@ -2936,7 +2417,6 @@
           <w:bCs w:val="false"/>
           <w:i w:val="false"/>
           <w:iCs w:val="false"/>
-          <w:color w:val="000000"/>
           <w:sz w:val="22"/>
           <w:szCs w:val="22"/>
         </w:rPr>
@@ -2957,7 +2437,6 @@
           <w:bCs w:val="false"/>
           <w:i w:val="false"/>
           <w:iCs w:val="false"/>
-          <w:color w:val="000000"/>
           <w:sz w:val="22"/>
           <w:szCs w:val="22"/>
         </w:rPr>
@@ -2970,14 +2449,13 @@
       </w:pPr>
       <w:r>
         <w:rPr>
-          <w:rFonts w:ascii="Times New Roman" w:cs="Times New Roman" w:eastAsia="Times New Roman" w:hAnsi="Times New Roman"/>
-          <w:b w:val="false"/>
-          <w:bCs w:val="false"/>
-          <w:i w:val="false"/>
-          <w:iCs w:val="false"/>
-          <w:color w:val="000000"/>
-          <w:sz w:val="28"/>
-          <w:szCs w:val="28"/>
+          <w:rFonts w:ascii="Open Sans" w:cs="Open Sans" w:eastAsia="Open Sans" w:hAnsi="Open Sans"/>
+          <w:b w:val="false"/>
+          <w:bCs w:val="false"/>
+          <w:i w:val="false"/>
+          <w:iCs w:val="false"/>
+          <w:sz w:val="26"/>
+          <w:szCs w:val="26"/>
         </w:rPr>
         <w:t xml:space="preserve"/>
       </w:r>
@@ -2990,16 +2468,15 @@
       </w:pPr>
       <w:r>
         <w:rPr>
-          <w:rFonts w:ascii="Times New Roman" w:cs="Times New Roman" w:eastAsia="Times New Roman" w:hAnsi="Times New Roman"/>
-          <w:b w:val="false"/>
-          <w:bCs w:val="false"/>
-          <w:i w:val="false"/>
-          <w:iCs w:val="false"/>
-          <w:color w:val="000000"/>
-          <w:sz w:val="28"/>
-          <w:szCs w:val="28"/>
-        </w:rPr>
-        <w:t xml:space="preserve">Пояснення в звіті: для кожної бітової позиції i зловмисник знає sk_{i, m1[i]} (з sig1) і sk_{i, m2[i]} (з sig2). Якщо m1[i] = m2[i] = 0 — він знає лише sk_{i,0}; для бажаного target[i] = 1 потрібен sk_{i,1}, якого він не має. Тому атака успішна лише для тих target, де target[i] ∈ {m1[i], m2[i]} для всіх i. У середньому ¾ з 256 позицій підходять, що дає ймовірність успіху ≈ (¾)²⁵⁶ ≈ 2⁻¹⁰⁶ для випадкового target — атака практично неможлива для випадкових повідомлень. Але якщо m1 та m2 «доповнюють» одне одного (m1[i] ⊕ m2[i] = 1 для всіх i), то forgery 100% успішна для будь-якого target.</w:t>
+          <w:rFonts w:ascii="Open Sans" w:cs="Open Sans" w:eastAsia="Open Sans" w:hAnsi="Open Sans"/>
+          <w:b w:val="false"/>
+          <w:bCs w:val="false"/>
+          <w:i w:val="false"/>
+          <w:iCs w:val="false"/>
+          <w:sz w:val="26"/>
+          <w:szCs w:val="26"/>
+        </w:rPr>
+        <w:t xml:space="preserve">Пояснення в звіті: для кожної бітової позиції i зловмисник знає sk_{i, m1[i]} (з sig1) і sk_{i, m2[i]} (з sig2). Якщо m1[i] = m2[i] = 0 - він знає лише sk_{i,0}; для бажаного target[i] = 1 потрібен sk_{i,1}, якого він не має. Тому атака успішна лише для тих target, де target[i] ∈ {m1[i], m2[i]} для всіх i. У середньому ¾ з 256 позицій підходять, що дає ймовірність успіху ≈ (¾)²⁵⁶ ≈ 2⁻¹⁰⁶ для випадкового target - атака практично неможлива для випадкових повідомлень. Але якщо m1 та m2 «доповнюють» одне одного (m1[i] ⊕ m2[i] = 1 для всіх i), то forgery 100% успішна для будь-якого target.</w:t>
       </w:r>
     </w:p>
     <w:p>
@@ -3010,16 +2487,15 @@
       </w:pPr>
       <w:r>
         <w:rPr>
-          <w:rFonts w:ascii="Times New Roman" w:cs="Times New Roman" w:eastAsia="Times New Roman" w:hAnsi="Times New Roman"/>
-          <w:b w:val="false"/>
-          <w:bCs w:val="false"/>
-          <w:i w:val="false"/>
-          <w:iCs w:val="false"/>
-          <w:color w:val="000000"/>
-          <w:sz w:val="28"/>
-          <w:szCs w:val="28"/>
-        </w:rPr>
-        <w:t xml:space="preserve">Додатково реалізувати «найгірший випадок»: m2 = bitwise NOT of m1 (точніше — повідомлення, що дає протилежний хеш). Показати, що в такому разі будь-який target можна підробити.</w:t>
+          <w:rFonts w:ascii="Open Sans" w:cs="Open Sans" w:eastAsia="Open Sans" w:hAnsi="Open Sans"/>
+          <w:b w:val="false"/>
+          <w:bCs w:val="false"/>
+          <w:i w:val="false"/>
+          <w:iCs w:val="false"/>
+          <w:sz w:val="26"/>
+          <w:szCs w:val="26"/>
+        </w:rPr>
+        <w:t xml:space="preserve">Додатково реалізувати «найгірший випадок»: m2 = bitwise NOT of m1 (точніше - повідомлення, що дає протилежний хеш). Показати, що в такому разі будь-який target можна підробити.</w:t>
       </w:r>
     </w:p>
     <w:p>
@@ -3031,14 +2507,13 @@
       </w:pPr>
       <w:r>
         <w:rPr>
-          <w:rFonts w:ascii="Times New Roman" w:cs="Times New Roman" w:eastAsia="Times New Roman" w:hAnsi="Times New Roman"/>
+          <w:rFonts w:ascii="Open Sans" w:cs="Open Sans" w:eastAsia="Open Sans" w:hAnsi="Open Sans"/>
           <w:b/>
           <w:bCs/>
           <w:i w:val="false"/>
           <w:iCs w:val="false"/>
-          <w:color w:val="000000"/>
-          <w:sz w:val="28"/>
-          <w:szCs w:val="28"/>
+          <w:sz w:val="26"/>
+          <w:szCs w:val="26"/>
         </w:rPr>
         <w:t xml:space="preserve">4.3. Завдання 3. WOTS+ з ланцюгом хешів</w:t>
       </w:r>
@@ -3051,14 +2526,13 @@
       </w:pPr>
       <w:r>
         <w:rPr>
-          <w:rFonts w:ascii="Times New Roman" w:cs="Times New Roman" w:eastAsia="Times New Roman" w:hAnsi="Times New Roman"/>
-          <w:b w:val="false"/>
-          <w:bCs w:val="false"/>
-          <w:i w:val="false"/>
-          <w:iCs w:val="false"/>
-          <w:color w:val="000000"/>
-          <w:sz w:val="28"/>
-          <w:szCs w:val="28"/>
+          <w:rFonts w:ascii="Open Sans" w:cs="Open Sans" w:eastAsia="Open Sans" w:hAnsi="Open Sans"/>
+          <w:b w:val="false"/>
+          <w:bCs w:val="false"/>
+          <w:i w:val="false"/>
+          <w:iCs w:val="false"/>
+          <w:sz w:val="26"/>
+          <w:szCs w:val="26"/>
         </w:rPr>
         <w:t xml:space="preserve">Реалізувати спрощений WOTS+ з параметрами n = 32 байти (SHA-256), w = 16. Обчислити len₁, len₂, len для повідомлення довжини 256 біт. Файл wots.py:</w:t>
       </w:r>
@@ -3077,28 +2551,26 @@
           <w:bCs w:val="false"/>
           <w:i w:val="false"/>
           <w:iCs w:val="false"/>
-          <w:color w:val="000000"/>
-          <w:sz w:val="22"/>
-          <w:szCs w:val="22"/>
-        </w:rPr>
-        <w:t xml:space="preserve"># wots.py — Winternitz One-Time Signature (simplified WOTS+)</w:t>
-      </w:r>
-    </w:p>
-    <w:p>
-      <w:pPr>
-        <w:shd w:fill="F2F2F2" w:color="auto" w:val="clear"/>
-        <w:spacing w:after="0" w:line="260" w:lineRule="auto"/>
-        <w:ind w:left="200" w:firstLine="0"/>
-        <w:jc w:val="left"/>
-      </w:pPr>
-      <w:r>
-        <w:rPr>
-          <w:rFonts w:ascii="Courier New" w:cs="Courier New" w:eastAsia="Courier New" w:hAnsi="Courier New"/>
-          <w:b w:val="false"/>
-          <w:bCs w:val="false"/>
-          <w:i w:val="false"/>
-          <w:iCs w:val="false"/>
-          <w:color w:val="000000"/>
+          <w:sz w:val="22"/>
+          <w:szCs w:val="22"/>
+        </w:rPr>
+        <w:t xml:space="preserve"># wots.py - Winternitz One-Time Signature (simplified WOTS+)</w:t>
+      </w:r>
+    </w:p>
+    <w:p>
+      <w:pPr>
+        <w:shd w:fill="F2F2F2" w:color="auto" w:val="clear"/>
+        <w:spacing w:after="0" w:line="260" w:lineRule="auto"/>
+        <w:ind w:left="200" w:firstLine="0"/>
+        <w:jc w:val="left"/>
+      </w:pPr>
+      <w:r>
+        <w:rPr>
+          <w:rFonts w:ascii="Courier New" w:cs="Courier New" w:eastAsia="Courier New" w:hAnsi="Courier New"/>
+          <w:b w:val="false"/>
+          <w:bCs w:val="false"/>
+          <w:i w:val="false"/>
+          <w:iCs w:val="false"/>
           <w:sz w:val="22"/>
           <w:szCs w:val="22"/>
         </w:rPr>
@@ -3119,7 +2591,6 @@
           <w:bCs w:val="false"/>
           <w:i w:val="false"/>
           <w:iCs w:val="false"/>
-          <w:color w:val="000000"/>
           <w:sz w:val="22"/>
           <w:szCs w:val="22"/>
         </w:rPr>
@@ -3140,7 +2611,6 @@
           <w:bCs w:val="false"/>
           <w:i w:val="false"/>
           <w:iCs w:val="false"/>
-          <w:color w:val="000000"/>
           <w:sz w:val="22"/>
           <w:szCs w:val="22"/>
         </w:rPr>
@@ -3161,7 +2631,6 @@
           <w:bCs w:val="false"/>
           <w:i w:val="false"/>
           <w:iCs w:val="false"/>
-          <w:color w:val="000000"/>
           <w:sz w:val="22"/>
           <w:szCs w:val="22"/>
         </w:rPr>
@@ -3182,7 +2651,6 @@
           <w:bCs w:val="false"/>
           <w:i w:val="false"/>
           <w:iCs w:val="false"/>
-          <w:color w:val="000000"/>
           <w:sz w:val="22"/>
           <w:szCs w:val="22"/>
         </w:rPr>
@@ -3203,7 +2671,6 @@
           <w:bCs w:val="false"/>
           <w:i w:val="false"/>
           <w:iCs w:val="false"/>
-          <w:color w:val="000000"/>
           <w:sz w:val="22"/>
           <w:szCs w:val="22"/>
         </w:rPr>
@@ -3224,7 +2691,6 @@
           <w:bCs w:val="false"/>
           <w:i w:val="false"/>
           <w:iCs w:val="false"/>
-          <w:color w:val="000000"/>
           <w:sz w:val="22"/>
           <w:szCs w:val="22"/>
         </w:rPr>
@@ -3245,7 +2711,6 @@
           <w:bCs w:val="false"/>
           <w:i w:val="false"/>
           <w:iCs w:val="false"/>
-          <w:color w:val="000000"/>
           <w:sz w:val="22"/>
           <w:szCs w:val="22"/>
         </w:rPr>
@@ -3266,7 +2731,6 @@
           <w:bCs w:val="false"/>
           <w:i w:val="false"/>
           <w:iCs w:val="false"/>
-          <w:color w:val="000000"/>
           <w:sz w:val="22"/>
           <w:szCs w:val="22"/>
         </w:rPr>
@@ -3287,7 +2751,6 @@
           <w:bCs w:val="false"/>
           <w:i w:val="false"/>
           <w:iCs w:val="false"/>
-          <w:color w:val="000000"/>
           <w:sz w:val="22"/>
           <w:szCs w:val="22"/>
         </w:rPr>
@@ -3308,7 +2771,6 @@
           <w:bCs w:val="false"/>
           <w:i w:val="false"/>
           <w:iCs w:val="false"/>
-          <w:color w:val="000000"/>
           <w:sz w:val="22"/>
           <w:szCs w:val="22"/>
         </w:rPr>
@@ -3329,7 +2791,6 @@
           <w:bCs w:val="false"/>
           <w:i w:val="false"/>
           <w:iCs w:val="false"/>
-          <w:color w:val="000000"/>
           <w:sz w:val="22"/>
           <w:szCs w:val="22"/>
         </w:rPr>
@@ -3350,7 +2811,6 @@
           <w:bCs w:val="false"/>
           <w:i w:val="false"/>
           <w:iCs w:val="false"/>
-          <w:color w:val="000000"/>
           <w:sz w:val="22"/>
           <w:szCs w:val="22"/>
         </w:rPr>
@@ -3371,7 +2831,6 @@
           <w:bCs w:val="false"/>
           <w:i w:val="false"/>
           <w:iCs w:val="false"/>
-          <w:color w:val="000000"/>
           <w:sz w:val="22"/>
           <w:szCs w:val="22"/>
         </w:rPr>
@@ -3392,7 +2851,6 @@
           <w:bCs w:val="false"/>
           <w:i w:val="false"/>
           <w:iCs w:val="false"/>
-          <w:color w:val="000000"/>
           <w:sz w:val="22"/>
           <w:szCs w:val="22"/>
         </w:rPr>
@@ -3413,7 +2871,6 @@
           <w:bCs w:val="false"/>
           <w:i w:val="false"/>
           <w:iCs w:val="false"/>
-          <w:color w:val="000000"/>
           <w:sz w:val="22"/>
           <w:szCs w:val="22"/>
         </w:rPr>
@@ -3434,7 +2891,6 @@
           <w:bCs w:val="false"/>
           <w:i w:val="false"/>
           <w:iCs w:val="false"/>
-          <w:color w:val="000000"/>
           <w:sz w:val="22"/>
           <w:szCs w:val="22"/>
         </w:rPr>
@@ -3455,28 +2911,26 @@
           <w:bCs w:val="false"/>
           <w:i w:val="false"/>
           <w:iCs w:val="false"/>
-          <w:color w:val="000000"/>
-          <w:sz w:val="22"/>
-          <w:szCs w:val="22"/>
-        </w:rPr>
-        <w:t xml:space="preserve">        # Simplified: H(out XOR mask) — без окремого ключа</w:t>
-      </w:r>
-    </w:p>
-    <w:p>
-      <w:pPr>
-        <w:shd w:fill="F2F2F2" w:color="auto" w:val="clear"/>
-        <w:spacing w:after="0" w:line="260" w:lineRule="auto"/>
-        <w:ind w:left="200" w:firstLine="0"/>
-        <w:jc w:val="left"/>
-      </w:pPr>
-      <w:r>
-        <w:rPr>
-          <w:rFonts w:ascii="Courier New" w:cs="Courier New" w:eastAsia="Courier New" w:hAnsi="Courier New"/>
-          <w:b w:val="false"/>
-          <w:bCs w:val="false"/>
-          <w:i w:val="false"/>
-          <w:iCs w:val="false"/>
-          <w:color w:val="000000"/>
+          <w:sz w:val="22"/>
+          <w:szCs w:val="22"/>
+        </w:rPr>
+        <w:t xml:space="preserve">        # Simplified: H(out XOR mask) - без окремого ключа</w:t>
+      </w:r>
+    </w:p>
+    <w:p>
+      <w:pPr>
+        <w:shd w:fill="F2F2F2" w:color="auto" w:val="clear"/>
+        <w:spacing w:after="0" w:line="260" w:lineRule="auto"/>
+        <w:ind w:left="200" w:firstLine="0"/>
+        <w:jc w:val="left"/>
+      </w:pPr>
+      <w:r>
+        <w:rPr>
+          <w:rFonts w:ascii="Courier New" w:cs="Courier New" w:eastAsia="Courier New" w:hAnsi="Courier New"/>
+          <w:b w:val="false"/>
+          <w:bCs w:val="false"/>
+          <w:i w:val="false"/>
+          <w:iCs w:val="false"/>
           <w:sz w:val="22"/>
           <w:szCs w:val="22"/>
         </w:rPr>
@@ -3497,7 +2951,6 @@
           <w:bCs w:val="false"/>
           <w:i w:val="false"/>
           <w:iCs w:val="false"/>
-          <w:color w:val="000000"/>
           <w:sz w:val="22"/>
           <w:szCs w:val="22"/>
         </w:rPr>
@@ -3518,7 +2971,6 @@
           <w:bCs w:val="false"/>
           <w:i w:val="false"/>
           <w:iCs w:val="false"/>
-          <w:color w:val="000000"/>
           <w:sz w:val="22"/>
           <w:szCs w:val="22"/>
         </w:rPr>
@@ -3539,7 +2991,6 @@
           <w:bCs w:val="false"/>
           <w:i w:val="false"/>
           <w:iCs w:val="false"/>
-          <w:color w:val="000000"/>
           <w:sz w:val="22"/>
           <w:szCs w:val="22"/>
         </w:rPr>
@@ -3560,7 +3011,6 @@
           <w:bCs w:val="false"/>
           <w:i w:val="false"/>
           <w:iCs w:val="false"/>
-          <w:color w:val="000000"/>
           <w:sz w:val="22"/>
           <w:szCs w:val="22"/>
         </w:rPr>
@@ -3581,7 +3031,6 @@
           <w:bCs w:val="false"/>
           <w:i w:val="false"/>
           <w:iCs w:val="false"/>
-          <w:color w:val="000000"/>
           <w:sz w:val="22"/>
           <w:szCs w:val="22"/>
         </w:rPr>
@@ -3602,7 +3051,6 @@
           <w:bCs w:val="false"/>
           <w:i w:val="false"/>
           <w:iCs w:val="false"/>
-          <w:color w:val="000000"/>
           <w:sz w:val="22"/>
           <w:szCs w:val="22"/>
         </w:rPr>
@@ -3623,7 +3071,6 @@
           <w:bCs w:val="false"/>
           <w:i w:val="false"/>
           <w:iCs w:val="false"/>
-          <w:color w:val="000000"/>
           <w:sz w:val="22"/>
           <w:szCs w:val="22"/>
         </w:rPr>
@@ -3644,7 +3091,6 @@
           <w:bCs w:val="false"/>
           <w:i w:val="false"/>
           <w:iCs w:val="false"/>
-          <w:color w:val="000000"/>
           <w:sz w:val="22"/>
           <w:szCs w:val="22"/>
         </w:rPr>
@@ -3665,7 +3111,6 @@
           <w:bCs w:val="false"/>
           <w:i w:val="false"/>
           <w:iCs w:val="false"/>
-          <w:color w:val="000000"/>
           <w:sz w:val="22"/>
           <w:szCs w:val="22"/>
         </w:rPr>
@@ -3686,7 +3131,6 @@
           <w:bCs w:val="false"/>
           <w:i w:val="false"/>
           <w:iCs w:val="false"/>
-          <w:color w:val="000000"/>
           <w:sz w:val="22"/>
           <w:szCs w:val="22"/>
         </w:rPr>
@@ -3707,7 +3151,6 @@
           <w:bCs w:val="false"/>
           <w:i w:val="false"/>
           <w:iCs w:val="false"/>
-          <w:color w:val="000000"/>
           <w:sz w:val="22"/>
           <w:szCs w:val="22"/>
         </w:rPr>
@@ -3728,7 +3171,6 @@
           <w:bCs w:val="false"/>
           <w:i w:val="false"/>
           <w:iCs w:val="false"/>
-          <w:color w:val="000000"/>
           <w:sz w:val="22"/>
           <w:szCs w:val="22"/>
         </w:rPr>
@@ -3749,7 +3191,6 @@
           <w:bCs w:val="false"/>
           <w:i w:val="false"/>
           <w:iCs w:val="false"/>
-          <w:color w:val="000000"/>
           <w:sz w:val="22"/>
           <w:szCs w:val="22"/>
         </w:rPr>
@@ -3770,7 +3211,6 @@
           <w:bCs w:val="false"/>
           <w:i w:val="false"/>
           <w:iCs w:val="false"/>
-          <w:color w:val="000000"/>
           <w:sz w:val="22"/>
           <w:szCs w:val="22"/>
         </w:rPr>
@@ -3791,7 +3231,6 @@
           <w:bCs w:val="false"/>
           <w:i w:val="false"/>
           <w:iCs w:val="false"/>
-          <w:color w:val="000000"/>
           <w:sz w:val="22"/>
           <w:szCs w:val="22"/>
         </w:rPr>
@@ -3812,7 +3251,6 @@
           <w:bCs w:val="false"/>
           <w:i w:val="false"/>
           <w:iCs w:val="false"/>
-          <w:color w:val="000000"/>
           <w:sz w:val="22"/>
           <w:szCs w:val="22"/>
         </w:rPr>
@@ -3833,7 +3271,6 @@
           <w:bCs w:val="false"/>
           <w:i w:val="false"/>
           <w:iCs w:val="false"/>
-          <w:color w:val="000000"/>
           <w:sz w:val="22"/>
           <w:szCs w:val="22"/>
         </w:rPr>
@@ -3854,7 +3291,6 @@
           <w:bCs w:val="false"/>
           <w:i w:val="false"/>
           <w:iCs w:val="false"/>
-          <w:color w:val="000000"/>
           <w:sz w:val="22"/>
           <w:szCs w:val="22"/>
         </w:rPr>
@@ -3875,7 +3311,6 @@
           <w:bCs w:val="false"/>
           <w:i w:val="false"/>
           <w:iCs w:val="false"/>
-          <w:color w:val="000000"/>
           <w:sz w:val="22"/>
           <w:szCs w:val="22"/>
         </w:rPr>
@@ -3896,7 +3331,6 @@
           <w:bCs w:val="false"/>
           <w:i w:val="false"/>
           <w:iCs w:val="false"/>
-          <w:color w:val="000000"/>
           <w:sz w:val="22"/>
           <w:szCs w:val="22"/>
         </w:rPr>
@@ -3917,7 +3351,6 @@
           <w:bCs w:val="false"/>
           <w:i w:val="false"/>
           <w:iCs w:val="false"/>
-          <w:color w:val="000000"/>
           <w:sz w:val="22"/>
           <w:szCs w:val="22"/>
         </w:rPr>
@@ -3938,7 +3371,6 @@
           <w:bCs w:val="false"/>
           <w:i w:val="false"/>
           <w:iCs w:val="false"/>
-          <w:color w:val="000000"/>
           <w:sz w:val="22"/>
           <w:szCs w:val="22"/>
         </w:rPr>
@@ -3959,7 +3391,6 @@
           <w:bCs w:val="false"/>
           <w:i w:val="false"/>
           <w:iCs w:val="false"/>
-          <w:color w:val="000000"/>
           <w:sz w:val="22"/>
           <w:szCs w:val="22"/>
         </w:rPr>
@@ -3980,7 +3411,6 @@
           <w:bCs w:val="false"/>
           <w:i w:val="false"/>
           <w:iCs w:val="false"/>
-          <w:color w:val="000000"/>
           <w:sz w:val="22"/>
           <w:szCs w:val="22"/>
         </w:rPr>
@@ -4001,7 +3431,6 @@
           <w:bCs w:val="false"/>
           <w:i w:val="false"/>
           <w:iCs w:val="false"/>
-          <w:color w:val="000000"/>
           <w:sz w:val="22"/>
           <w:szCs w:val="22"/>
         </w:rPr>
@@ -4022,7 +3451,6 @@
           <w:bCs w:val="false"/>
           <w:i w:val="false"/>
           <w:iCs w:val="false"/>
-          <w:color w:val="000000"/>
           <w:sz w:val="22"/>
           <w:szCs w:val="22"/>
         </w:rPr>
@@ -4043,7 +3471,6 @@
           <w:bCs w:val="false"/>
           <w:i w:val="false"/>
           <w:iCs w:val="false"/>
-          <w:color w:val="000000"/>
           <w:sz w:val="22"/>
           <w:szCs w:val="22"/>
         </w:rPr>
@@ -4064,7 +3491,6 @@
           <w:bCs w:val="false"/>
           <w:i w:val="false"/>
           <w:iCs w:val="false"/>
-          <w:color w:val="000000"/>
           <w:sz w:val="22"/>
           <w:szCs w:val="22"/>
         </w:rPr>
@@ -4085,7 +3511,6 @@
           <w:bCs w:val="false"/>
           <w:i w:val="false"/>
           <w:iCs w:val="false"/>
-          <w:color w:val="000000"/>
           <w:sz w:val="22"/>
           <w:szCs w:val="22"/>
         </w:rPr>
@@ -4106,7 +3531,6 @@
           <w:bCs w:val="false"/>
           <w:i w:val="false"/>
           <w:iCs w:val="false"/>
-          <w:color w:val="000000"/>
           <w:sz w:val="22"/>
           <w:szCs w:val="22"/>
         </w:rPr>
@@ -4127,7 +3551,6 @@
           <w:bCs w:val="false"/>
           <w:i w:val="false"/>
           <w:iCs w:val="false"/>
-          <w:color w:val="000000"/>
           <w:sz w:val="22"/>
           <w:szCs w:val="22"/>
         </w:rPr>
@@ -4148,7 +3571,6 @@
           <w:bCs w:val="false"/>
           <w:i w:val="false"/>
           <w:iCs w:val="false"/>
-          <w:color w:val="000000"/>
           <w:sz w:val="22"/>
           <w:szCs w:val="22"/>
         </w:rPr>
@@ -4169,7 +3591,6 @@
           <w:bCs w:val="false"/>
           <w:i w:val="false"/>
           <w:iCs w:val="false"/>
-          <w:color w:val="000000"/>
           <w:sz w:val="22"/>
           <w:szCs w:val="22"/>
         </w:rPr>
@@ -4190,7 +3611,6 @@
           <w:bCs w:val="false"/>
           <w:i w:val="false"/>
           <w:iCs w:val="false"/>
-          <w:color w:val="000000"/>
           <w:sz w:val="22"/>
           <w:szCs w:val="22"/>
         </w:rPr>
@@ -4211,7 +3631,6 @@
           <w:bCs w:val="false"/>
           <w:i w:val="false"/>
           <w:iCs w:val="false"/>
-          <w:color w:val="000000"/>
           <w:sz w:val="22"/>
           <w:szCs w:val="22"/>
         </w:rPr>
@@ -4232,7 +3651,6 @@
           <w:bCs w:val="false"/>
           <w:i w:val="false"/>
           <w:iCs w:val="false"/>
-          <w:color w:val="000000"/>
           <w:sz w:val="22"/>
           <w:szCs w:val="22"/>
         </w:rPr>
@@ -4253,7 +3671,6 @@
           <w:bCs w:val="false"/>
           <w:i w:val="false"/>
           <w:iCs w:val="false"/>
-          <w:color w:val="000000"/>
           <w:sz w:val="22"/>
           <w:szCs w:val="22"/>
         </w:rPr>
@@ -4274,7 +3691,6 @@
           <w:bCs w:val="false"/>
           <w:i w:val="false"/>
           <w:iCs w:val="false"/>
-          <w:color w:val="000000"/>
           <w:sz w:val="22"/>
           <w:szCs w:val="22"/>
         </w:rPr>
@@ -4295,7 +3711,6 @@
           <w:bCs w:val="false"/>
           <w:i w:val="false"/>
           <w:iCs w:val="false"/>
-          <w:color w:val="000000"/>
           <w:sz w:val="22"/>
           <w:szCs w:val="22"/>
         </w:rPr>
@@ -4316,7 +3731,6 @@
           <w:bCs w:val="false"/>
           <w:i w:val="false"/>
           <w:iCs w:val="false"/>
-          <w:color w:val="000000"/>
           <w:sz w:val="22"/>
           <w:szCs w:val="22"/>
         </w:rPr>
@@ -4337,7 +3751,6 @@
           <w:bCs w:val="false"/>
           <w:i w:val="false"/>
           <w:iCs w:val="false"/>
-          <w:color w:val="000000"/>
           <w:sz w:val="22"/>
           <w:szCs w:val="22"/>
         </w:rPr>
@@ -4358,7 +3771,6 @@
           <w:bCs w:val="false"/>
           <w:i w:val="false"/>
           <w:iCs w:val="false"/>
-          <w:color w:val="000000"/>
           <w:sz w:val="22"/>
           <w:szCs w:val="22"/>
         </w:rPr>
@@ -4379,7 +3791,6 @@
           <w:bCs w:val="false"/>
           <w:i w:val="false"/>
           <w:iCs w:val="false"/>
-          <w:color w:val="000000"/>
           <w:sz w:val="22"/>
           <w:szCs w:val="22"/>
         </w:rPr>
@@ -4400,7 +3811,6 @@
           <w:bCs w:val="false"/>
           <w:i w:val="false"/>
           <w:iCs w:val="false"/>
-          <w:color w:val="000000"/>
           <w:sz w:val="22"/>
           <w:szCs w:val="22"/>
         </w:rPr>
@@ -4421,7 +3831,6 @@
           <w:bCs w:val="false"/>
           <w:i w:val="false"/>
           <w:iCs w:val="false"/>
-          <w:color w:val="000000"/>
           <w:sz w:val="22"/>
           <w:szCs w:val="22"/>
         </w:rPr>
@@ -4442,7 +3851,6 @@
           <w:bCs w:val="false"/>
           <w:i w:val="false"/>
           <w:iCs w:val="false"/>
-          <w:color w:val="000000"/>
           <w:sz w:val="22"/>
           <w:szCs w:val="22"/>
         </w:rPr>
@@ -4463,7 +3871,6 @@
           <w:bCs w:val="false"/>
           <w:i w:val="false"/>
           <w:iCs w:val="false"/>
-          <w:color w:val="000000"/>
           <w:sz w:val="22"/>
           <w:szCs w:val="22"/>
         </w:rPr>
@@ -4484,7 +3891,6 @@
           <w:bCs w:val="false"/>
           <w:i w:val="false"/>
           <w:iCs w:val="false"/>
-          <w:color w:val="000000"/>
           <w:sz w:val="22"/>
           <w:szCs w:val="22"/>
         </w:rPr>
@@ -4505,7 +3911,6 @@
           <w:bCs w:val="false"/>
           <w:i w:val="false"/>
           <w:iCs w:val="false"/>
-          <w:color w:val="000000"/>
           <w:sz w:val="22"/>
           <w:szCs w:val="22"/>
         </w:rPr>
@@ -4526,7 +3931,6 @@
           <w:bCs w:val="false"/>
           <w:i w:val="false"/>
           <w:iCs w:val="false"/>
-          <w:color w:val="000000"/>
           <w:sz w:val="22"/>
           <w:szCs w:val="22"/>
         </w:rPr>
@@ -4547,7 +3951,6 @@
           <w:bCs w:val="false"/>
           <w:i w:val="false"/>
           <w:iCs w:val="false"/>
-          <w:color w:val="000000"/>
           <w:sz w:val="22"/>
           <w:szCs w:val="22"/>
         </w:rPr>
@@ -4560,14 +3963,13 @@
       </w:pPr>
       <w:r>
         <w:rPr>
-          <w:rFonts w:ascii="Times New Roman" w:cs="Times New Roman" w:eastAsia="Times New Roman" w:hAnsi="Times New Roman"/>
-          <w:b w:val="false"/>
-          <w:bCs w:val="false"/>
-          <w:i w:val="false"/>
-          <w:iCs w:val="false"/>
-          <w:color w:val="000000"/>
-          <w:sz w:val="28"/>
-          <w:szCs w:val="28"/>
+          <w:rFonts w:ascii="Open Sans" w:cs="Open Sans" w:eastAsia="Open Sans" w:hAnsi="Open Sans"/>
+          <w:b w:val="false"/>
+          <w:bCs w:val="false"/>
+          <w:i w:val="false"/>
+          <w:iCs w:val="false"/>
+          <w:sz w:val="26"/>
+          <w:szCs w:val="26"/>
         </w:rPr>
         <w:t xml:space="preserve"/>
       </w:r>
@@ -4580,14 +3982,13 @@
       </w:pPr>
       <w:r>
         <w:rPr>
-          <w:rFonts w:ascii="Times New Roman" w:cs="Times New Roman" w:eastAsia="Times New Roman" w:hAnsi="Times New Roman"/>
-          <w:b w:val="false"/>
-          <w:bCs w:val="false"/>
-          <w:i w:val="false"/>
-          <w:iCs w:val="false"/>
-          <w:color w:val="000000"/>
-          <w:sz w:val="28"/>
-          <w:szCs w:val="28"/>
+          <w:rFonts w:ascii="Open Sans" w:cs="Open Sans" w:eastAsia="Open Sans" w:hAnsi="Open Sans"/>
+          <w:b w:val="false"/>
+          <w:bCs w:val="false"/>
+          <w:i w:val="false"/>
+          <w:iCs w:val="false"/>
+          <w:sz w:val="26"/>
+          <w:szCs w:val="26"/>
         </w:rPr>
         <w:t xml:space="preserve">Очікуваний вивід:</w:t>
       </w:r>
@@ -4606,7 +4007,6 @@
           <w:bCs w:val="false"/>
           <w:i w:val="false"/>
           <w:iCs w:val="false"/>
-          <w:color w:val="000000"/>
           <w:sz w:val="22"/>
           <w:szCs w:val="22"/>
         </w:rPr>
@@ -4627,7 +4027,6 @@
           <w:bCs w:val="false"/>
           <w:i w:val="false"/>
           <w:iCs w:val="false"/>
-          <w:color w:val="000000"/>
           <w:sz w:val="22"/>
           <w:szCs w:val="22"/>
         </w:rPr>
@@ -4648,7 +4047,6 @@
           <w:bCs w:val="false"/>
           <w:i w:val="false"/>
           <w:iCs w:val="false"/>
-          <w:color w:val="000000"/>
           <w:sz w:val="22"/>
           <w:szCs w:val="22"/>
         </w:rPr>
@@ -4669,7 +4067,6 @@
           <w:bCs w:val="false"/>
           <w:i w:val="false"/>
           <w:iCs w:val="false"/>
-          <w:color w:val="000000"/>
           <w:sz w:val="22"/>
           <w:szCs w:val="22"/>
         </w:rPr>
@@ -4690,7 +4087,6 @@
           <w:bCs w:val="false"/>
           <w:i w:val="false"/>
           <w:iCs w:val="false"/>
-          <w:color w:val="000000"/>
           <w:sz w:val="22"/>
           <w:szCs w:val="22"/>
         </w:rPr>
@@ -4703,14 +4099,13 @@
       </w:pPr>
       <w:r>
         <w:rPr>
-          <w:rFonts w:ascii="Times New Roman" w:cs="Times New Roman" w:eastAsia="Times New Roman" w:hAnsi="Times New Roman"/>
-          <w:b w:val="false"/>
-          <w:bCs w:val="false"/>
-          <w:i w:val="false"/>
-          <w:iCs w:val="false"/>
-          <w:color w:val="000000"/>
-          <w:sz w:val="28"/>
-          <w:szCs w:val="28"/>
+          <w:rFonts w:ascii="Open Sans" w:cs="Open Sans" w:eastAsia="Open Sans" w:hAnsi="Open Sans"/>
+          <w:b w:val="false"/>
+          <w:bCs w:val="false"/>
+          <w:i w:val="false"/>
+          <w:iCs w:val="false"/>
+          <w:sz w:val="26"/>
+          <w:szCs w:val="26"/>
         </w:rPr>
         <w:t xml:space="preserve"/>
       </w:r>
@@ -4723,14 +4118,13 @@
       </w:pPr>
       <w:r>
         <w:rPr>
-          <w:rFonts w:ascii="Times New Roman" w:cs="Times New Roman" w:eastAsia="Times New Roman" w:hAnsi="Times New Roman"/>
-          <w:b w:val="false"/>
-          <w:bCs w:val="false"/>
-          <w:i w:val="false"/>
-          <w:iCs w:val="false"/>
-          <w:color w:val="000000"/>
-          <w:sz w:val="28"/>
-          <w:szCs w:val="28"/>
+          <w:rFonts w:ascii="Open Sans" w:cs="Open Sans" w:eastAsia="Open Sans" w:hAnsi="Open Sans"/>
+          <w:b w:val="false"/>
+          <w:bCs w:val="false"/>
+          <w:i w:val="false"/>
+          <w:iCs w:val="false"/>
+          <w:sz w:val="26"/>
+          <w:szCs w:val="26"/>
         </w:rPr>
         <w:t xml:space="preserve">Порівняти з Lamport: підпис у ~3.8 раза менший (8192 → 2144 байт), але час перевірки виріс з n=256 викликів H до ~LEN·(w-1)/2 ≈ 67·7.5 ≈ 500 викликів. Відобразити цей trade-off у звіті.</w:t>
       </w:r>
@@ -4744,14 +4138,13 @@
       </w:pPr>
       <w:r>
         <w:rPr>
-          <w:rFonts w:ascii="Times New Roman" w:cs="Times New Roman" w:eastAsia="Times New Roman" w:hAnsi="Times New Roman"/>
+          <w:rFonts w:ascii="Open Sans" w:cs="Open Sans" w:eastAsia="Open Sans" w:hAnsi="Open Sans"/>
           <w:b/>
           <w:bCs/>
           <w:i w:val="false"/>
           <w:iCs w:val="false"/>
-          <w:color w:val="000000"/>
-          <w:sz w:val="28"/>
-          <w:szCs w:val="28"/>
+          <w:sz w:val="26"/>
+          <w:szCs w:val="26"/>
         </w:rPr>
         <w:t xml:space="preserve">4.4. Завдання 4. Дерево Меркла та authentication path</w:t>
       </w:r>
@@ -4764,14 +4157,13 @@
       </w:pPr>
       <w:r>
         <w:rPr>
-          <w:rFonts w:ascii="Times New Roman" w:cs="Times New Roman" w:eastAsia="Times New Roman" w:hAnsi="Times New Roman"/>
-          <w:b w:val="false"/>
-          <w:bCs w:val="false"/>
-          <w:i w:val="false"/>
-          <w:iCs w:val="false"/>
-          <w:color w:val="000000"/>
-          <w:sz w:val="28"/>
-          <w:szCs w:val="28"/>
+          <w:rFonts w:ascii="Open Sans" w:cs="Open Sans" w:eastAsia="Open Sans" w:hAnsi="Open Sans"/>
+          <w:b w:val="false"/>
+          <w:bCs w:val="false"/>
+          <w:i w:val="false"/>
+          <w:iCs w:val="false"/>
+          <w:sz w:val="26"/>
+          <w:szCs w:val="26"/>
         </w:rPr>
         <w:t xml:space="preserve">Реалізувати клас MerkleTree, який приймає список листків (хеші публічних ключів OTS) і будує бінарне дерево хешів. Висота дерева h задається параметром. Файл merkle.py:</w:t>
       </w:r>
@@ -4790,28 +4182,26 @@
           <w:bCs w:val="false"/>
           <w:i w:val="false"/>
           <w:iCs w:val="false"/>
-          <w:color w:val="000000"/>
-          <w:sz w:val="22"/>
-          <w:szCs w:val="22"/>
-        </w:rPr>
-        <w:t xml:space="preserve"># merkle.py — Binary Merkle hash tree</w:t>
-      </w:r>
-    </w:p>
-    <w:p>
-      <w:pPr>
-        <w:shd w:fill="F2F2F2" w:color="auto" w:val="clear"/>
-        <w:spacing w:after="0" w:line="260" w:lineRule="auto"/>
-        <w:ind w:left="200" w:firstLine="0"/>
-        <w:jc w:val="left"/>
-      </w:pPr>
-      <w:r>
-        <w:rPr>
-          <w:rFonts w:ascii="Courier New" w:cs="Courier New" w:eastAsia="Courier New" w:hAnsi="Courier New"/>
-          <w:b w:val="false"/>
-          <w:bCs w:val="false"/>
-          <w:i w:val="false"/>
-          <w:iCs w:val="false"/>
-          <w:color w:val="000000"/>
+          <w:sz w:val="22"/>
+          <w:szCs w:val="22"/>
+        </w:rPr>
+        <w:t xml:space="preserve"># merkle.py - Binary Merkle hash tree</w:t>
+      </w:r>
+    </w:p>
+    <w:p>
+      <w:pPr>
+        <w:shd w:fill="F2F2F2" w:color="auto" w:val="clear"/>
+        <w:spacing w:after="0" w:line="260" w:lineRule="auto"/>
+        <w:ind w:left="200" w:firstLine="0"/>
+        <w:jc w:val="left"/>
+      </w:pPr>
+      <w:r>
+        <w:rPr>
+          <w:rFonts w:ascii="Courier New" w:cs="Courier New" w:eastAsia="Courier New" w:hAnsi="Courier New"/>
+          <w:b w:val="false"/>
+          <w:bCs w:val="false"/>
+          <w:i w:val="false"/>
+          <w:iCs w:val="false"/>
           <w:sz w:val="22"/>
           <w:szCs w:val="22"/>
         </w:rPr>
@@ -4832,7 +4222,6 @@
           <w:bCs w:val="false"/>
           <w:i w:val="false"/>
           <w:iCs w:val="false"/>
-          <w:color w:val="000000"/>
           <w:sz w:val="22"/>
           <w:szCs w:val="22"/>
         </w:rPr>
@@ -4853,7 +4242,6 @@
           <w:bCs w:val="false"/>
           <w:i w:val="false"/>
           <w:iCs w:val="false"/>
-          <w:color w:val="000000"/>
           <w:sz w:val="22"/>
           <w:szCs w:val="22"/>
         </w:rPr>
@@ -4874,7 +4262,6 @@
           <w:bCs w:val="false"/>
           <w:i w:val="false"/>
           <w:iCs w:val="false"/>
-          <w:color w:val="000000"/>
           <w:sz w:val="22"/>
           <w:szCs w:val="22"/>
         </w:rPr>
@@ -4895,7 +4282,6 @@
           <w:bCs w:val="false"/>
           <w:i w:val="false"/>
           <w:iCs w:val="false"/>
-          <w:color w:val="000000"/>
           <w:sz w:val="22"/>
           <w:szCs w:val="22"/>
         </w:rPr>
@@ -4916,7 +4302,6 @@
           <w:bCs w:val="false"/>
           <w:i w:val="false"/>
           <w:iCs w:val="false"/>
-          <w:color w:val="000000"/>
           <w:sz w:val="22"/>
           <w:szCs w:val="22"/>
         </w:rPr>
@@ -4937,7 +4322,6 @@
           <w:bCs w:val="false"/>
           <w:i w:val="false"/>
           <w:iCs w:val="false"/>
-          <w:color w:val="000000"/>
           <w:sz w:val="22"/>
           <w:szCs w:val="22"/>
         </w:rPr>
@@ -4958,7 +4342,6 @@
           <w:bCs w:val="false"/>
           <w:i w:val="false"/>
           <w:iCs w:val="false"/>
-          <w:color w:val="000000"/>
           <w:sz w:val="22"/>
           <w:szCs w:val="22"/>
         </w:rPr>
@@ -4979,7 +4362,6 @@
           <w:bCs w:val="false"/>
           <w:i w:val="false"/>
           <w:iCs w:val="false"/>
-          <w:color w:val="000000"/>
           <w:sz w:val="22"/>
           <w:szCs w:val="22"/>
         </w:rPr>
@@ -5000,7 +4382,6 @@
           <w:bCs w:val="false"/>
           <w:i w:val="false"/>
           <w:iCs w:val="false"/>
-          <w:color w:val="000000"/>
           <w:sz w:val="22"/>
           <w:szCs w:val="22"/>
         </w:rPr>
@@ -5021,7 +4402,6 @@
           <w:bCs w:val="false"/>
           <w:i w:val="false"/>
           <w:iCs w:val="false"/>
-          <w:color w:val="000000"/>
           <w:sz w:val="22"/>
           <w:szCs w:val="22"/>
         </w:rPr>
@@ -5042,7 +4422,6 @@
           <w:bCs w:val="false"/>
           <w:i w:val="false"/>
           <w:iCs w:val="false"/>
-          <w:color w:val="000000"/>
           <w:sz w:val="22"/>
           <w:szCs w:val="22"/>
         </w:rPr>
@@ -5063,7 +4442,6 @@
           <w:bCs w:val="false"/>
           <w:i w:val="false"/>
           <w:iCs w:val="false"/>
-          <w:color w:val="000000"/>
           <w:sz w:val="22"/>
           <w:szCs w:val="22"/>
         </w:rPr>
@@ -5084,7 +4462,6 @@
           <w:bCs w:val="false"/>
           <w:i w:val="false"/>
           <w:iCs w:val="false"/>
-          <w:color w:val="000000"/>
           <w:sz w:val="22"/>
           <w:szCs w:val="22"/>
         </w:rPr>
@@ -5105,7 +4482,6 @@
           <w:bCs w:val="false"/>
           <w:i w:val="false"/>
           <w:iCs w:val="false"/>
-          <w:color w:val="000000"/>
           <w:sz w:val="22"/>
           <w:szCs w:val="22"/>
         </w:rPr>
@@ -5126,7 +4502,6 @@
           <w:bCs w:val="false"/>
           <w:i w:val="false"/>
           <w:iCs w:val="false"/>
-          <w:color w:val="000000"/>
           <w:sz w:val="22"/>
           <w:szCs w:val="22"/>
         </w:rPr>
@@ -5147,7 +4522,6 @@
           <w:bCs w:val="false"/>
           <w:i w:val="false"/>
           <w:iCs w:val="false"/>
-          <w:color w:val="000000"/>
           <w:sz w:val="22"/>
           <w:szCs w:val="22"/>
         </w:rPr>
@@ -5168,7 +4542,6 @@
           <w:bCs w:val="false"/>
           <w:i w:val="false"/>
           <w:iCs w:val="false"/>
-          <w:color w:val="000000"/>
           <w:sz w:val="22"/>
           <w:szCs w:val="22"/>
         </w:rPr>
@@ -5189,7 +4562,6 @@
           <w:bCs w:val="false"/>
           <w:i w:val="false"/>
           <w:iCs w:val="false"/>
-          <w:color w:val="000000"/>
           <w:sz w:val="22"/>
           <w:szCs w:val="22"/>
         </w:rPr>
@@ -5210,7 +4582,6 @@
           <w:bCs w:val="false"/>
           <w:i w:val="false"/>
           <w:iCs w:val="false"/>
-          <w:color w:val="000000"/>
           <w:sz w:val="22"/>
           <w:szCs w:val="22"/>
         </w:rPr>
@@ -5231,7 +4602,6 @@
           <w:bCs w:val="false"/>
           <w:i w:val="false"/>
           <w:iCs w:val="false"/>
-          <w:color w:val="000000"/>
           <w:sz w:val="22"/>
           <w:szCs w:val="22"/>
         </w:rPr>
@@ -5252,7 +4622,6 @@
           <w:bCs w:val="false"/>
           <w:i w:val="false"/>
           <w:iCs w:val="false"/>
-          <w:color w:val="000000"/>
           <w:sz w:val="22"/>
           <w:szCs w:val="22"/>
         </w:rPr>
@@ -5273,7 +4642,6 @@
           <w:bCs w:val="false"/>
           <w:i w:val="false"/>
           <w:iCs w:val="false"/>
-          <w:color w:val="000000"/>
           <w:sz w:val="22"/>
           <w:szCs w:val="22"/>
         </w:rPr>
@@ -5294,7 +4662,6 @@
           <w:bCs w:val="false"/>
           <w:i w:val="false"/>
           <w:iCs w:val="false"/>
-          <w:color w:val="000000"/>
           <w:sz w:val="22"/>
           <w:szCs w:val="22"/>
         </w:rPr>
@@ -5315,7 +4682,6 @@
           <w:bCs w:val="false"/>
           <w:i w:val="false"/>
           <w:iCs w:val="false"/>
-          <w:color w:val="000000"/>
           <w:sz w:val="22"/>
           <w:szCs w:val="22"/>
         </w:rPr>
@@ -5336,7 +4702,6 @@
           <w:bCs w:val="false"/>
           <w:i w:val="false"/>
           <w:iCs w:val="false"/>
-          <w:color w:val="000000"/>
           <w:sz w:val="22"/>
           <w:szCs w:val="22"/>
         </w:rPr>
@@ -5357,7 +4722,6 @@
           <w:bCs w:val="false"/>
           <w:i w:val="false"/>
           <w:iCs w:val="false"/>
-          <w:color w:val="000000"/>
           <w:sz w:val="22"/>
           <w:szCs w:val="22"/>
         </w:rPr>
@@ -5378,7 +4742,6 @@
           <w:bCs w:val="false"/>
           <w:i w:val="false"/>
           <w:iCs w:val="false"/>
-          <w:color w:val="000000"/>
           <w:sz w:val="22"/>
           <w:szCs w:val="22"/>
         </w:rPr>
@@ -5399,7 +4762,6 @@
           <w:bCs w:val="false"/>
           <w:i w:val="false"/>
           <w:iCs w:val="false"/>
-          <w:color w:val="000000"/>
           <w:sz w:val="22"/>
           <w:szCs w:val="22"/>
         </w:rPr>
@@ -5420,7 +4782,6 @@
           <w:bCs w:val="false"/>
           <w:i w:val="false"/>
           <w:iCs w:val="false"/>
-          <w:color w:val="000000"/>
           <w:sz w:val="22"/>
           <w:szCs w:val="22"/>
         </w:rPr>
@@ -5441,7 +4802,6 @@
           <w:bCs w:val="false"/>
           <w:i w:val="false"/>
           <w:iCs w:val="false"/>
-          <w:color w:val="000000"/>
           <w:sz w:val="22"/>
           <w:szCs w:val="22"/>
         </w:rPr>
@@ -5462,7 +4822,6 @@
           <w:bCs w:val="false"/>
           <w:i w:val="false"/>
           <w:iCs w:val="false"/>
-          <w:color w:val="000000"/>
           <w:sz w:val="22"/>
           <w:szCs w:val="22"/>
         </w:rPr>
@@ -5483,7 +4842,6 @@
           <w:bCs w:val="false"/>
           <w:i w:val="false"/>
           <w:iCs w:val="false"/>
-          <w:color w:val="000000"/>
           <w:sz w:val="22"/>
           <w:szCs w:val="22"/>
         </w:rPr>
@@ -5504,7 +4862,6 @@
           <w:bCs w:val="false"/>
           <w:i w:val="false"/>
           <w:iCs w:val="false"/>
-          <w:color w:val="000000"/>
           <w:sz w:val="22"/>
           <w:szCs w:val="22"/>
         </w:rPr>
@@ -5525,7 +4882,6 @@
           <w:bCs w:val="false"/>
           <w:i w:val="false"/>
           <w:iCs w:val="false"/>
-          <w:color w:val="000000"/>
           <w:sz w:val="22"/>
           <w:szCs w:val="22"/>
         </w:rPr>
@@ -5546,7 +4902,6 @@
           <w:bCs w:val="false"/>
           <w:i w:val="false"/>
           <w:iCs w:val="false"/>
-          <w:color w:val="000000"/>
           <w:sz w:val="22"/>
           <w:szCs w:val="22"/>
         </w:rPr>
@@ -5567,7 +4922,6 @@
           <w:bCs w:val="false"/>
           <w:i w:val="false"/>
           <w:iCs w:val="false"/>
-          <w:color w:val="000000"/>
           <w:sz w:val="22"/>
           <w:szCs w:val="22"/>
         </w:rPr>
@@ -5588,7 +4942,6 @@
           <w:bCs w:val="false"/>
           <w:i w:val="false"/>
           <w:iCs w:val="false"/>
-          <w:color w:val="000000"/>
           <w:sz w:val="22"/>
           <w:szCs w:val="22"/>
         </w:rPr>
@@ -5609,7 +4962,6 @@
           <w:bCs w:val="false"/>
           <w:i w:val="false"/>
           <w:iCs w:val="false"/>
-          <w:color w:val="000000"/>
           <w:sz w:val="22"/>
           <w:szCs w:val="22"/>
         </w:rPr>
@@ -5630,7 +4982,6 @@
           <w:bCs w:val="false"/>
           <w:i w:val="false"/>
           <w:iCs w:val="false"/>
-          <w:color w:val="000000"/>
           <w:sz w:val="22"/>
           <w:szCs w:val="22"/>
         </w:rPr>
@@ -5651,7 +5002,6 @@
           <w:bCs w:val="false"/>
           <w:i w:val="false"/>
           <w:iCs w:val="false"/>
-          <w:color w:val="000000"/>
           <w:sz w:val="22"/>
           <w:szCs w:val="22"/>
         </w:rPr>
@@ -5672,7 +5022,6 @@
           <w:bCs w:val="false"/>
           <w:i w:val="false"/>
           <w:iCs w:val="false"/>
-          <w:color w:val="000000"/>
           <w:sz w:val="22"/>
           <w:szCs w:val="22"/>
         </w:rPr>
@@ -5693,7 +5042,6 @@
           <w:bCs w:val="false"/>
           <w:i w:val="false"/>
           <w:iCs w:val="false"/>
-          <w:color w:val="000000"/>
           <w:sz w:val="22"/>
           <w:szCs w:val="22"/>
         </w:rPr>
@@ -5714,7 +5062,6 @@
           <w:bCs w:val="false"/>
           <w:i w:val="false"/>
           <w:iCs w:val="false"/>
-          <w:color w:val="000000"/>
           <w:sz w:val="22"/>
           <w:szCs w:val="22"/>
         </w:rPr>
@@ -5735,7 +5082,6 @@
           <w:bCs w:val="false"/>
           <w:i w:val="false"/>
           <w:iCs w:val="false"/>
-          <w:color w:val="000000"/>
           <w:sz w:val="22"/>
           <w:szCs w:val="22"/>
         </w:rPr>
@@ -5756,7 +5102,6 @@
           <w:bCs w:val="false"/>
           <w:i w:val="false"/>
           <w:iCs w:val="false"/>
-          <w:color w:val="000000"/>
           <w:sz w:val="22"/>
           <w:szCs w:val="22"/>
         </w:rPr>
@@ -5777,7 +5122,6 @@
           <w:bCs w:val="false"/>
           <w:i w:val="false"/>
           <w:iCs w:val="false"/>
-          <w:color w:val="000000"/>
           <w:sz w:val="22"/>
           <w:szCs w:val="22"/>
         </w:rPr>
@@ -5798,7 +5142,6 @@
           <w:bCs w:val="false"/>
           <w:i w:val="false"/>
           <w:iCs w:val="false"/>
-          <w:color w:val="000000"/>
           <w:sz w:val="22"/>
           <w:szCs w:val="22"/>
         </w:rPr>
@@ -5819,7 +5162,6 @@
           <w:bCs w:val="false"/>
           <w:i w:val="false"/>
           <w:iCs w:val="false"/>
-          <w:color w:val="000000"/>
           <w:sz w:val="22"/>
           <w:szCs w:val="22"/>
         </w:rPr>
@@ -5840,7 +5182,6 @@
           <w:bCs w:val="false"/>
           <w:i w:val="false"/>
           <w:iCs w:val="false"/>
-          <w:color w:val="000000"/>
           <w:sz w:val="22"/>
           <w:szCs w:val="22"/>
         </w:rPr>
@@ -5853,14 +5194,13 @@
       </w:pPr>
       <w:r>
         <w:rPr>
-          <w:rFonts w:ascii="Times New Roman" w:cs="Times New Roman" w:eastAsia="Times New Roman" w:hAnsi="Times New Roman"/>
-          <w:b w:val="false"/>
-          <w:bCs w:val="false"/>
-          <w:i w:val="false"/>
-          <w:iCs w:val="false"/>
-          <w:color w:val="000000"/>
-          <w:sz w:val="28"/>
-          <w:szCs w:val="28"/>
+          <w:rFonts w:ascii="Open Sans" w:cs="Open Sans" w:eastAsia="Open Sans" w:hAnsi="Open Sans"/>
+          <w:b w:val="false"/>
+          <w:bCs w:val="false"/>
+          <w:i w:val="false"/>
+          <w:iCs w:val="false"/>
+          <w:sz w:val="26"/>
+          <w:szCs w:val="26"/>
         </w:rPr>
         <w:t xml:space="preserve"/>
       </w:r>
@@ -5873,14 +5213,13 @@
       </w:pPr>
       <w:r>
         <w:rPr>
-          <w:rFonts w:ascii="Times New Roman" w:cs="Times New Roman" w:eastAsia="Times New Roman" w:hAnsi="Times New Roman"/>
-          <w:b w:val="false"/>
-          <w:bCs w:val="false"/>
-          <w:i w:val="false"/>
-          <w:iCs w:val="false"/>
-          <w:color w:val="000000"/>
-          <w:sz w:val="28"/>
-          <w:szCs w:val="28"/>
+          <w:rFonts w:ascii="Open Sans" w:cs="Open Sans" w:eastAsia="Open Sans" w:hAnsi="Open Sans"/>
+          <w:b w:val="false"/>
+          <w:bCs w:val="false"/>
+          <w:i w:val="false"/>
+          <w:iCs w:val="false"/>
+          <w:sz w:val="26"/>
+          <w:szCs w:val="26"/>
         </w:rPr>
         <w:t xml:space="preserve">Очікуваний вивід:</w:t>
       </w:r>
@@ -5899,7 +5238,6 @@
           <w:bCs w:val="false"/>
           <w:i w:val="false"/>
           <w:iCs w:val="false"/>
-          <w:color w:val="000000"/>
           <w:sz w:val="22"/>
           <w:szCs w:val="22"/>
         </w:rPr>
@@ -5920,7 +5258,6 @@
           <w:bCs w:val="false"/>
           <w:i w:val="false"/>
           <w:iCs w:val="false"/>
-          <w:color w:val="000000"/>
           <w:sz w:val="22"/>
           <w:szCs w:val="22"/>
         </w:rPr>
@@ -5941,7 +5278,6 @@
           <w:bCs w:val="false"/>
           <w:i w:val="false"/>
           <w:iCs w:val="false"/>
-          <w:color w:val="000000"/>
           <w:sz w:val="22"/>
           <w:szCs w:val="22"/>
         </w:rPr>
@@ -5962,7 +5298,6 @@
           <w:bCs w:val="false"/>
           <w:i w:val="false"/>
           <w:iCs w:val="false"/>
-          <w:color w:val="000000"/>
           <w:sz w:val="22"/>
           <w:szCs w:val="22"/>
         </w:rPr>
@@ -5983,7 +5318,6 @@
           <w:bCs w:val="false"/>
           <w:i w:val="false"/>
           <w:iCs w:val="false"/>
-          <w:color w:val="000000"/>
           <w:sz w:val="22"/>
           <w:szCs w:val="22"/>
         </w:rPr>
@@ -6004,7 +5338,6 @@
           <w:bCs w:val="false"/>
           <w:i w:val="false"/>
           <w:iCs w:val="false"/>
-          <w:color w:val="000000"/>
           <w:sz w:val="22"/>
           <w:szCs w:val="22"/>
         </w:rPr>
@@ -6017,14 +5350,13 @@
       </w:pPr>
       <w:r>
         <w:rPr>
-          <w:rFonts w:ascii="Times New Roman" w:cs="Times New Roman" w:eastAsia="Times New Roman" w:hAnsi="Times New Roman"/>
-          <w:b w:val="false"/>
-          <w:bCs w:val="false"/>
-          <w:i w:val="false"/>
-          <w:iCs w:val="false"/>
-          <w:color w:val="000000"/>
-          <w:sz w:val="28"/>
-          <w:szCs w:val="28"/>
+          <w:rFonts w:ascii="Open Sans" w:cs="Open Sans" w:eastAsia="Open Sans" w:hAnsi="Open Sans"/>
+          <w:b w:val="false"/>
+          <w:bCs w:val="false"/>
+          <w:i w:val="false"/>
+          <w:iCs w:val="false"/>
+          <w:sz w:val="26"/>
+          <w:szCs w:val="26"/>
         </w:rPr>
         <w:t xml:space="preserve"/>
       </w:r>
@@ -6038,14 +5370,13 @@
       </w:pPr>
       <w:r>
         <w:rPr>
-          <w:rFonts w:ascii="Times New Roman" w:cs="Times New Roman" w:eastAsia="Times New Roman" w:hAnsi="Times New Roman"/>
+          <w:rFonts w:ascii="Open Sans" w:cs="Open Sans" w:eastAsia="Open Sans" w:hAnsi="Open Sans"/>
           <w:b/>
           <w:bCs/>
           <w:i w:val="false"/>
           <w:iCs w:val="false"/>
-          <w:color w:val="000000"/>
-          <w:sz w:val="28"/>
-          <w:szCs w:val="28"/>
+          <w:sz w:val="26"/>
+          <w:szCs w:val="26"/>
         </w:rPr>
         <w:t xml:space="preserve">4.5. Завдання 5. MSS поверх Lamport (h=4)</w:t>
       </w:r>
@@ -6058,14 +5389,13 @@
       </w:pPr>
       <w:r>
         <w:rPr>
-          <w:rFonts w:ascii="Times New Roman" w:cs="Times New Roman" w:eastAsia="Times New Roman" w:hAnsi="Times New Roman"/>
-          <w:b w:val="false"/>
-          <w:bCs w:val="false"/>
-          <w:i w:val="false"/>
-          <w:iCs w:val="false"/>
-          <w:color w:val="000000"/>
-          <w:sz w:val="28"/>
-          <w:szCs w:val="28"/>
+          <w:rFonts w:ascii="Open Sans" w:cs="Open Sans" w:eastAsia="Open Sans" w:hAnsi="Open Sans"/>
+          <w:b w:val="false"/>
+          <w:bCs w:val="false"/>
+          <w:i w:val="false"/>
+          <w:iCs w:val="false"/>
+          <w:sz w:val="26"/>
+          <w:szCs w:val="26"/>
         </w:rPr>
         <w:t xml:space="preserve">Скомбінувати модулі lamport.py і merkle.py у працездатну схему MSS. Висота h = 4 (16 підписів). Підпис складається з: (а) індексу j, (б) Lamport-підпису, (в) j-го Lamport-публічного ключа, (г) authentication path. Файл mss.py:</w:t>
       </w:r>
@@ -6084,28 +5414,26 @@
           <w:bCs w:val="false"/>
           <w:i w:val="false"/>
           <w:iCs w:val="false"/>
-          <w:color w:val="000000"/>
-          <w:sz w:val="22"/>
-          <w:szCs w:val="22"/>
-        </w:rPr>
-        <w:t xml:space="preserve"># mss.py — Merkle Signature Scheme over Lamport OTS</w:t>
-      </w:r>
-    </w:p>
-    <w:p>
-      <w:pPr>
-        <w:shd w:fill="F2F2F2" w:color="auto" w:val="clear"/>
-        <w:spacing w:after="0" w:line="260" w:lineRule="auto"/>
-        <w:ind w:left="200" w:firstLine="0"/>
-        <w:jc w:val="left"/>
-      </w:pPr>
-      <w:r>
-        <w:rPr>
-          <w:rFonts w:ascii="Courier New" w:cs="Courier New" w:eastAsia="Courier New" w:hAnsi="Courier New"/>
-          <w:b w:val="false"/>
-          <w:bCs w:val="false"/>
-          <w:i w:val="false"/>
-          <w:iCs w:val="false"/>
-          <w:color w:val="000000"/>
+          <w:sz w:val="22"/>
+          <w:szCs w:val="22"/>
+        </w:rPr>
+        <w:t xml:space="preserve"># mss.py - Merkle Signature Scheme over Lamport OTS</w:t>
+      </w:r>
+    </w:p>
+    <w:p>
+      <w:pPr>
+        <w:shd w:fill="F2F2F2" w:color="auto" w:val="clear"/>
+        <w:spacing w:after="0" w:line="260" w:lineRule="auto"/>
+        <w:ind w:left="200" w:firstLine="0"/>
+        <w:jc w:val="left"/>
+      </w:pPr>
+      <w:r>
+        <w:rPr>
+          <w:rFonts w:ascii="Courier New" w:cs="Courier New" w:eastAsia="Courier New" w:hAnsi="Courier New"/>
+          <w:b w:val="false"/>
+          <w:bCs w:val="false"/>
+          <w:i w:val="false"/>
+          <w:iCs w:val="false"/>
           <w:sz w:val="22"/>
           <w:szCs w:val="22"/>
         </w:rPr>
@@ -6126,7 +5454,6 @@
           <w:bCs w:val="false"/>
           <w:i w:val="false"/>
           <w:iCs w:val="false"/>
-          <w:color w:val="000000"/>
           <w:sz w:val="22"/>
           <w:szCs w:val="22"/>
         </w:rPr>
@@ -6147,7 +5474,6 @@
           <w:bCs w:val="false"/>
           <w:i w:val="false"/>
           <w:iCs w:val="false"/>
-          <w:color w:val="000000"/>
           <w:sz w:val="22"/>
           <w:szCs w:val="22"/>
         </w:rPr>
@@ -6168,7 +5494,6 @@
           <w:bCs w:val="false"/>
           <w:i w:val="false"/>
           <w:iCs w:val="false"/>
-          <w:color w:val="000000"/>
           <w:sz w:val="22"/>
           <w:szCs w:val="22"/>
         </w:rPr>
@@ -6189,7 +5514,6 @@
           <w:bCs w:val="false"/>
           <w:i w:val="false"/>
           <w:iCs w:val="false"/>
-          <w:color w:val="000000"/>
           <w:sz w:val="22"/>
           <w:szCs w:val="22"/>
         </w:rPr>
@@ -6210,7 +5534,6 @@
           <w:bCs w:val="false"/>
           <w:i w:val="false"/>
           <w:iCs w:val="false"/>
-          <w:color w:val="000000"/>
           <w:sz w:val="22"/>
           <w:szCs w:val="22"/>
         </w:rPr>
@@ -6231,7 +5554,6 @@
           <w:bCs w:val="false"/>
           <w:i w:val="false"/>
           <w:iCs w:val="false"/>
-          <w:color w:val="000000"/>
           <w:sz w:val="22"/>
           <w:szCs w:val="22"/>
         </w:rPr>
@@ -6252,7 +5574,6 @@
           <w:bCs w:val="false"/>
           <w:i w:val="false"/>
           <w:iCs w:val="false"/>
-          <w:color w:val="000000"/>
           <w:sz w:val="22"/>
           <w:szCs w:val="22"/>
         </w:rPr>
@@ -6273,7 +5594,6 @@
           <w:bCs w:val="false"/>
           <w:i w:val="false"/>
           <w:iCs w:val="false"/>
-          <w:color w:val="000000"/>
           <w:sz w:val="22"/>
           <w:szCs w:val="22"/>
         </w:rPr>
@@ -6294,7 +5614,6 @@
           <w:bCs w:val="false"/>
           <w:i w:val="false"/>
           <w:iCs w:val="false"/>
-          <w:color w:val="000000"/>
           <w:sz w:val="22"/>
           <w:szCs w:val="22"/>
         </w:rPr>
@@ -6315,7 +5634,6 @@
           <w:bCs w:val="false"/>
           <w:i w:val="false"/>
           <w:iCs w:val="false"/>
-          <w:color w:val="000000"/>
           <w:sz w:val="22"/>
           <w:szCs w:val="22"/>
         </w:rPr>
@@ -6336,7 +5654,6 @@
           <w:bCs w:val="false"/>
           <w:i w:val="false"/>
           <w:iCs w:val="false"/>
-          <w:color w:val="000000"/>
           <w:sz w:val="22"/>
           <w:szCs w:val="22"/>
         </w:rPr>
@@ -6357,7 +5674,6 @@
           <w:bCs w:val="false"/>
           <w:i w:val="false"/>
           <w:iCs w:val="false"/>
-          <w:color w:val="000000"/>
           <w:sz w:val="22"/>
           <w:szCs w:val="22"/>
         </w:rPr>
@@ -6378,7 +5694,6 @@
           <w:bCs w:val="false"/>
           <w:i w:val="false"/>
           <w:iCs w:val="false"/>
-          <w:color w:val="000000"/>
           <w:sz w:val="22"/>
           <w:szCs w:val="22"/>
         </w:rPr>
@@ -6399,7 +5714,6 @@
           <w:bCs w:val="false"/>
           <w:i w:val="false"/>
           <w:iCs w:val="false"/>
-          <w:color w:val="000000"/>
           <w:sz w:val="22"/>
           <w:szCs w:val="22"/>
         </w:rPr>
@@ -6420,7 +5734,6 @@
           <w:bCs w:val="false"/>
           <w:i w:val="false"/>
           <w:iCs w:val="false"/>
-          <w:color w:val="000000"/>
           <w:sz w:val="22"/>
           <w:szCs w:val="22"/>
         </w:rPr>
@@ -6441,7 +5754,6 @@
           <w:bCs w:val="false"/>
           <w:i w:val="false"/>
           <w:iCs w:val="false"/>
-          <w:color w:val="000000"/>
           <w:sz w:val="22"/>
           <w:szCs w:val="22"/>
         </w:rPr>
@@ -6462,7 +5774,6 @@
           <w:bCs w:val="false"/>
           <w:i w:val="false"/>
           <w:iCs w:val="false"/>
-          <w:color w:val="000000"/>
           <w:sz w:val="22"/>
           <w:szCs w:val="22"/>
         </w:rPr>
@@ -6483,7 +5794,6 @@
           <w:bCs w:val="false"/>
           <w:i w:val="false"/>
           <w:iCs w:val="false"/>
-          <w:color w:val="000000"/>
           <w:sz w:val="22"/>
           <w:szCs w:val="22"/>
         </w:rPr>
@@ -6504,7 +5814,6 @@
           <w:bCs w:val="false"/>
           <w:i w:val="false"/>
           <w:iCs w:val="false"/>
-          <w:color w:val="000000"/>
           <w:sz w:val="22"/>
           <w:szCs w:val="22"/>
         </w:rPr>
@@ -6525,7 +5834,6 @@
           <w:bCs w:val="false"/>
           <w:i w:val="false"/>
           <w:iCs w:val="false"/>
-          <w:color w:val="000000"/>
           <w:sz w:val="22"/>
           <w:szCs w:val="22"/>
         </w:rPr>
@@ -6546,7 +5854,6 @@
           <w:bCs w:val="false"/>
           <w:i w:val="false"/>
           <w:iCs w:val="false"/>
-          <w:color w:val="000000"/>
           <w:sz w:val="22"/>
           <w:szCs w:val="22"/>
         </w:rPr>
@@ -6567,7 +5874,6 @@
           <w:bCs w:val="false"/>
           <w:i w:val="false"/>
           <w:iCs w:val="false"/>
-          <w:color w:val="000000"/>
           <w:sz w:val="22"/>
           <w:szCs w:val="22"/>
         </w:rPr>
@@ -6588,7 +5894,6 @@
           <w:bCs w:val="false"/>
           <w:i w:val="false"/>
           <w:iCs w:val="false"/>
-          <w:color w:val="000000"/>
           <w:sz w:val="22"/>
           <w:szCs w:val="22"/>
         </w:rPr>
@@ -6609,7 +5914,6 @@
           <w:bCs w:val="false"/>
           <w:i w:val="false"/>
           <w:iCs w:val="false"/>
-          <w:color w:val="000000"/>
           <w:sz w:val="22"/>
           <w:szCs w:val="22"/>
         </w:rPr>
@@ -6630,7 +5934,6 @@
           <w:bCs w:val="false"/>
           <w:i w:val="false"/>
           <w:iCs w:val="false"/>
-          <w:color w:val="000000"/>
           <w:sz w:val="22"/>
           <w:szCs w:val="22"/>
         </w:rPr>
@@ -6651,7 +5954,6 @@
           <w:bCs w:val="false"/>
           <w:i w:val="false"/>
           <w:iCs w:val="false"/>
-          <w:color w:val="000000"/>
           <w:sz w:val="22"/>
           <w:szCs w:val="22"/>
         </w:rPr>
@@ -6672,7 +5974,6 @@
           <w:bCs w:val="false"/>
           <w:i w:val="false"/>
           <w:iCs w:val="false"/>
-          <w:color w:val="000000"/>
           <w:sz w:val="22"/>
           <w:szCs w:val="22"/>
         </w:rPr>
@@ -6693,7 +5994,6 @@
           <w:bCs w:val="false"/>
           <w:i w:val="false"/>
           <w:iCs w:val="false"/>
-          <w:color w:val="000000"/>
           <w:sz w:val="22"/>
           <w:szCs w:val="22"/>
         </w:rPr>
@@ -6714,7 +6014,6 @@
           <w:bCs w:val="false"/>
           <w:i w:val="false"/>
           <w:iCs w:val="false"/>
-          <w:color w:val="000000"/>
           <w:sz w:val="22"/>
           <w:szCs w:val="22"/>
         </w:rPr>
@@ -6735,7 +6034,6 @@
           <w:bCs w:val="false"/>
           <w:i w:val="false"/>
           <w:iCs w:val="false"/>
-          <w:color w:val="000000"/>
           <w:sz w:val="22"/>
           <w:szCs w:val="22"/>
         </w:rPr>
@@ -6756,7 +6054,6 @@
           <w:bCs w:val="false"/>
           <w:i w:val="false"/>
           <w:iCs w:val="false"/>
-          <w:color w:val="000000"/>
           <w:sz w:val="22"/>
           <w:szCs w:val="22"/>
         </w:rPr>
@@ -6777,7 +6074,6 @@
           <w:bCs w:val="false"/>
           <w:i w:val="false"/>
           <w:iCs w:val="false"/>
-          <w:color w:val="000000"/>
           <w:sz w:val="22"/>
           <w:szCs w:val="22"/>
         </w:rPr>
@@ -6798,7 +6094,6 @@
           <w:bCs w:val="false"/>
           <w:i w:val="false"/>
           <w:iCs w:val="false"/>
-          <w:color w:val="000000"/>
           <w:sz w:val="22"/>
           <w:szCs w:val="22"/>
         </w:rPr>
@@ -6819,7 +6114,6 @@
           <w:bCs w:val="false"/>
           <w:i w:val="false"/>
           <w:iCs w:val="false"/>
-          <w:color w:val="000000"/>
           <w:sz w:val="22"/>
           <w:szCs w:val="22"/>
         </w:rPr>
@@ -6840,7 +6134,6 @@
           <w:bCs w:val="false"/>
           <w:i w:val="false"/>
           <w:iCs w:val="false"/>
-          <w:color w:val="000000"/>
           <w:sz w:val="22"/>
           <w:szCs w:val="22"/>
         </w:rPr>
@@ -6861,7 +6154,6 @@
           <w:bCs w:val="false"/>
           <w:i w:val="false"/>
           <w:iCs w:val="false"/>
-          <w:color w:val="000000"/>
           <w:sz w:val="22"/>
           <w:szCs w:val="22"/>
         </w:rPr>
@@ -6882,7 +6174,6 @@
           <w:bCs w:val="false"/>
           <w:i w:val="false"/>
           <w:iCs w:val="false"/>
-          <w:color w:val="000000"/>
           <w:sz w:val="22"/>
           <w:szCs w:val="22"/>
         </w:rPr>
@@ -6903,7 +6194,6 @@
           <w:bCs w:val="false"/>
           <w:i w:val="false"/>
           <w:iCs w:val="false"/>
-          <w:color w:val="000000"/>
           <w:sz w:val="22"/>
           <w:szCs w:val="22"/>
         </w:rPr>
@@ -6924,7 +6214,6 @@
           <w:bCs w:val="false"/>
           <w:i w:val="false"/>
           <w:iCs w:val="false"/>
-          <w:color w:val="000000"/>
           <w:sz w:val="22"/>
           <w:szCs w:val="22"/>
         </w:rPr>
@@ -6945,7 +6234,6 @@
           <w:bCs w:val="false"/>
           <w:i w:val="false"/>
           <w:iCs w:val="false"/>
-          <w:color w:val="000000"/>
           <w:sz w:val="22"/>
           <w:szCs w:val="22"/>
         </w:rPr>
@@ -6966,7 +6254,6 @@
           <w:bCs w:val="false"/>
           <w:i w:val="false"/>
           <w:iCs w:val="false"/>
-          <w:color w:val="000000"/>
           <w:sz w:val="22"/>
           <w:szCs w:val="22"/>
         </w:rPr>
@@ -6987,7 +6274,6 @@
           <w:bCs w:val="false"/>
           <w:i w:val="false"/>
           <w:iCs w:val="false"/>
-          <w:color w:val="000000"/>
           <w:sz w:val="22"/>
           <w:szCs w:val="22"/>
         </w:rPr>
@@ -7008,7 +6294,6 @@
           <w:bCs w:val="false"/>
           <w:i w:val="false"/>
           <w:iCs w:val="false"/>
-          <w:color w:val="000000"/>
           <w:sz w:val="22"/>
           <w:szCs w:val="22"/>
         </w:rPr>
@@ -7029,7 +6314,6 @@
           <w:bCs w:val="false"/>
           <w:i w:val="false"/>
           <w:iCs w:val="false"/>
-          <w:color w:val="000000"/>
           <w:sz w:val="22"/>
           <w:szCs w:val="22"/>
         </w:rPr>
@@ -7050,7 +6334,6 @@
           <w:bCs w:val="false"/>
           <w:i w:val="false"/>
           <w:iCs w:val="false"/>
-          <w:color w:val="000000"/>
           <w:sz w:val="22"/>
           <w:szCs w:val="22"/>
         </w:rPr>
@@ -7071,7 +6354,6 @@
           <w:bCs w:val="false"/>
           <w:i w:val="false"/>
           <w:iCs w:val="false"/>
-          <w:color w:val="000000"/>
           <w:sz w:val="22"/>
           <w:szCs w:val="22"/>
         </w:rPr>
@@ -7092,7 +6374,6 @@
           <w:bCs w:val="false"/>
           <w:i w:val="false"/>
           <w:iCs w:val="false"/>
-          <w:color w:val="000000"/>
           <w:sz w:val="22"/>
           <w:szCs w:val="22"/>
         </w:rPr>
@@ -7113,7 +6394,6 @@
           <w:bCs w:val="false"/>
           <w:i w:val="false"/>
           <w:iCs w:val="false"/>
-          <w:color w:val="000000"/>
           <w:sz w:val="22"/>
           <w:szCs w:val="22"/>
         </w:rPr>
@@ -7126,14 +6406,13 @@
       </w:pPr>
       <w:r>
         <w:rPr>
-          <w:rFonts w:ascii="Times New Roman" w:cs="Times New Roman" w:eastAsia="Times New Roman" w:hAnsi="Times New Roman"/>
-          <w:b w:val="false"/>
-          <w:bCs w:val="false"/>
-          <w:i w:val="false"/>
-          <w:iCs w:val="false"/>
-          <w:color w:val="000000"/>
-          <w:sz w:val="28"/>
-          <w:szCs w:val="28"/>
+          <w:rFonts w:ascii="Open Sans" w:cs="Open Sans" w:eastAsia="Open Sans" w:hAnsi="Open Sans"/>
+          <w:b w:val="false"/>
+          <w:bCs w:val="false"/>
+          <w:i w:val="false"/>
+          <w:iCs w:val="false"/>
+          <w:sz w:val="26"/>
+          <w:szCs w:val="26"/>
         </w:rPr>
         <w:t xml:space="preserve"/>
       </w:r>
@@ -7146,14 +6425,13 @@
       </w:pPr>
       <w:r>
         <w:rPr>
-          <w:rFonts w:ascii="Times New Roman" w:cs="Times New Roman" w:eastAsia="Times New Roman" w:hAnsi="Times New Roman"/>
-          <w:b w:val="false"/>
-          <w:bCs w:val="false"/>
-          <w:i w:val="false"/>
-          <w:iCs w:val="false"/>
-          <w:color w:val="000000"/>
-          <w:sz w:val="28"/>
-          <w:szCs w:val="28"/>
+          <w:rFonts w:ascii="Open Sans" w:cs="Open Sans" w:eastAsia="Open Sans" w:hAnsi="Open Sans"/>
+          <w:b w:val="false"/>
+          <w:bCs w:val="false"/>
+          <w:i w:val="false"/>
+          <w:iCs w:val="false"/>
+          <w:sz w:val="26"/>
+          <w:szCs w:val="26"/>
         </w:rPr>
         <w:t xml:space="preserve">Очікуваний вивід (приблизно):</w:t>
       </w:r>
@@ -7172,7 +6450,6 @@
           <w:bCs w:val="false"/>
           <w:i w:val="false"/>
           <w:iCs w:val="false"/>
-          <w:color w:val="000000"/>
           <w:sz w:val="22"/>
           <w:szCs w:val="22"/>
         </w:rPr>
@@ -7193,7 +6470,6 @@
           <w:bCs w:val="false"/>
           <w:i w:val="false"/>
           <w:iCs w:val="false"/>
-          <w:color w:val="000000"/>
           <w:sz w:val="22"/>
           <w:szCs w:val="22"/>
         </w:rPr>
@@ -7214,7 +6490,6 @@
           <w:bCs w:val="false"/>
           <w:i w:val="false"/>
           <w:iCs w:val="false"/>
-          <w:color w:val="000000"/>
           <w:sz w:val="22"/>
           <w:szCs w:val="22"/>
         </w:rPr>
@@ -7235,7 +6510,6 @@
           <w:bCs w:val="false"/>
           <w:i w:val="false"/>
           <w:iCs w:val="false"/>
-          <w:color w:val="000000"/>
           <w:sz w:val="22"/>
           <w:szCs w:val="22"/>
         </w:rPr>
@@ -7248,14 +6522,13 @@
       </w:pPr>
       <w:r>
         <w:rPr>
-          <w:rFonts w:ascii="Times New Roman" w:cs="Times New Roman" w:eastAsia="Times New Roman" w:hAnsi="Times New Roman"/>
-          <w:b w:val="false"/>
-          <w:bCs w:val="false"/>
-          <w:i w:val="false"/>
-          <w:iCs w:val="false"/>
-          <w:color w:val="000000"/>
-          <w:sz w:val="28"/>
-          <w:szCs w:val="28"/>
+          <w:rFonts w:ascii="Open Sans" w:cs="Open Sans" w:eastAsia="Open Sans" w:hAnsi="Open Sans"/>
+          <w:b w:val="false"/>
+          <w:bCs w:val="false"/>
+          <w:i w:val="false"/>
+          <w:iCs w:val="false"/>
+          <w:sz w:val="26"/>
+          <w:szCs w:val="26"/>
         </w:rPr>
         <w:t xml:space="preserve"/>
       </w:r>
@@ -7268,16 +6541,15 @@
       </w:pPr>
       <w:r>
         <w:rPr>
-          <w:rFonts w:ascii="Times New Roman" w:cs="Times New Roman" w:eastAsia="Times New Roman" w:hAnsi="Times New Roman"/>
-          <w:b w:val="false"/>
-          <w:bCs w:val="false"/>
-          <w:i w:val="false"/>
-          <w:iCs w:val="false"/>
-          <w:color w:val="000000"/>
-          <w:sz w:val="28"/>
-          <w:szCs w:val="28"/>
-        </w:rPr>
-        <w:t xml:space="preserve">Зафіксувати у звіті: розмір повного MSS-підпису = 8192 (Lamport σ) + 16384 (Lamport pk_OTS) + 4·32 (auth.path) = 24 704 байти. Розмір MSS-публічного ключа — 32 байти (корінь дерева). Кількість підписів — рівно 16 (потім ключ вичерпано).</w:t>
+          <w:rFonts w:ascii="Open Sans" w:cs="Open Sans" w:eastAsia="Open Sans" w:hAnsi="Open Sans"/>
+          <w:b w:val="false"/>
+          <w:bCs w:val="false"/>
+          <w:i w:val="false"/>
+          <w:iCs w:val="false"/>
+          <w:sz w:val="26"/>
+          <w:szCs w:val="26"/>
+        </w:rPr>
+        <w:t xml:space="preserve">Зафіксувати у звіті: розмір повного MSS-підпису = 8192 (Lamport σ) + 16384 (Lamport pk_OTS) + 4·32 (auth.path) = 24 704 байти. Розмір MSS-публічного ключа - 32 байти (корінь дерева). Кількість підписів - рівно 16 (потім ключ вичерпано).</w:t>
       </w:r>
     </w:p>
     <w:p>
@@ -7289,14 +6561,13 @@
       </w:pPr>
       <w:r>
         <w:rPr>
-          <w:rFonts w:ascii="Times New Roman" w:cs="Times New Roman" w:eastAsia="Times New Roman" w:hAnsi="Times New Roman"/>
+          <w:rFonts w:ascii="Open Sans" w:cs="Open Sans" w:eastAsia="Open Sans" w:hAnsi="Open Sans"/>
           <w:b/>
           <w:bCs/>
           <w:i w:val="false"/>
           <w:iCs w:val="false"/>
-          <w:color w:val="000000"/>
-          <w:sz w:val="28"/>
-          <w:szCs w:val="28"/>
+          <w:sz w:val="26"/>
+          <w:szCs w:val="26"/>
         </w:rPr>
         <w:t xml:space="preserve">4.6. Завдання 6. Експерименти з SPHINCS+ (pyspx)</w:t>
       </w:r>
@@ -7309,14 +6580,13 @@
       </w:pPr>
       <w:r>
         <w:rPr>
-          <w:rFonts w:ascii="Times New Roman" w:cs="Times New Roman" w:eastAsia="Times New Roman" w:hAnsi="Times New Roman"/>
-          <w:b w:val="false"/>
-          <w:bCs w:val="false"/>
-          <w:i w:val="false"/>
-          <w:iCs w:val="false"/>
-          <w:color w:val="000000"/>
-          <w:sz w:val="28"/>
-          <w:szCs w:val="28"/>
+          <w:rFonts w:ascii="Open Sans" w:cs="Open Sans" w:eastAsia="Open Sans" w:hAnsi="Open Sans"/>
+          <w:b w:val="false"/>
+          <w:bCs w:val="false"/>
+          <w:i w:val="false"/>
+          <w:iCs w:val="false"/>
+          <w:sz w:val="26"/>
+          <w:szCs w:val="26"/>
         </w:rPr>
         <w:t xml:space="preserve">Використати еталонну C-реалізацію SPHINCS+ через Python-обгортку pyspx. Бібліотека надає інтерфейс для всіх 12 параметризацій SLH-DSA. Файл sphincs_test.py:</w:t>
       </w:r>
@@ -7335,28 +6605,26 @@
           <w:bCs w:val="false"/>
           <w:i w:val="false"/>
           <w:iCs w:val="false"/>
-          <w:color w:val="000000"/>
-          <w:sz w:val="22"/>
-          <w:szCs w:val="22"/>
-        </w:rPr>
-        <w:t xml:space="preserve"># sphincs_test.py — SPHINCS+ via pyspx</w:t>
-      </w:r>
-    </w:p>
-    <w:p>
-      <w:pPr>
-        <w:shd w:fill="F2F2F2" w:color="auto" w:val="clear"/>
-        <w:spacing w:after="0" w:line="260" w:lineRule="auto"/>
-        <w:ind w:left="200" w:firstLine="0"/>
-        <w:jc w:val="left"/>
-      </w:pPr>
-      <w:r>
-        <w:rPr>
-          <w:rFonts w:ascii="Courier New" w:cs="Courier New" w:eastAsia="Courier New" w:hAnsi="Courier New"/>
-          <w:b w:val="false"/>
-          <w:bCs w:val="false"/>
-          <w:i w:val="false"/>
-          <w:iCs w:val="false"/>
-          <w:color w:val="000000"/>
+          <w:sz w:val="22"/>
+          <w:szCs w:val="22"/>
+        </w:rPr>
+        <w:t xml:space="preserve"># sphincs_test.py - SPHINCS+ via pyspx</w:t>
+      </w:r>
+    </w:p>
+    <w:p>
+      <w:pPr>
+        <w:shd w:fill="F2F2F2" w:color="auto" w:val="clear"/>
+        <w:spacing w:after="0" w:line="260" w:lineRule="auto"/>
+        <w:ind w:left="200" w:firstLine="0"/>
+        <w:jc w:val="left"/>
+      </w:pPr>
+      <w:r>
+        <w:rPr>
+          <w:rFonts w:ascii="Courier New" w:cs="Courier New" w:eastAsia="Courier New" w:hAnsi="Courier New"/>
+          <w:b w:val="false"/>
+          <w:bCs w:val="false"/>
+          <w:i w:val="false"/>
+          <w:iCs w:val="false"/>
           <w:sz w:val="22"/>
           <w:szCs w:val="22"/>
         </w:rPr>
@@ -7377,7 +6645,6 @@
           <w:bCs w:val="false"/>
           <w:i w:val="false"/>
           <w:iCs w:val="false"/>
-          <w:color w:val="000000"/>
           <w:sz w:val="22"/>
           <w:szCs w:val="22"/>
         </w:rPr>
@@ -7398,7 +6665,6 @@
           <w:bCs w:val="false"/>
           <w:i w:val="false"/>
           <w:iCs w:val="false"/>
-          <w:color w:val="000000"/>
           <w:sz w:val="22"/>
           <w:szCs w:val="22"/>
         </w:rPr>
@@ -7419,7 +6685,6 @@
           <w:bCs w:val="false"/>
           <w:i w:val="false"/>
           <w:iCs w:val="false"/>
-          <w:color w:val="000000"/>
           <w:sz w:val="22"/>
           <w:szCs w:val="22"/>
         </w:rPr>
@@ -7440,7 +6705,6 @@
           <w:bCs w:val="false"/>
           <w:i w:val="false"/>
           <w:iCs w:val="false"/>
-          <w:color w:val="000000"/>
           <w:sz w:val="22"/>
           <w:szCs w:val="22"/>
         </w:rPr>
@@ -7461,7 +6725,6 @@
           <w:bCs w:val="false"/>
           <w:i w:val="false"/>
           <w:iCs w:val="false"/>
-          <w:color w:val="000000"/>
           <w:sz w:val="22"/>
           <w:szCs w:val="22"/>
         </w:rPr>
@@ -7482,7 +6745,6 @@
           <w:bCs w:val="false"/>
           <w:i w:val="false"/>
           <w:iCs w:val="false"/>
-          <w:color w:val="000000"/>
           <w:sz w:val="22"/>
           <w:szCs w:val="22"/>
         </w:rPr>
@@ -7503,7 +6765,6 @@
           <w:bCs w:val="false"/>
           <w:i w:val="false"/>
           <w:iCs w:val="false"/>
-          <w:color w:val="000000"/>
           <w:sz w:val="22"/>
           <w:szCs w:val="22"/>
         </w:rPr>
@@ -7524,7 +6785,6 @@
           <w:bCs w:val="false"/>
           <w:i w:val="false"/>
           <w:iCs w:val="false"/>
-          <w:color w:val="000000"/>
           <w:sz w:val="22"/>
           <w:szCs w:val="22"/>
         </w:rPr>
@@ -7545,7 +6805,6 @@
           <w:bCs w:val="false"/>
           <w:i w:val="false"/>
           <w:iCs w:val="false"/>
-          <w:color w:val="000000"/>
           <w:sz w:val="22"/>
           <w:szCs w:val="22"/>
         </w:rPr>
@@ -7566,7 +6825,6 @@
           <w:bCs w:val="false"/>
           <w:i w:val="false"/>
           <w:iCs w:val="false"/>
-          <w:color w:val="000000"/>
           <w:sz w:val="22"/>
           <w:szCs w:val="22"/>
         </w:rPr>
@@ -7587,7 +6845,6 @@
           <w:bCs w:val="false"/>
           <w:i w:val="false"/>
           <w:iCs w:val="false"/>
-          <w:color w:val="000000"/>
           <w:sz w:val="22"/>
           <w:szCs w:val="22"/>
         </w:rPr>
@@ -7608,7 +6865,6 @@
           <w:bCs w:val="false"/>
           <w:i w:val="false"/>
           <w:iCs w:val="false"/>
-          <w:color w:val="000000"/>
           <w:sz w:val="22"/>
           <w:szCs w:val="22"/>
         </w:rPr>
@@ -7629,7 +6885,6 @@
           <w:bCs w:val="false"/>
           <w:i w:val="false"/>
           <w:iCs w:val="false"/>
-          <w:color w:val="000000"/>
           <w:sz w:val="22"/>
           <w:szCs w:val="22"/>
         </w:rPr>
@@ -7650,7 +6905,6 @@
           <w:bCs w:val="false"/>
           <w:i w:val="false"/>
           <w:iCs w:val="false"/>
-          <w:color w:val="000000"/>
           <w:sz w:val="22"/>
           <w:szCs w:val="22"/>
         </w:rPr>
@@ -7671,7 +6925,6 @@
           <w:bCs w:val="false"/>
           <w:i w:val="false"/>
           <w:iCs w:val="false"/>
-          <w:color w:val="000000"/>
           <w:sz w:val="22"/>
           <w:szCs w:val="22"/>
         </w:rPr>
@@ -7692,7 +6945,6 @@
           <w:bCs w:val="false"/>
           <w:i w:val="false"/>
           <w:iCs w:val="false"/>
-          <w:color w:val="000000"/>
           <w:sz w:val="22"/>
           <w:szCs w:val="22"/>
         </w:rPr>
@@ -7713,7 +6965,6 @@
           <w:bCs w:val="false"/>
           <w:i w:val="false"/>
           <w:iCs w:val="false"/>
-          <w:color w:val="000000"/>
           <w:sz w:val="22"/>
           <w:szCs w:val="22"/>
         </w:rPr>
@@ -7734,7 +6985,6 @@
           <w:bCs w:val="false"/>
           <w:i w:val="false"/>
           <w:iCs w:val="false"/>
-          <w:color w:val="000000"/>
           <w:sz w:val="22"/>
           <w:szCs w:val="22"/>
         </w:rPr>
@@ -7755,7 +7005,6 @@
           <w:bCs w:val="false"/>
           <w:i w:val="false"/>
           <w:iCs w:val="false"/>
-          <w:color w:val="000000"/>
           <w:sz w:val="22"/>
           <w:szCs w:val="22"/>
         </w:rPr>
@@ -7776,7 +7025,6 @@
           <w:bCs w:val="false"/>
           <w:i w:val="false"/>
           <w:iCs w:val="false"/>
-          <w:color w:val="000000"/>
           <w:sz w:val="22"/>
           <w:szCs w:val="22"/>
         </w:rPr>
@@ -7797,7 +7045,6 @@
           <w:bCs w:val="false"/>
           <w:i w:val="false"/>
           <w:iCs w:val="false"/>
-          <w:color w:val="000000"/>
           <w:sz w:val="22"/>
           <w:szCs w:val="22"/>
         </w:rPr>
@@ -7818,7 +7065,6 @@
           <w:bCs w:val="false"/>
           <w:i w:val="false"/>
           <w:iCs w:val="false"/>
-          <w:color w:val="000000"/>
           <w:sz w:val="22"/>
           <w:szCs w:val="22"/>
         </w:rPr>
@@ -7839,7 +7085,6 @@
           <w:bCs w:val="false"/>
           <w:i w:val="false"/>
           <w:iCs w:val="false"/>
-          <w:color w:val="000000"/>
           <w:sz w:val="22"/>
           <w:szCs w:val="22"/>
         </w:rPr>
@@ -7860,7 +7105,6 @@
           <w:bCs w:val="false"/>
           <w:i w:val="false"/>
           <w:iCs w:val="false"/>
-          <w:color w:val="000000"/>
           <w:sz w:val="22"/>
           <w:szCs w:val="22"/>
         </w:rPr>
@@ -7881,7 +7125,6 @@
           <w:bCs w:val="false"/>
           <w:i w:val="false"/>
           <w:iCs w:val="false"/>
-          <w:color w:val="000000"/>
           <w:sz w:val="22"/>
           <w:szCs w:val="22"/>
         </w:rPr>
@@ -7902,7 +7145,6 @@
           <w:bCs w:val="false"/>
           <w:i w:val="false"/>
           <w:iCs w:val="false"/>
-          <w:color w:val="000000"/>
           <w:sz w:val="22"/>
           <w:szCs w:val="22"/>
         </w:rPr>
@@ -7923,7 +7165,6 @@
           <w:bCs w:val="false"/>
           <w:i w:val="false"/>
           <w:iCs w:val="false"/>
-          <w:color w:val="000000"/>
           <w:sz w:val="22"/>
           <w:szCs w:val="22"/>
         </w:rPr>
@@ -7944,7 +7185,6 @@
           <w:bCs w:val="false"/>
           <w:i w:val="false"/>
           <w:iCs w:val="false"/>
-          <w:color w:val="000000"/>
           <w:sz w:val="22"/>
           <w:szCs w:val="22"/>
         </w:rPr>
@@ -7965,7 +7205,6 @@
           <w:bCs w:val="false"/>
           <w:i w:val="false"/>
           <w:iCs w:val="false"/>
-          <w:color w:val="000000"/>
           <w:sz w:val="22"/>
           <w:szCs w:val="22"/>
         </w:rPr>
@@ -7986,7 +7225,6 @@
           <w:bCs w:val="false"/>
           <w:i w:val="false"/>
           <w:iCs w:val="false"/>
-          <w:color w:val="000000"/>
           <w:sz w:val="22"/>
           <w:szCs w:val="22"/>
         </w:rPr>
@@ -8007,7 +7245,6 @@
           <w:bCs w:val="false"/>
           <w:i w:val="false"/>
           <w:iCs w:val="false"/>
-          <w:color w:val="000000"/>
           <w:sz w:val="22"/>
           <w:szCs w:val="22"/>
         </w:rPr>
@@ -8028,7 +7265,6 @@
           <w:bCs w:val="false"/>
           <w:i w:val="false"/>
           <w:iCs w:val="false"/>
-          <w:color w:val="000000"/>
           <w:sz w:val="22"/>
           <w:szCs w:val="22"/>
         </w:rPr>
@@ -8049,7 +7285,6 @@
           <w:bCs w:val="false"/>
           <w:i w:val="false"/>
           <w:iCs w:val="false"/>
-          <w:color w:val="000000"/>
           <w:sz w:val="22"/>
           <w:szCs w:val="22"/>
         </w:rPr>
@@ -8062,14 +7297,13 @@
       </w:pPr>
       <w:r>
         <w:rPr>
-          <w:rFonts w:ascii="Times New Roman" w:cs="Times New Roman" w:eastAsia="Times New Roman" w:hAnsi="Times New Roman"/>
-          <w:b w:val="false"/>
-          <w:bCs w:val="false"/>
-          <w:i w:val="false"/>
-          <w:iCs w:val="false"/>
-          <w:color w:val="000000"/>
-          <w:sz w:val="28"/>
-          <w:szCs w:val="28"/>
+          <w:rFonts w:ascii="Open Sans" w:cs="Open Sans" w:eastAsia="Open Sans" w:hAnsi="Open Sans"/>
+          <w:b w:val="false"/>
+          <w:bCs w:val="false"/>
+          <w:i w:val="false"/>
+          <w:iCs w:val="false"/>
+          <w:sz w:val="26"/>
+          <w:szCs w:val="26"/>
         </w:rPr>
         <w:t xml:space="preserve"/>
       </w:r>
@@ -8082,14 +7316,13 @@
       </w:pPr>
       <w:r>
         <w:rPr>
-          <w:rFonts w:ascii="Times New Roman" w:cs="Times New Roman" w:eastAsia="Times New Roman" w:hAnsi="Times New Roman"/>
-          <w:b w:val="false"/>
-          <w:bCs w:val="false"/>
-          <w:i w:val="false"/>
-          <w:iCs w:val="false"/>
-          <w:color w:val="000000"/>
-          <w:sz w:val="28"/>
-          <w:szCs w:val="28"/>
+          <w:rFonts w:ascii="Open Sans" w:cs="Open Sans" w:eastAsia="Open Sans" w:hAnsi="Open Sans"/>
+          <w:b w:val="false"/>
+          <w:bCs w:val="false"/>
+          <w:i w:val="false"/>
+          <w:iCs w:val="false"/>
+          <w:sz w:val="26"/>
+          <w:szCs w:val="26"/>
         </w:rPr>
         <w:t xml:space="preserve">Очікуваний вивід (на CPU Intel i7 ~2.6 GHz):</w:t>
       </w:r>
@@ -8108,7 +7341,6 @@
           <w:bCs w:val="false"/>
           <w:i w:val="false"/>
           <w:iCs w:val="false"/>
-          <w:color w:val="000000"/>
           <w:sz w:val="22"/>
           <w:szCs w:val="22"/>
         </w:rPr>
@@ -8129,7 +7361,6 @@
           <w:bCs w:val="false"/>
           <w:i w:val="false"/>
           <w:iCs w:val="false"/>
-          <w:color w:val="000000"/>
           <w:sz w:val="22"/>
           <w:szCs w:val="22"/>
         </w:rPr>
@@ -8150,7 +7381,6 @@
           <w:bCs w:val="false"/>
           <w:i w:val="false"/>
           <w:iCs w:val="false"/>
-          <w:color w:val="000000"/>
           <w:sz w:val="22"/>
           <w:szCs w:val="22"/>
         </w:rPr>
@@ -8171,7 +7401,6 @@
           <w:bCs w:val="false"/>
           <w:i w:val="false"/>
           <w:iCs w:val="false"/>
-          <w:color w:val="000000"/>
           <w:sz w:val="22"/>
           <w:szCs w:val="22"/>
         </w:rPr>
@@ -8192,7 +7421,6 @@
           <w:bCs w:val="false"/>
           <w:i w:val="false"/>
           <w:iCs w:val="false"/>
-          <w:color w:val="000000"/>
           <w:sz w:val="22"/>
           <w:szCs w:val="22"/>
         </w:rPr>
@@ -8213,7 +7441,6 @@
           <w:bCs w:val="false"/>
           <w:i w:val="false"/>
           <w:iCs w:val="false"/>
-          <w:color w:val="000000"/>
           <w:sz w:val="22"/>
           <w:szCs w:val="22"/>
         </w:rPr>
@@ -8234,7 +7461,6 @@
           <w:bCs w:val="false"/>
           <w:i w:val="false"/>
           <w:iCs w:val="false"/>
-          <w:color w:val="000000"/>
           <w:sz w:val="22"/>
           <w:szCs w:val="22"/>
         </w:rPr>
@@ -8255,7 +7481,6 @@
           <w:bCs w:val="false"/>
           <w:i w:val="false"/>
           <w:iCs w:val="false"/>
-          <w:color w:val="000000"/>
           <w:sz w:val="22"/>
           <w:szCs w:val="22"/>
         </w:rPr>
@@ -8276,7 +7501,6 @@
           <w:bCs w:val="false"/>
           <w:i w:val="false"/>
           <w:iCs w:val="false"/>
-          <w:color w:val="000000"/>
           <w:sz w:val="22"/>
           <w:szCs w:val="22"/>
         </w:rPr>
@@ -8297,7 +7521,6 @@
           <w:bCs w:val="false"/>
           <w:i w:val="false"/>
           <w:iCs w:val="false"/>
-          <w:color w:val="000000"/>
           <w:sz w:val="22"/>
           <w:szCs w:val="22"/>
         </w:rPr>
@@ -8310,14 +7533,13 @@
       </w:pPr>
       <w:r>
         <w:rPr>
-          <w:rFonts w:ascii="Times New Roman" w:cs="Times New Roman" w:eastAsia="Times New Roman" w:hAnsi="Times New Roman"/>
-          <w:b w:val="false"/>
-          <w:bCs w:val="false"/>
-          <w:i w:val="false"/>
-          <w:iCs w:val="false"/>
-          <w:color w:val="000000"/>
-          <w:sz w:val="28"/>
-          <w:szCs w:val="28"/>
+          <w:rFonts w:ascii="Open Sans" w:cs="Open Sans" w:eastAsia="Open Sans" w:hAnsi="Open Sans"/>
+          <w:b w:val="false"/>
+          <w:bCs w:val="false"/>
+          <w:i w:val="false"/>
+          <w:iCs w:val="false"/>
+          <w:sz w:val="26"/>
+          <w:szCs w:val="26"/>
         </w:rPr>
         <w:t xml:space="preserve"/>
       </w:r>
@@ -8330,14 +7552,13 @@
       </w:pPr>
       <w:r>
         <w:rPr>
-          <w:rFonts w:ascii="Times New Roman" w:cs="Times New Roman" w:eastAsia="Times New Roman" w:hAnsi="Times New Roman"/>
-          <w:b w:val="false"/>
-          <w:bCs w:val="false"/>
-          <w:i w:val="false"/>
-          <w:iCs w:val="false"/>
-          <w:color w:val="000000"/>
-          <w:sz w:val="28"/>
-          <w:szCs w:val="28"/>
+          <w:rFonts w:ascii="Open Sans" w:cs="Open Sans" w:eastAsia="Open Sans" w:hAnsi="Open Sans"/>
+          <w:b w:val="false"/>
+          <w:bCs w:val="false"/>
+          <w:i w:val="false"/>
+          <w:iCs w:val="false"/>
+          <w:sz w:val="26"/>
+          <w:szCs w:val="26"/>
         </w:rPr>
         <w:t xml:space="preserve">Повторити експерименти для трьох варіантів:</w:t>
       </w:r>
@@ -8350,16 +7571,15 @@
       </w:pPr>
       <w:r>
         <w:rPr>
-          <w:rFonts w:ascii="Times New Roman" w:cs="Times New Roman" w:eastAsia="Times New Roman" w:hAnsi="Times New Roman"/>
-          <w:b w:val="false"/>
-          <w:bCs w:val="false"/>
-          <w:i w:val="false"/>
-          <w:iCs w:val="false"/>
-          <w:color w:val="000000"/>
-          <w:sz w:val="28"/>
-          <w:szCs w:val="28"/>
-        </w:rPr>
-        <w:t xml:space="preserve">•  SPHINCS+-SHA2-128s — найкомпактніший підпис (7 856 байт), але повільний sign (~600 мс);</w:t>
+          <w:rFonts w:ascii="Open Sans" w:cs="Open Sans" w:eastAsia="Open Sans" w:hAnsi="Open Sans"/>
+          <w:b w:val="false"/>
+          <w:bCs w:val="false"/>
+          <w:i w:val="false"/>
+          <w:iCs w:val="false"/>
+          <w:sz w:val="26"/>
+          <w:szCs w:val="26"/>
+        </w:rPr>
+        <w:t xml:space="preserve">•  SPHINCS+-SHA2-128s - найкомпактніший підпис (7 856 байт), але повільний sign (~600 мс);</w:t>
       </w:r>
     </w:p>
     <w:p>
@@ -8370,16 +7590,15 @@
       </w:pPr>
       <w:r>
         <w:rPr>
-          <w:rFonts w:ascii="Times New Roman" w:cs="Times New Roman" w:eastAsia="Times New Roman" w:hAnsi="Times New Roman"/>
-          <w:b w:val="false"/>
-          <w:bCs w:val="false"/>
-          <w:i w:val="false"/>
-          <w:iCs w:val="false"/>
-          <w:color w:val="000000"/>
-          <w:sz w:val="28"/>
-          <w:szCs w:val="28"/>
-        </w:rPr>
-        <w:t xml:space="preserve">•  SPHINCS+-SHA2-128f — баланс (17 088 байт, ~25 мс sign);</w:t>
+          <w:rFonts w:ascii="Open Sans" w:cs="Open Sans" w:eastAsia="Open Sans" w:hAnsi="Open Sans"/>
+          <w:b w:val="false"/>
+          <w:bCs w:val="false"/>
+          <w:i w:val="false"/>
+          <w:iCs w:val="false"/>
+          <w:sz w:val="26"/>
+          <w:szCs w:val="26"/>
+        </w:rPr>
+        <w:t xml:space="preserve">•  SPHINCS+-SHA2-128f - баланс (17 088 байт, ~25 мс sign);</w:t>
       </w:r>
     </w:p>
     <w:p>
@@ -8390,16 +7609,15 @@
       </w:pPr>
       <w:r>
         <w:rPr>
-          <w:rFonts w:ascii="Times New Roman" w:cs="Times New Roman" w:eastAsia="Times New Roman" w:hAnsi="Times New Roman"/>
-          <w:b w:val="false"/>
-          <w:bCs w:val="false"/>
-          <w:i w:val="false"/>
-          <w:iCs w:val="false"/>
-          <w:color w:val="000000"/>
-          <w:sz w:val="28"/>
-          <w:szCs w:val="28"/>
-        </w:rPr>
-        <w:t xml:space="preserve">•  SPHINCS+-SHAKE-256f — Level 5 безпека (49 856 байт, ~150 мс sign).</w:t>
+          <w:rFonts w:ascii="Open Sans" w:cs="Open Sans" w:eastAsia="Open Sans" w:hAnsi="Open Sans"/>
+          <w:b w:val="false"/>
+          <w:bCs w:val="false"/>
+          <w:i w:val="false"/>
+          <w:iCs w:val="false"/>
+          <w:sz w:val="26"/>
+          <w:szCs w:val="26"/>
+        </w:rPr>
+        <w:t xml:space="preserve">•  SPHINCS+-SHAKE-256f - Level 5 безпека (49 856 байт, ~150 мс sign).</w:t>
       </w:r>
     </w:p>
     <w:p>
@@ -8410,14 +7628,13 @@
       </w:pPr>
       <w:r>
         <w:rPr>
-          <w:rFonts w:ascii="Times New Roman" w:cs="Times New Roman" w:eastAsia="Times New Roman" w:hAnsi="Times New Roman"/>
-          <w:b w:val="false"/>
-          <w:bCs w:val="false"/>
-          <w:i w:val="false"/>
-          <w:iCs w:val="false"/>
-          <w:color w:val="000000"/>
-          <w:sz w:val="28"/>
-          <w:szCs w:val="28"/>
+          <w:rFonts w:ascii="Open Sans" w:cs="Open Sans" w:eastAsia="Open Sans" w:hAnsi="Open Sans"/>
+          <w:b w:val="false"/>
+          <w:bCs w:val="false"/>
+          <w:i w:val="false"/>
+          <w:iCs w:val="false"/>
+          <w:sz w:val="26"/>
+          <w:szCs w:val="26"/>
         </w:rPr>
         <w:t xml:space="preserve">Зафіксувати у звіті розміри і часи у вигляді таблиці; пояснити, який варіант обрали б для (а) серверного TLS-сертифіката, (б) firmware updates IoT-пристрою, (в) blockchain-валідатора.</w:t>
       </w:r>
@@ -8431,14 +7648,13 @@
       </w:pPr>
       <w:r>
         <w:rPr>
-          <w:rFonts w:ascii="Times New Roman" w:cs="Times New Roman" w:eastAsia="Times New Roman" w:hAnsi="Times New Roman"/>
+          <w:rFonts w:ascii="Open Sans" w:cs="Open Sans" w:eastAsia="Open Sans" w:hAnsi="Open Sans"/>
           <w:b/>
           <w:bCs/>
           <w:i w:val="false"/>
           <w:iCs w:val="false"/>
-          <w:color w:val="000000"/>
-          <w:sz w:val="28"/>
-          <w:szCs w:val="28"/>
+          <w:sz w:val="26"/>
+          <w:szCs w:val="26"/>
         </w:rPr>
         <w:t xml:space="preserve">4.7. Завдання 7. Порівняльні вимірювання</w:t>
       </w:r>
@@ -8451,14 +7667,13 @@
       </w:pPr>
       <w:r>
         <w:rPr>
-          <w:rFonts w:ascii="Times New Roman" w:cs="Times New Roman" w:eastAsia="Times New Roman" w:hAnsi="Times New Roman"/>
-          <w:b w:val="false"/>
-          <w:bCs w:val="false"/>
-          <w:i w:val="false"/>
-          <w:iCs w:val="false"/>
-          <w:color w:val="000000"/>
-          <w:sz w:val="28"/>
-          <w:szCs w:val="28"/>
+          <w:rFonts w:ascii="Open Sans" w:cs="Open Sans" w:eastAsia="Open Sans" w:hAnsi="Open Sans"/>
+          <w:b w:val="false"/>
+          <w:bCs w:val="false"/>
+          <w:i w:val="false"/>
+          <w:iCs w:val="false"/>
+          <w:sz w:val="26"/>
+          <w:szCs w:val="26"/>
         </w:rPr>
         <w:t xml:space="preserve">Об'єднати результати всіх попередніх завдань у зведену таблицю. Файл compare.py:</w:t>
       </w:r>
@@ -8477,28 +7692,26 @@
           <w:bCs w:val="false"/>
           <w:i w:val="false"/>
           <w:iCs w:val="false"/>
-          <w:color w:val="000000"/>
-          <w:sz w:val="22"/>
-          <w:szCs w:val="22"/>
-        </w:rPr>
-        <w:t xml:space="preserve"># compare.py — Compare hash-based signature schemes</w:t>
-      </w:r>
-    </w:p>
-    <w:p>
-      <w:pPr>
-        <w:shd w:fill="F2F2F2" w:color="auto" w:val="clear"/>
-        <w:spacing w:after="0" w:line="260" w:lineRule="auto"/>
-        <w:ind w:left="200" w:firstLine="0"/>
-        <w:jc w:val="left"/>
-      </w:pPr>
-      <w:r>
-        <w:rPr>
-          <w:rFonts w:ascii="Courier New" w:cs="Courier New" w:eastAsia="Courier New" w:hAnsi="Courier New"/>
-          <w:b w:val="false"/>
-          <w:bCs w:val="false"/>
-          <w:i w:val="false"/>
-          <w:iCs w:val="false"/>
-          <w:color w:val="000000"/>
+          <w:sz w:val="22"/>
+          <w:szCs w:val="22"/>
+        </w:rPr>
+        <w:t xml:space="preserve"># compare.py - Compare hash-based signature schemes</w:t>
+      </w:r>
+    </w:p>
+    <w:p>
+      <w:pPr>
+        <w:shd w:fill="F2F2F2" w:color="auto" w:val="clear"/>
+        <w:spacing w:after="0" w:line="260" w:lineRule="auto"/>
+        <w:ind w:left="200" w:firstLine="0"/>
+        <w:jc w:val="left"/>
+      </w:pPr>
+      <w:r>
+        <w:rPr>
+          <w:rFonts w:ascii="Courier New" w:cs="Courier New" w:eastAsia="Courier New" w:hAnsi="Courier New"/>
+          <w:b w:val="false"/>
+          <w:bCs w:val="false"/>
+          <w:i w:val="false"/>
+          <w:iCs w:val="false"/>
           <w:sz w:val="22"/>
           <w:szCs w:val="22"/>
         </w:rPr>
@@ -8519,7 +7732,6 @@
           <w:bCs w:val="false"/>
           <w:i w:val="false"/>
           <w:iCs w:val="false"/>
-          <w:color w:val="000000"/>
           <w:sz w:val="22"/>
           <w:szCs w:val="22"/>
         </w:rPr>
@@ -8540,7 +7752,6 @@
           <w:bCs w:val="false"/>
           <w:i w:val="false"/>
           <w:iCs w:val="false"/>
-          <w:color w:val="000000"/>
           <w:sz w:val="22"/>
           <w:szCs w:val="22"/>
         </w:rPr>
@@ -8561,7 +7772,6 @@
           <w:bCs w:val="false"/>
           <w:i w:val="false"/>
           <w:iCs w:val="false"/>
-          <w:color w:val="000000"/>
           <w:sz w:val="22"/>
           <w:szCs w:val="22"/>
         </w:rPr>
@@ -8582,7 +7792,6 @@
           <w:bCs w:val="false"/>
           <w:i w:val="false"/>
           <w:iCs w:val="false"/>
-          <w:color w:val="000000"/>
           <w:sz w:val="22"/>
           <w:szCs w:val="22"/>
         </w:rPr>
@@ -8603,7 +7812,6 @@
           <w:bCs w:val="false"/>
           <w:i w:val="false"/>
           <w:iCs w:val="false"/>
-          <w:color w:val="000000"/>
           <w:sz w:val="22"/>
           <w:szCs w:val="22"/>
         </w:rPr>
@@ -8624,7 +7832,6 @@
           <w:bCs w:val="false"/>
           <w:i w:val="false"/>
           <w:iCs w:val="false"/>
-          <w:color w:val="000000"/>
           <w:sz w:val="22"/>
           <w:szCs w:val="22"/>
         </w:rPr>
@@ -8645,7 +7852,6 @@
           <w:bCs w:val="false"/>
           <w:i w:val="false"/>
           <w:iCs w:val="false"/>
-          <w:color w:val="000000"/>
           <w:sz w:val="22"/>
           <w:szCs w:val="22"/>
         </w:rPr>
@@ -8666,7 +7872,6 @@
           <w:bCs w:val="false"/>
           <w:i w:val="false"/>
           <w:iCs w:val="false"/>
-          <w:color w:val="000000"/>
           <w:sz w:val="22"/>
           <w:szCs w:val="22"/>
         </w:rPr>
@@ -8687,7 +7892,6 @@
           <w:bCs w:val="false"/>
           <w:i w:val="false"/>
           <w:iCs w:val="false"/>
-          <w:color w:val="000000"/>
           <w:sz w:val="22"/>
           <w:szCs w:val="22"/>
         </w:rPr>
@@ -8708,7 +7912,6 @@
           <w:bCs w:val="false"/>
           <w:i w:val="false"/>
           <w:iCs w:val="false"/>
-          <w:color w:val="000000"/>
           <w:sz w:val="22"/>
           <w:szCs w:val="22"/>
         </w:rPr>
@@ -8729,7 +7932,6 @@
           <w:bCs w:val="false"/>
           <w:i w:val="false"/>
           <w:iCs w:val="false"/>
-          <w:color w:val="000000"/>
           <w:sz w:val="22"/>
           <w:szCs w:val="22"/>
         </w:rPr>
@@ -8750,7 +7952,6 @@
           <w:bCs w:val="false"/>
           <w:i w:val="false"/>
           <w:iCs w:val="false"/>
-          <w:color w:val="000000"/>
           <w:sz w:val="22"/>
           <w:szCs w:val="22"/>
         </w:rPr>
@@ -8771,7 +7972,6 @@
           <w:bCs w:val="false"/>
           <w:i w:val="false"/>
           <w:iCs w:val="false"/>
-          <w:color w:val="000000"/>
           <w:sz w:val="22"/>
           <w:szCs w:val="22"/>
         </w:rPr>
@@ -8792,7 +7992,6 @@
           <w:bCs w:val="false"/>
           <w:i w:val="false"/>
           <w:iCs w:val="false"/>
-          <w:color w:val="000000"/>
           <w:sz w:val="22"/>
           <w:szCs w:val="22"/>
         </w:rPr>
@@ -8813,7 +8012,6 @@
           <w:bCs w:val="false"/>
           <w:i w:val="false"/>
           <w:iCs w:val="false"/>
-          <w:color w:val="000000"/>
           <w:sz w:val="22"/>
           <w:szCs w:val="22"/>
         </w:rPr>
@@ -8834,7 +8032,6 @@
           <w:bCs w:val="false"/>
           <w:i w:val="false"/>
           <w:iCs w:val="false"/>
-          <w:color w:val="000000"/>
           <w:sz w:val="22"/>
           <w:szCs w:val="22"/>
         </w:rPr>
@@ -8855,7 +8052,6 @@
           <w:bCs w:val="false"/>
           <w:i w:val="false"/>
           <w:iCs w:val="false"/>
-          <w:color w:val="000000"/>
           <w:sz w:val="22"/>
           <w:szCs w:val="22"/>
         </w:rPr>
@@ -8876,7 +8072,6 @@
           <w:bCs w:val="false"/>
           <w:i w:val="false"/>
           <w:iCs w:val="false"/>
-          <w:color w:val="000000"/>
           <w:sz w:val="22"/>
           <w:szCs w:val="22"/>
         </w:rPr>
@@ -8897,7 +8092,6 @@
           <w:bCs w:val="false"/>
           <w:i w:val="false"/>
           <w:iCs w:val="false"/>
-          <w:color w:val="000000"/>
           <w:sz w:val="22"/>
           <w:szCs w:val="22"/>
         </w:rPr>
@@ -8918,28 +8112,26 @@
           <w:bCs w:val="false"/>
           <w:i w:val="false"/>
           <w:iCs w:val="false"/>
-          <w:color w:val="000000"/>
-          <w:sz w:val="22"/>
-          <w:szCs w:val="22"/>
-        </w:rPr>
-        <w:t xml:space="preserve"># (Скорочений приклад — повна реалізація має покривати всі схеми)</w:t>
-      </w:r>
-    </w:p>
-    <w:p>
-      <w:pPr>
-        <w:shd w:fill="F2F2F2" w:color="auto" w:val="clear"/>
-        <w:spacing w:after="0" w:line="260" w:lineRule="auto"/>
-        <w:ind w:left="200" w:firstLine="0"/>
-        <w:jc w:val="left"/>
-      </w:pPr>
-      <w:r>
-        <w:rPr>
-          <w:rFonts w:ascii="Courier New" w:cs="Courier New" w:eastAsia="Courier New" w:hAnsi="Courier New"/>
-          <w:b w:val="false"/>
-          <w:bCs w:val="false"/>
-          <w:i w:val="false"/>
-          <w:iCs w:val="false"/>
-          <w:color w:val="000000"/>
+          <w:sz w:val="22"/>
+          <w:szCs w:val="22"/>
+        </w:rPr>
+        <w:t xml:space="preserve"># (Скорочений приклад - повна реалізація має покривати всі схеми)</w:t>
+      </w:r>
+    </w:p>
+    <w:p>
+      <w:pPr>
+        <w:shd w:fill="F2F2F2" w:color="auto" w:val="clear"/>
+        <w:spacing w:after="0" w:line="260" w:lineRule="auto"/>
+        <w:ind w:left="200" w:firstLine="0"/>
+        <w:jc w:val="left"/>
+      </w:pPr>
+      <w:r>
+        <w:rPr>
+          <w:rFonts w:ascii="Courier New" w:cs="Courier New" w:eastAsia="Courier New" w:hAnsi="Courier New"/>
+          <w:b w:val="false"/>
+          <w:bCs w:val="false"/>
+          <w:i w:val="false"/>
+          <w:iCs w:val="false"/>
           <w:sz w:val="22"/>
           <w:szCs w:val="22"/>
         </w:rPr>
@@ -8960,7 +8152,6 @@
           <w:bCs w:val="false"/>
           <w:i w:val="false"/>
           <w:iCs w:val="false"/>
-          <w:color w:val="000000"/>
           <w:sz w:val="22"/>
           <w:szCs w:val="22"/>
         </w:rPr>
@@ -8981,7 +8172,6 @@
           <w:bCs w:val="false"/>
           <w:i w:val="false"/>
           <w:iCs w:val="false"/>
-          <w:color w:val="000000"/>
           <w:sz w:val="22"/>
           <w:szCs w:val="22"/>
         </w:rPr>
@@ -9002,7 +8192,6 @@
           <w:bCs w:val="false"/>
           <w:i w:val="false"/>
           <w:iCs w:val="false"/>
-          <w:color w:val="000000"/>
           <w:sz w:val="22"/>
           <w:szCs w:val="22"/>
         </w:rPr>
@@ -9023,7 +8212,6 @@
           <w:bCs w:val="false"/>
           <w:i w:val="false"/>
           <w:iCs w:val="false"/>
-          <w:color w:val="000000"/>
           <w:sz w:val="22"/>
           <w:szCs w:val="22"/>
         </w:rPr>
@@ -9044,7 +8232,6 @@
           <w:bCs w:val="false"/>
           <w:i w:val="false"/>
           <w:iCs w:val="false"/>
-          <w:color w:val="000000"/>
           <w:sz w:val="22"/>
           <w:szCs w:val="22"/>
         </w:rPr>
@@ -9065,7 +8252,6 @@
           <w:bCs w:val="false"/>
           <w:i w:val="false"/>
           <w:iCs w:val="false"/>
-          <w:color w:val="000000"/>
           <w:sz w:val="22"/>
           <w:szCs w:val="22"/>
         </w:rPr>
@@ -9086,7 +8272,6 @@
           <w:bCs w:val="false"/>
           <w:i w:val="false"/>
           <w:iCs w:val="false"/>
-          <w:color w:val="000000"/>
           <w:sz w:val="22"/>
           <w:szCs w:val="22"/>
         </w:rPr>
@@ -9107,7 +8292,6 @@
           <w:bCs w:val="false"/>
           <w:i w:val="false"/>
           <w:iCs w:val="false"/>
-          <w:color w:val="000000"/>
           <w:sz w:val="22"/>
           <w:szCs w:val="22"/>
         </w:rPr>
@@ -9128,7 +8312,6 @@
           <w:bCs w:val="false"/>
           <w:i w:val="false"/>
           <w:iCs w:val="false"/>
-          <w:color w:val="000000"/>
           <w:sz w:val="22"/>
           <w:szCs w:val="22"/>
         </w:rPr>
@@ -9149,7 +8332,6 @@
           <w:bCs w:val="false"/>
           <w:i w:val="false"/>
           <w:iCs w:val="false"/>
-          <w:color w:val="000000"/>
           <w:sz w:val="22"/>
           <w:szCs w:val="22"/>
         </w:rPr>
@@ -9170,7 +8352,6 @@
           <w:bCs w:val="false"/>
           <w:i w:val="false"/>
           <w:iCs w:val="false"/>
-          <w:color w:val="000000"/>
           <w:sz w:val="22"/>
           <w:szCs w:val="22"/>
         </w:rPr>
@@ -9191,7 +8372,6 @@
           <w:bCs w:val="false"/>
           <w:i w:val="false"/>
           <w:iCs w:val="false"/>
-          <w:color w:val="000000"/>
           <w:sz w:val="22"/>
           <w:szCs w:val="22"/>
         </w:rPr>
@@ -9212,7 +8392,6 @@
           <w:bCs w:val="false"/>
           <w:i w:val="false"/>
           <w:iCs w:val="false"/>
-          <w:color w:val="000000"/>
           <w:sz w:val="22"/>
           <w:szCs w:val="22"/>
         </w:rPr>
@@ -9233,7 +8412,6 @@
           <w:bCs w:val="false"/>
           <w:i w:val="false"/>
           <w:iCs w:val="false"/>
-          <w:color w:val="000000"/>
           <w:sz w:val="22"/>
           <w:szCs w:val="22"/>
         </w:rPr>
@@ -9254,7 +8432,6 @@
           <w:bCs w:val="false"/>
           <w:i w:val="false"/>
           <w:iCs w:val="false"/>
-          <w:color w:val="000000"/>
           <w:sz w:val="22"/>
           <w:szCs w:val="22"/>
         </w:rPr>
@@ -9275,7 +8452,6 @@
           <w:bCs w:val="false"/>
           <w:i w:val="false"/>
           <w:iCs w:val="false"/>
-          <w:color w:val="000000"/>
           <w:sz w:val="22"/>
           <w:szCs w:val="22"/>
         </w:rPr>
@@ -9296,7 +8472,6 @@
           <w:bCs w:val="false"/>
           <w:i w:val="false"/>
           <w:iCs w:val="false"/>
-          <w:color w:val="000000"/>
           <w:sz w:val="22"/>
           <w:szCs w:val="22"/>
         </w:rPr>
@@ -9317,7 +8492,6 @@
           <w:bCs w:val="false"/>
           <w:i w:val="false"/>
           <w:iCs w:val="false"/>
-          <w:color w:val="000000"/>
           <w:sz w:val="22"/>
           <w:szCs w:val="22"/>
         </w:rPr>
@@ -9338,7 +8512,6 @@
           <w:bCs w:val="false"/>
           <w:i w:val="false"/>
           <w:iCs w:val="false"/>
-          <w:color w:val="000000"/>
           <w:sz w:val="22"/>
           <w:szCs w:val="22"/>
         </w:rPr>
@@ -9359,7 +8532,6 @@
           <w:bCs w:val="false"/>
           <w:i w:val="false"/>
           <w:iCs w:val="false"/>
-          <w:color w:val="000000"/>
           <w:sz w:val="22"/>
           <w:szCs w:val="22"/>
         </w:rPr>
@@ -9380,7 +8552,6 @@
           <w:bCs w:val="false"/>
           <w:i w:val="false"/>
           <w:iCs w:val="false"/>
-          <w:color w:val="000000"/>
           <w:sz w:val="22"/>
           <w:szCs w:val="22"/>
         </w:rPr>
@@ -9401,7 +8572,6 @@
           <w:bCs w:val="false"/>
           <w:i w:val="false"/>
           <w:iCs w:val="false"/>
-          <w:color w:val="000000"/>
           <w:sz w:val="22"/>
           <w:szCs w:val="22"/>
         </w:rPr>
@@ -9422,7 +8592,6 @@
           <w:bCs w:val="false"/>
           <w:i w:val="false"/>
           <w:iCs w:val="false"/>
-          <w:color w:val="000000"/>
           <w:sz w:val="22"/>
           <w:szCs w:val="22"/>
         </w:rPr>
@@ -9443,7 +8612,6 @@
           <w:bCs w:val="false"/>
           <w:i w:val="false"/>
           <w:iCs w:val="false"/>
-          <w:color w:val="000000"/>
           <w:sz w:val="22"/>
           <w:szCs w:val="22"/>
         </w:rPr>
@@ -9464,7 +8632,6 @@
           <w:bCs w:val="false"/>
           <w:i w:val="false"/>
           <w:iCs w:val="false"/>
-          <w:color w:val="000000"/>
           <w:sz w:val="22"/>
           <w:szCs w:val="22"/>
         </w:rPr>
@@ -9477,14 +8644,13 @@
       </w:pPr>
       <w:r>
         <w:rPr>
-          <w:rFonts w:ascii="Times New Roman" w:cs="Times New Roman" w:eastAsia="Times New Roman" w:hAnsi="Times New Roman"/>
-          <w:b w:val="false"/>
-          <w:bCs w:val="false"/>
-          <w:i w:val="false"/>
-          <w:iCs w:val="false"/>
-          <w:color w:val="000000"/>
-          <w:sz w:val="28"/>
-          <w:szCs w:val="28"/>
+          <w:rFonts w:ascii="Open Sans" w:cs="Open Sans" w:eastAsia="Open Sans" w:hAnsi="Open Sans"/>
+          <w:b w:val="false"/>
+          <w:bCs w:val="false"/>
+          <w:i w:val="false"/>
+          <w:iCs w:val="false"/>
+          <w:sz w:val="26"/>
+          <w:szCs w:val="26"/>
         </w:rPr>
         <w:t xml:space="preserve"/>
       </w:r>
@@ -9497,14 +8663,13 @@
       </w:pPr>
       <w:r>
         <w:rPr>
-          <w:rFonts w:ascii="Times New Roman" w:cs="Times New Roman" w:eastAsia="Times New Roman" w:hAnsi="Times New Roman"/>
-          <w:b w:val="false"/>
-          <w:bCs w:val="false"/>
-          <w:i w:val="false"/>
-          <w:iCs w:val="false"/>
-          <w:color w:val="000000"/>
-          <w:sz w:val="28"/>
-          <w:szCs w:val="28"/>
+          <w:rFonts w:ascii="Open Sans" w:cs="Open Sans" w:eastAsia="Open Sans" w:hAnsi="Open Sans"/>
+          <w:b w:val="false"/>
+          <w:bCs w:val="false"/>
+          <w:i w:val="false"/>
+          <w:iCs w:val="false"/>
+          <w:sz w:val="26"/>
+          <w:szCs w:val="26"/>
         </w:rPr>
         <w:t xml:space="preserve">Результати оформити у звіті у вигляді таблиці і обговорити trade-offs:</w:t>
       </w:r>
@@ -9515,14 +8680,13 @@
       </w:pPr>
       <w:r>
         <w:rPr>
-          <w:rFonts w:ascii="Times New Roman" w:cs="Times New Roman" w:eastAsia="Times New Roman" w:hAnsi="Times New Roman"/>
-          <w:b w:val="false"/>
-          <w:bCs w:val="false"/>
-          <w:i w:val="false"/>
-          <w:iCs w:val="false"/>
-          <w:color w:val="000000"/>
-          <w:sz w:val="28"/>
-          <w:szCs w:val="28"/>
+          <w:rFonts w:ascii="Open Sans" w:cs="Open Sans" w:eastAsia="Open Sans" w:hAnsi="Open Sans"/>
+          <w:b w:val="false"/>
+          <w:bCs w:val="false"/>
+          <w:i w:val="false"/>
+          <w:iCs w:val="false"/>
+          <w:sz w:val="26"/>
+          <w:szCs w:val="26"/>
         </w:rPr>
         <w:t xml:space="preserve"/>
       </w:r>
@@ -9571,12 +8735,11 @@
             </w:pPr>
             <w:r>
               <w:rPr>
-                <w:rFonts w:ascii="Times New Roman" w:cs="Times New Roman" w:eastAsia="Times New Roman" w:hAnsi="Times New Roman"/>
+                <w:rFonts w:ascii="Open Sans" w:cs="Open Sans" w:eastAsia="Open Sans" w:hAnsi="Open Sans"/>
                 <w:b/>
                 <w:bCs/>
                 <w:i w:val="false"/>
                 <w:iCs w:val="false"/>
-                <w:color w:val="000000"/>
                 <w:sz w:val="22"/>
                 <w:szCs w:val="22"/>
               </w:rPr>
@@ -9603,12 +8766,11 @@
             </w:pPr>
             <w:r>
               <w:rPr>
-                <w:rFonts w:ascii="Times New Roman" w:cs="Times New Roman" w:eastAsia="Times New Roman" w:hAnsi="Times New Roman"/>
+                <w:rFonts w:ascii="Open Sans" w:cs="Open Sans" w:eastAsia="Open Sans" w:hAnsi="Open Sans"/>
                 <w:b/>
                 <w:bCs/>
                 <w:i w:val="false"/>
                 <w:iCs w:val="false"/>
-                <w:color w:val="000000"/>
                 <w:sz w:val="22"/>
                 <w:szCs w:val="22"/>
               </w:rPr>
@@ -9635,12 +8797,11 @@
             </w:pPr>
             <w:r>
               <w:rPr>
-                <w:rFonts w:ascii="Times New Roman" w:cs="Times New Roman" w:eastAsia="Times New Roman" w:hAnsi="Times New Roman"/>
+                <w:rFonts w:ascii="Open Sans" w:cs="Open Sans" w:eastAsia="Open Sans" w:hAnsi="Open Sans"/>
                 <w:b/>
                 <w:bCs/>
                 <w:i w:val="false"/>
                 <w:iCs w:val="false"/>
-                <w:color w:val="000000"/>
                 <w:sz w:val="22"/>
                 <w:szCs w:val="22"/>
               </w:rPr>
@@ -9667,12 +8828,11 @@
             </w:pPr>
             <w:r>
               <w:rPr>
-                <w:rFonts w:ascii="Times New Roman" w:cs="Times New Roman" w:eastAsia="Times New Roman" w:hAnsi="Times New Roman"/>
+                <w:rFonts w:ascii="Open Sans" w:cs="Open Sans" w:eastAsia="Open Sans" w:hAnsi="Open Sans"/>
                 <w:b/>
                 <w:bCs/>
                 <w:i w:val="false"/>
                 <w:iCs w:val="false"/>
-                <w:color w:val="000000"/>
                 <w:sz w:val="22"/>
                 <w:szCs w:val="22"/>
               </w:rPr>
@@ -9699,12 +8859,11 @@
             </w:pPr>
             <w:r>
               <w:rPr>
-                <w:rFonts w:ascii="Times New Roman" w:cs="Times New Roman" w:eastAsia="Times New Roman" w:hAnsi="Times New Roman"/>
+                <w:rFonts w:ascii="Open Sans" w:cs="Open Sans" w:eastAsia="Open Sans" w:hAnsi="Open Sans"/>
                 <w:b/>
                 <w:bCs/>
                 <w:i w:val="false"/>
                 <w:iCs w:val="false"/>
-                <w:color w:val="000000"/>
                 <w:sz w:val="22"/>
                 <w:szCs w:val="22"/>
               </w:rPr>
@@ -9731,12 +8890,11 @@
             </w:pPr>
             <w:r>
               <w:rPr>
-                <w:rFonts w:ascii="Times New Roman" w:cs="Times New Roman" w:eastAsia="Times New Roman" w:hAnsi="Times New Roman"/>
+                <w:rFonts w:ascii="Open Sans" w:cs="Open Sans" w:eastAsia="Open Sans" w:hAnsi="Open Sans"/>
                 <w:b/>
                 <w:bCs/>
                 <w:i w:val="false"/>
                 <w:iCs w:val="false"/>
-                <w:color w:val="000000"/>
                 <w:sz w:val="22"/>
                 <w:szCs w:val="22"/>
               </w:rPr>
@@ -9763,12 +8921,11 @@
             </w:pPr>
             <w:r>
               <w:rPr>
-                <w:rFonts w:ascii="Times New Roman" w:cs="Times New Roman" w:eastAsia="Times New Roman" w:hAnsi="Times New Roman"/>
+                <w:rFonts w:ascii="Open Sans" w:cs="Open Sans" w:eastAsia="Open Sans" w:hAnsi="Open Sans"/>
                 <w:b/>
                 <w:bCs/>
                 <w:i w:val="false"/>
                 <w:iCs w:val="false"/>
-                <w:color w:val="000000"/>
                 <w:sz w:val="22"/>
                 <w:szCs w:val="22"/>
               </w:rPr>
@@ -9796,12 +8953,11 @@
             </w:pPr>
             <w:r>
               <w:rPr>
-                <w:rFonts w:ascii="Times New Roman" w:cs="Times New Roman" w:eastAsia="Times New Roman" w:hAnsi="Times New Roman"/>
+                <w:rFonts w:ascii="Open Sans" w:cs="Open Sans" w:eastAsia="Open Sans" w:hAnsi="Open Sans"/>
                 <w:b w:val="false"/>
                 <w:bCs w:val="false"/>
                 <w:i w:val="false"/>
                 <w:iCs w:val="false"/>
-                <w:color w:val="000000"/>
                 <w:sz w:val="22"/>
                 <w:szCs w:val="22"/>
               </w:rPr>
@@ -9827,12 +8983,11 @@
             </w:pPr>
             <w:r>
               <w:rPr>
-                <w:rFonts w:ascii="Times New Roman" w:cs="Times New Roman" w:eastAsia="Times New Roman" w:hAnsi="Times New Roman"/>
+                <w:rFonts w:ascii="Open Sans" w:cs="Open Sans" w:eastAsia="Open Sans" w:hAnsi="Open Sans"/>
                 <w:b w:val="false"/>
                 <w:bCs w:val="false"/>
                 <w:i w:val="false"/>
                 <w:iCs w:val="false"/>
-                <w:color w:val="000000"/>
                 <w:sz w:val="22"/>
                 <w:szCs w:val="22"/>
               </w:rPr>
@@ -9858,12 +9013,11 @@
             </w:pPr>
             <w:r>
               <w:rPr>
-                <w:rFonts w:ascii="Times New Roman" w:cs="Times New Roman" w:eastAsia="Times New Roman" w:hAnsi="Times New Roman"/>
+                <w:rFonts w:ascii="Open Sans" w:cs="Open Sans" w:eastAsia="Open Sans" w:hAnsi="Open Sans"/>
                 <w:b w:val="false"/>
                 <w:bCs w:val="false"/>
                 <w:i w:val="false"/>
                 <w:iCs w:val="false"/>
-                <w:color w:val="000000"/>
                 <w:sz w:val="22"/>
                 <w:szCs w:val="22"/>
               </w:rPr>
@@ -9889,12 +9043,11 @@
             </w:pPr>
             <w:r>
               <w:rPr>
-                <w:rFonts w:ascii="Times New Roman" w:cs="Times New Roman" w:eastAsia="Times New Roman" w:hAnsi="Times New Roman"/>
+                <w:rFonts w:ascii="Open Sans" w:cs="Open Sans" w:eastAsia="Open Sans" w:hAnsi="Open Sans"/>
                 <w:b w:val="false"/>
                 <w:bCs w:val="false"/>
                 <w:i w:val="false"/>
                 <w:iCs w:val="false"/>
-                <w:color w:val="000000"/>
                 <w:sz w:val="22"/>
                 <w:szCs w:val="22"/>
               </w:rPr>
@@ -9920,12 +9073,11 @@
             </w:pPr>
             <w:r>
               <w:rPr>
-                <w:rFonts w:ascii="Times New Roman" w:cs="Times New Roman" w:eastAsia="Times New Roman" w:hAnsi="Times New Roman"/>
+                <w:rFonts w:ascii="Open Sans" w:cs="Open Sans" w:eastAsia="Open Sans" w:hAnsi="Open Sans"/>
                 <w:b w:val="false"/>
                 <w:bCs w:val="false"/>
                 <w:i w:val="false"/>
                 <w:iCs w:val="false"/>
-                <w:color w:val="000000"/>
                 <w:sz w:val="22"/>
                 <w:szCs w:val="22"/>
               </w:rPr>
@@ -9951,12 +9103,11 @@
             </w:pPr>
             <w:r>
               <w:rPr>
-                <w:rFonts w:ascii="Times New Roman" w:cs="Times New Roman" w:eastAsia="Times New Roman" w:hAnsi="Times New Roman"/>
+                <w:rFonts w:ascii="Open Sans" w:cs="Open Sans" w:eastAsia="Open Sans" w:hAnsi="Open Sans"/>
                 <w:b w:val="false"/>
                 <w:bCs w:val="false"/>
                 <w:i w:val="false"/>
                 <w:iCs w:val="false"/>
-                <w:color w:val="000000"/>
                 <w:sz w:val="22"/>
                 <w:szCs w:val="22"/>
               </w:rPr>
@@ -9982,12 +9133,11 @@
             </w:pPr>
             <w:r>
               <w:rPr>
-                <w:rFonts w:ascii="Times New Roman" w:cs="Times New Roman" w:eastAsia="Times New Roman" w:hAnsi="Times New Roman"/>
+                <w:rFonts w:ascii="Open Sans" w:cs="Open Sans" w:eastAsia="Open Sans" w:hAnsi="Open Sans"/>
                 <w:b w:val="false"/>
                 <w:bCs w:val="false"/>
                 <w:i w:val="false"/>
                 <w:iCs w:val="false"/>
-                <w:color w:val="000000"/>
                 <w:sz w:val="22"/>
                 <w:szCs w:val="22"/>
               </w:rPr>
@@ -10015,12 +9165,11 @@
             </w:pPr>
             <w:r>
               <w:rPr>
-                <w:rFonts w:ascii="Times New Roman" w:cs="Times New Roman" w:eastAsia="Times New Roman" w:hAnsi="Times New Roman"/>
+                <w:rFonts w:ascii="Open Sans" w:cs="Open Sans" w:eastAsia="Open Sans" w:hAnsi="Open Sans"/>
                 <w:b w:val="false"/>
                 <w:bCs w:val="false"/>
                 <w:i w:val="false"/>
                 <w:iCs w:val="false"/>
-                <w:color w:val="000000"/>
                 <w:sz w:val="22"/>
                 <w:szCs w:val="22"/>
               </w:rPr>
@@ -10046,12 +9195,11 @@
             </w:pPr>
             <w:r>
               <w:rPr>
-                <w:rFonts w:ascii="Times New Roman" w:cs="Times New Roman" w:eastAsia="Times New Roman" w:hAnsi="Times New Roman"/>
+                <w:rFonts w:ascii="Open Sans" w:cs="Open Sans" w:eastAsia="Open Sans" w:hAnsi="Open Sans"/>
                 <w:b w:val="false"/>
                 <w:bCs w:val="false"/>
                 <w:i w:val="false"/>
                 <w:iCs w:val="false"/>
-                <w:color w:val="000000"/>
                 <w:sz w:val="22"/>
                 <w:szCs w:val="22"/>
               </w:rPr>
@@ -10077,12 +9225,11 @@
             </w:pPr>
             <w:r>
               <w:rPr>
-                <w:rFonts w:ascii="Times New Roman" w:cs="Times New Roman" w:eastAsia="Times New Roman" w:hAnsi="Times New Roman"/>
+                <w:rFonts w:ascii="Open Sans" w:cs="Open Sans" w:eastAsia="Open Sans" w:hAnsi="Open Sans"/>
                 <w:b w:val="false"/>
                 <w:bCs w:val="false"/>
                 <w:i w:val="false"/>
                 <w:iCs w:val="false"/>
-                <w:color w:val="000000"/>
                 <w:sz w:val="22"/>
                 <w:szCs w:val="22"/>
               </w:rPr>
@@ -10108,12 +9255,11 @@
             </w:pPr>
             <w:r>
               <w:rPr>
-                <w:rFonts w:ascii="Times New Roman" w:cs="Times New Roman" w:eastAsia="Times New Roman" w:hAnsi="Times New Roman"/>
+                <w:rFonts w:ascii="Open Sans" w:cs="Open Sans" w:eastAsia="Open Sans" w:hAnsi="Open Sans"/>
                 <w:b w:val="false"/>
                 <w:bCs w:val="false"/>
                 <w:i w:val="false"/>
                 <w:iCs w:val="false"/>
-                <w:color w:val="000000"/>
                 <w:sz w:val="22"/>
                 <w:szCs w:val="22"/>
               </w:rPr>
@@ -10139,12 +9285,11 @@
             </w:pPr>
             <w:r>
               <w:rPr>
-                <w:rFonts w:ascii="Times New Roman" w:cs="Times New Roman" w:eastAsia="Times New Roman" w:hAnsi="Times New Roman"/>
+                <w:rFonts w:ascii="Open Sans" w:cs="Open Sans" w:eastAsia="Open Sans" w:hAnsi="Open Sans"/>
                 <w:b w:val="false"/>
                 <w:bCs w:val="false"/>
                 <w:i w:val="false"/>
                 <w:iCs w:val="false"/>
-                <w:color w:val="000000"/>
                 <w:sz w:val="22"/>
                 <w:szCs w:val="22"/>
               </w:rPr>
@@ -10170,12 +9315,11 @@
             </w:pPr>
             <w:r>
               <w:rPr>
-                <w:rFonts w:ascii="Times New Roman" w:cs="Times New Roman" w:eastAsia="Times New Roman" w:hAnsi="Times New Roman"/>
+                <w:rFonts w:ascii="Open Sans" w:cs="Open Sans" w:eastAsia="Open Sans" w:hAnsi="Open Sans"/>
                 <w:b w:val="false"/>
                 <w:bCs w:val="false"/>
                 <w:i w:val="false"/>
                 <w:iCs w:val="false"/>
-                <w:color w:val="000000"/>
                 <w:sz w:val="22"/>
                 <w:szCs w:val="22"/>
               </w:rPr>
@@ -10201,12 +9345,11 @@
             </w:pPr>
             <w:r>
               <w:rPr>
-                <w:rFonts w:ascii="Times New Roman" w:cs="Times New Roman" w:eastAsia="Times New Roman" w:hAnsi="Times New Roman"/>
+                <w:rFonts w:ascii="Open Sans" w:cs="Open Sans" w:eastAsia="Open Sans" w:hAnsi="Open Sans"/>
                 <w:b w:val="false"/>
                 <w:bCs w:val="false"/>
                 <w:i w:val="false"/>
                 <w:iCs w:val="false"/>
-                <w:color w:val="000000"/>
                 <w:sz w:val="22"/>
                 <w:szCs w:val="22"/>
               </w:rPr>
@@ -10234,12 +9377,11 @@
             </w:pPr>
             <w:r>
               <w:rPr>
-                <w:rFonts w:ascii="Times New Roman" w:cs="Times New Roman" w:eastAsia="Times New Roman" w:hAnsi="Times New Roman"/>
+                <w:rFonts w:ascii="Open Sans" w:cs="Open Sans" w:eastAsia="Open Sans" w:hAnsi="Open Sans"/>
                 <w:b w:val="false"/>
                 <w:bCs w:val="false"/>
                 <w:i w:val="false"/>
                 <w:iCs w:val="false"/>
-                <w:color w:val="000000"/>
                 <w:sz w:val="22"/>
                 <w:szCs w:val="22"/>
               </w:rPr>
@@ -10265,12 +9407,11 @@
             </w:pPr>
             <w:r>
               <w:rPr>
-                <w:rFonts w:ascii="Times New Roman" w:cs="Times New Roman" w:eastAsia="Times New Roman" w:hAnsi="Times New Roman"/>
+                <w:rFonts w:ascii="Open Sans" w:cs="Open Sans" w:eastAsia="Open Sans" w:hAnsi="Open Sans"/>
                 <w:b w:val="false"/>
                 <w:bCs w:val="false"/>
                 <w:i w:val="false"/>
                 <w:iCs w:val="false"/>
-                <w:color w:val="000000"/>
                 <w:sz w:val="22"/>
                 <w:szCs w:val="22"/>
               </w:rPr>
@@ -10296,12 +9437,11 @@
             </w:pPr>
             <w:r>
               <w:rPr>
-                <w:rFonts w:ascii="Times New Roman" w:cs="Times New Roman" w:eastAsia="Times New Roman" w:hAnsi="Times New Roman"/>
+                <w:rFonts w:ascii="Open Sans" w:cs="Open Sans" w:eastAsia="Open Sans" w:hAnsi="Open Sans"/>
                 <w:b w:val="false"/>
                 <w:bCs w:val="false"/>
                 <w:i w:val="false"/>
                 <w:iCs w:val="false"/>
-                <w:color w:val="000000"/>
                 <w:sz w:val="22"/>
                 <w:szCs w:val="22"/>
               </w:rPr>
@@ -10327,12 +9467,11 @@
             </w:pPr>
             <w:r>
               <w:rPr>
-                <w:rFonts w:ascii="Times New Roman" w:cs="Times New Roman" w:eastAsia="Times New Roman" w:hAnsi="Times New Roman"/>
+                <w:rFonts w:ascii="Open Sans" w:cs="Open Sans" w:eastAsia="Open Sans" w:hAnsi="Open Sans"/>
                 <w:b w:val="false"/>
                 <w:bCs w:val="false"/>
                 <w:i w:val="false"/>
                 <w:iCs w:val="false"/>
-                <w:color w:val="000000"/>
                 <w:sz w:val="22"/>
                 <w:szCs w:val="22"/>
               </w:rPr>
@@ -10358,12 +9497,11 @@
             </w:pPr>
             <w:r>
               <w:rPr>
-                <w:rFonts w:ascii="Times New Roman" w:cs="Times New Roman" w:eastAsia="Times New Roman" w:hAnsi="Times New Roman"/>
+                <w:rFonts w:ascii="Open Sans" w:cs="Open Sans" w:eastAsia="Open Sans" w:hAnsi="Open Sans"/>
                 <w:b w:val="false"/>
                 <w:bCs w:val="false"/>
                 <w:i w:val="false"/>
                 <w:iCs w:val="false"/>
-                <w:color w:val="000000"/>
                 <w:sz w:val="22"/>
                 <w:szCs w:val="22"/>
               </w:rPr>
@@ -10389,12 +9527,11 @@
             </w:pPr>
             <w:r>
               <w:rPr>
-                <w:rFonts w:ascii="Times New Roman" w:cs="Times New Roman" w:eastAsia="Times New Roman" w:hAnsi="Times New Roman"/>
+                <w:rFonts w:ascii="Open Sans" w:cs="Open Sans" w:eastAsia="Open Sans" w:hAnsi="Open Sans"/>
                 <w:b w:val="false"/>
                 <w:bCs w:val="false"/>
                 <w:i w:val="false"/>
                 <w:iCs w:val="false"/>
-                <w:color w:val="000000"/>
                 <w:sz w:val="22"/>
                 <w:szCs w:val="22"/>
               </w:rPr>
@@ -10420,12 +9557,11 @@
             </w:pPr>
             <w:r>
               <w:rPr>
-                <w:rFonts w:ascii="Times New Roman" w:cs="Times New Roman" w:eastAsia="Times New Roman" w:hAnsi="Times New Roman"/>
+                <w:rFonts w:ascii="Open Sans" w:cs="Open Sans" w:eastAsia="Open Sans" w:hAnsi="Open Sans"/>
                 <w:b w:val="false"/>
                 <w:bCs w:val="false"/>
                 <w:i w:val="false"/>
                 <w:iCs w:val="false"/>
-                <w:color w:val="000000"/>
                 <w:sz w:val="22"/>
                 <w:szCs w:val="22"/>
               </w:rPr>
@@ -10453,12 +9589,11 @@
             </w:pPr>
             <w:r>
               <w:rPr>
-                <w:rFonts w:ascii="Times New Roman" w:cs="Times New Roman" w:eastAsia="Times New Roman" w:hAnsi="Times New Roman"/>
+                <w:rFonts w:ascii="Open Sans" w:cs="Open Sans" w:eastAsia="Open Sans" w:hAnsi="Open Sans"/>
                 <w:b w:val="false"/>
                 <w:bCs w:val="false"/>
                 <w:i w:val="false"/>
                 <w:iCs w:val="false"/>
-                <w:color w:val="000000"/>
                 <w:sz w:val="22"/>
                 <w:szCs w:val="22"/>
               </w:rPr>
@@ -10484,12 +9619,11 @@
             </w:pPr>
             <w:r>
               <w:rPr>
-                <w:rFonts w:ascii="Times New Roman" w:cs="Times New Roman" w:eastAsia="Times New Roman" w:hAnsi="Times New Roman"/>
+                <w:rFonts w:ascii="Open Sans" w:cs="Open Sans" w:eastAsia="Open Sans" w:hAnsi="Open Sans"/>
                 <w:b w:val="false"/>
                 <w:bCs w:val="false"/>
                 <w:i w:val="false"/>
                 <w:iCs w:val="false"/>
-                <w:color w:val="000000"/>
                 <w:sz w:val="22"/>
                 <w:szCs w:val="22"/>
               </w:rPr>
@@ -10515,12 +9649,11 @@
             </w:pPr>
             <w:r>
               <w:rPr>
-                <w:rFonts w:ascii="Times New Roman" w:cs="Times New Roman" w:eastAsia="Times New Roman" w:hAnsi="Times New Roman"/>
+                <w:rFonts w:ascii="Open Sans" w:cs="Open Sans" w:eastAsia="Open Sans" w:hAnsi="Open Sans"/>
                 <w:b w:val="false"/>
                 <w:bCs w:val="false"/>
                 <w:i w:val="false"/>
                 <w:iCs w:val="false"/>
-                <w:color w:val="000000"/>
                 <w:sz w:val="22"/>
                 <w:szCs w:val="22"/>
               </w:rPr>
@@ -10546,12 +9679,11 @@
             </w:pPr>
             <w:r>
               <w:rPr>
-                <w:rFonts w:ascii="Times New Roman" w:cs="Times New Roman" w:eastAsia="Times New Roman" w:hAnsi="Times New Roman"/>
+                <w:rFonts w:ascii="Open Sans" w:cs="Open Sans" w:eastAsia="Open Sans" w:hAnsi="Open Sans"/>
                 <w:b w:val="false"/>
                 <w:bCs w:val="false"/>
                 <w:i w:val="false"/>
                 <w:iCs w:val="false"/>
-                <w:color w:val="000000"/>
                 <w:sz w:val="22"/>
                 <w:szCs w:val="22"/>
               </w:rPr>
@@ -10577,12 +9709,11 @@
             </w:pPr>
             <w:r>
               <w:rPr>
-                <w:rFonts w:ascii="Times New Roman" w:cs="Times New Roman" w:eastAsia="Times New Roman" w:hAnsi="Times New Roman"/>
+                <w:rFonts w:ascii="Open Sans" w:cs="Open Sans" w:eastAsia="Open Sans" w:hAnsi="Open Sans"/>
                 <w:b w:val="false"/>
                 <w:bCs w:val="false"/>
                 <w:i w:val="false"/>
                 <w:iCs w:val="false"/>
-                <w:color w:val="000000"/>
                 <w:sz w:val="22"/>
                 <w:szCs w:val="22"/>
               </w:rPr>
@@ -10608,12 +9739,11 @@
             </w:pPr>
             <w:r>
               <w:rPr>
-                <w:rFonts w:ascii="Times New Roman" w:cs="Times New Roman" w:eastAsia="Times New Roman" w:hAnsi="Times New Roman"/>
+                <w:rFonts w:ascii="Open Sans" w:cs="Open Sans" w:eastAsia="Open Sans" w:hAnsi="Open Sans"/>
                 <w:b w:val="false"/>
                 <w:bCs w:val="false"/>
                 <w:i w:val="false"/>
                 <w:iCs w:val="false"/>
-                <w:color w:val="000000"/>
                 <w:sz w:val="22"/>
                 <w:szCs w:val="22"/>
               </w:rPr>
@@ -10639,12 +9769,11 @@
             </w:pPr>
             <w:r>
               <w:rPr>
-                <w:rFonts w:ascii="Times New Roman" w:cs="Times New Roman" w:eastAsia="Times New Roman" w:hAnsi="Times New Roman"/>
+                <w:rFonts w:ascii="Open Sans" w:cs="Open Sans" w:eastAsia="Open Sans" w:hAnsi="Open Sans"/>
                 <w:b w:val="false"/>
                 <w:bCs w:val="false"/>
                 <w:i w:val="false"/>
                 <w:iCs w:val="false"/>
-                <w:color w:val="000000"/>
                 <w:sz w:val="22"/>
                 <w:szCs w:val="22"/>
               </w:rPr>
@@ -10672,12 +9801,11 @@
             </w:pPr>
             <w:r>
               <w:rPr>
-                <w:rFonts w:ascii="Times New Roman" w:cs="Times New Roman" w:eastAsia="Times New Roman" w:hAnsi="Times New Roman"/>
+                <w:rFonts w:ascii="Open Sans" w:cs="Open Sans" w:eastAsia="Open Sans" w:hAnsi="Open Sans"/>
                 <w:b w:val="false"/>
                 <w:bCs w:val="false"/>
                 <w:i w:val="false"/>
                 <w:iCs w:val="false"/>
-                <w:color w:val="000000"/>
                 <w:sz w:val="22"/>
                 <w:szCs w:val="22"/>
               </w:rPr>
@@ -10703,12 +9831,11 @@
             </w:pPr>
             <w:r>
               <w:rPr>
-                <w:rFonts w:ascii="Times New Roman" w:cs="Times New Roman" w:eastAsia="Times New Roman" w:hAnsi="Times New Roman"/>
+                <w:rFonts w:ascii="Open Sans" w:cs="Open Sans" w:eastAsia="Open Sans" w:hAnsi="Open Sans"/>
                 <w:b w:val="false"/>
                 <w:bCs w:val="false"/>
                 <w:i w:val="false"/>
                 <w:iCs w:val="false"/>
-                <w:color w:val="000000"/>
                 <w:sz w:val="22"/>
                 <w:szCs w:val="22"/>
               </w:rPr>
@@ -10734,12 +9861,11 @@
             </w:pPr>
             <w:r>
               <w:rPr>
-                <w:rFonts w:ascii="Times New Roman" w:cs="Times New Roman" w:eastAsia="Times New Roman" w:hAnsi="Times New Roman"/>
+                <w:rFonts w:ascii="Open Sans" w:cs="Open Sans" w:eastAsia="Open Sans" w:hAnsi="Open Sans"/>
                 <w:b w:val="false"/>
                 <w:bCs w:val="false"/>
                 <w:i w:val="false"/>
                 <w:iCs w:val="false"/>
-                <w:color w:val="000000"/>
                 <w:sz w:val="22"/>
                 <w:szCs w:val="22"/>
               </w:rPr>
@@ -10765,12 +9891,11 @@
             </w:pPr>
             <w:r>
               <w:rPr>
-                <w:rFonts w:ascii="Times New Roman" w:cs="Times New Roman" w:eastAsia="Times New Roman" w:hAnsi="Times New Roman"/>
+                <w:rFonts w:ascii="Open Sans" w:cs="Open Sans" w:eastAsia="Open Sans" w:hAnsi="Open Sans"/>
                 <w:b w:val="false"/>
                 <w:bCs w:val="false"/>
                 <w:i w:val="false"/>
                 <w:iCs w:val="false"/>
-                <w:color w:val="000000"/>
                 <w:sz w:val="22"/>
                 <w:szCs w:val="22"/>
               </w:rPr>
@@ -10796,12 +9921,11 @@
             </w:pPr>
             <w:r>
               <w:rPr>
-                <w:rFonts w:ascii="Times New Roman" w:cs="Times New Roman" w:eastAsia="Times New Roman" w:hAnsi="Times New Roman"/>
+                <w:rFonts w:ascii="Open Sans" w:cs="Open Sans" w:eastAsia="Open Sans" w:hAnsi="Open Sans"/>
                 <w:b w:val="false"/>
                 <w:bCs w:val="false"/>
                 <w:i w:val="false"/>
                 <w:iCs w:val="false"/>
-                <w:color w:val="000000"/>
                 <w:sz w:val="22"/>
                 <w:szCs w:val="22"/>
               </w:rPr>
@@ -10827,12 +9951,11 @@
             </w:pPr>
             <w:r>
               <w:rPr>
-                <w:rFonts w:ascii="Times New Roman" w:cs="Times New Roman" w:eastAsia="Times New Roman" w:hAnsi="Times New Roman"/>
+                <w:rFonts w:ascii="Open Sans" w:cs="Open Sans" w:eastAsia="Open Sans" w:hAnsi="Open Sans"/>
                 <w:b w:val="false"/>
                 <w:bCs w:val="false"/>
                 <w:i w:val="false"/>
                 <w:iCs w:val="false"/>
-                <w:color w:val="000000"/>
                 <w:sz w:val="22"/>
                 <w:szCs w:val="22"/>
               </w:rPr>
@@ -10858,12 +9981,11 @@
             </w:pPr>
             <w:r>
               <w:rPr>
-                <w:rFonts w:ascii="Times New Roman" w:cs="Times New Roman" w:eastAsia="Times New Roman" w:hAnsi="Times New Roman"/>
+                <w:rFonts w:ascii="Open Sans" w:cs="Open Sans" w:eastAsia="Open Sans" w:hAnsi="Open Sans"/>
                 <w:b w:val="false"/>
                 <w:bCs w:val="false"/>
                 <w:i w:val="false"/>
                 <w:iCs w:val="false"/>
-                <w:color w:val="000000"/>
                 <w:sz w:val="22"/>
                 <w:szCs w:val="22"/>
               </w:rPr>
@@ -10881,16 +10003,15 @@
       </w:pPr>
       <w:r>
         <w:rPr>
-          <w:rFonts w:ascii="Times New Roman" w:cs="Times New Roman" w:eastAsia="Times New Roman" w:hAnsi="Times New Roman"/>
+          <w:rFonts w:ascii="Open Sans" w:cs="Open Sans" w:eastAsia="Open Sans" w:hAnsi="Open Sans"/>
           <w:b w:val="false"/>
           <w:bCs w:val="false"/>
           <w:i/>
           <w:iCs/>
-          <w:color w:val="000000"/>
           <w:sz w:val="24"/>
           <w:szCs w:val="24"/>
         </w:rPr>
-        <w:t xml:space="preserve">Таблиця 1 — Порівняння схем hash-based підпису (приблизні значення на CPU Intel i7 ~2.6 GHz)</w:t>
+        <w:t xml:space="preserve">Таблиця 1 - Порівняння схем hash-based підпису (приблизні значення на CPU Intel i7 ~2.6 GHz)</w:t>
       </w:r>
     </w:p>
     <w:p>
@@ -10899,34 +10020,33 @@
       </w:pPr>
       <w:r>
         <w:rPr>
-          <w:rFonts w:ascii="Times New Roman" w:cs="Times New Roman" w:eastAsia="Times New Roman" w:hAnsi="Times New Roman"/>
-          <w:b w:val="false"/>
-          <w:bCs w:val="false"/>
-          <w:i w:val="false"/>
-          <w:iCs w:val="false"/>
-          <w:color w:val="000000"/>
-          <w:sz w:val="28"/>
-          <w:szCs w:val="28"/>
+          <w:rFonts w:ascii="Open Sans" w:cs="Open Sans" w:eastAsia="Open Sans" w:hAnsi="Open Sans"/>
+          <w:b w:val="false"/>
+          <w:bCs w:val="false"/>
+          <w:i w:val="false"/>
+          <w:iCs w:val="false"/>
+          <w:sz w:val="26"/>
+          <w:szCs w:val="26"/>
         </w:rPr>
         <w:t xml:space="preserve"/>
       </w:r>
     </w:p>
     <w:p>
       <w:pPr>
-        <w:pStyle w:val="Heading1"/>
+        <w:pStyle w:val="Heading2"/>
         <w:spacing w:after="200" w:before="240" w:line="360" w:lineRule="auto"/>
         <w:jc w:val="center"/>
-      </w:pPr>
-      <w:r>
-        <w:rPr>
-          <w:rFonts w:ascii="Times New Roman" w:cs="Times New Roman" w:eastAsia="Times New Roman" w:hAnsi="Times New Roman"/>
+        <w:pageBreakBefore/>
+      </w:pPr>
+      <w:r>
+        <w:rPr>
+          <w:rFonts w:ascii="Open Sans" w:cs="Open Sans" w:eastAsia="Open Sans" w:hAnsi="Open Sans"/>
           <w:b/>
           <w:bCs/>
           <w:i w:val="false"/>
           <w:iCs w:val="false"/>
-          <w:color w:val="000000"/>
-          <w:sz w:val="28"/>
-          <w:szCs w:val="28"/>
+          <w:sz w:val="26"/>
+          <w:szCs w:val="26"/>
         </w:rPr>
         <w:t xml:space="preserve">5. Контрольні запитання</w:t>
       </w:r>
@@ -10943,14 +10063,13 @@
       </w:pPr>
       <w:r>
         <w:rPr>
-          <w:rFonts w:ascii="Times New Roman" w:cs="Times New Roman" w:eastAsia="Times New Roman" w:hAnsi="Times New Roman"/>
-          <w:b w:val="false"/>
-          <w:bCs w:val="false"/>
-          <w:i w:val="false"/>
-          <w:iCs w:val="false"/>
-          <w:color w:val="000000"/>
-          <w:sz w:val="28"/>
-          <w:szCs w:val="28"/>
+          <w:rFonts w:ascii="Open Sans" w:cs="Open Sans" w:eastAsia="Open Sans" w:hAnsi="Open Sans"/>
+          <w:b w:val="false"/>
+          <w:bCs w:val="false"/>
+          <w:i w:val="false"/>
+          <w:iCs w:val="false"/>
+          <w:sz w:val="26"/>
+          <w:szCs w:val="26"/>
         </w:rPr>
         <w:t xml:space="preserve">Чому схема Lamport є строго одноразовою? Що може робити зловмисник, побачивши два підписи одним ключем?</w:t>
       </w:r>
@@ -10967,14 +10086,13 @@
       </w:pPr>
       <w:r>
         <w:rPr>
-          <w:rFonts w:ascii="Times New Roman" w:cs="Times New Roman" w:eastAsia="Times New Roman" w:hAnsi="Times New Roman"/>
-          <w:b w:val="false"/>
-          <w:bCs w:val="false"/>
-          <w:i w:val="false"/>
-          <w:iCs w:val="false"/>
-          <w:color w:val="000000"/>
-          <w:sz w:val="28"/>
-          <w:szCs w:val="28"/>
+          <w:rFonts w:ascii="Open Sans" w:cs="Open Sans" w:eastAsia="Open Sans" w:hAnsi="Open Sans"/>
+          <w:b w:val="false"/>
+          <w:bCs w:val="false"/>
+          <w:i w:val="false"/>
+          <w:iCs w:val="false"/>
+          <w:sz w:val="26"/>
+          <w:szCs w:val="26"/>
         </w:rPr>
         <w:t xml:space="preserve">Як обчислюються розміри SK, PK і σ для Lamport OTS у залежності від n (довжина хешу) і m_len (довжина повідомлення)?</w:t>
       </w:r>
@@ -10991,14 +10109,13 @@
       </w:pPr>
       <w:r>
         <w:rPr>
-          <w:rFonts w:ascii="Times New Roman" w:cs="Times New Roman" w:eastAsia="Times New Roman" w:hAnsi="Times New Roman"/>
-          <w:b w:val="false"/>
-          <w:bCs w:val="false"/>
-          <w:i w:val="false"/>
-          <w:iCs w:val="false"/>
-          <w:color w:val="000000"/>
-          <w:sz w:val="28"/>
-          <w:szCs w:val="28"/>
+          <w:rFonts w:ascii="Open Sans" w:cs="Open Sans" w:eastAsia="Open Sans" w:hAnsi="Open Sans"/>
+          <w:b w:val="false"/>
+          <w:bCs w:val="false"/>
+          <w:i w:val="false"/>
+          <w:iCs w:val="false"/>
+          <w:sz w:val="26"/>
+          <w:szCs w:val="26"/>
         </w:rPr>
         <w:t xml:space="preserve">Що означає параметр Winternitz w і як він впливає на розмір підпису та час обчислень?</w:t>
       </w:r>
@@ -11015,14 +10132,13 @@
       </w:pPr>
       <w:r>
         <w:rPr>
-          <w:rFonts w:ascii="Times New Roman" w:cs="Times New Roman" w:eastAsia="Times New Roman" w:hAnsi="Times New Roman"/>
-          <w:b w:val="false"/>
-          <w:bCs w:val="false"/>
-          <w:i w:val="false"/>
-          <w:iCs w:val="false"/>
-          <w:color w:val="000000"/>
-          <w:sz w:val="28"/>
-          <w:szCs w:val="28"/>
+          <w:rFonts w:ascii="Open Sans" w:cs="Open Sans" w:eastAsia="Open Sans" w:hAnsi="Open Sans"/>
+          <w:b w:val="false"/>
+          <w:bCs w:val="false"/>
+          <w:i w:val="false"/>
+          <w:iCs w:val="false"/>
+          <w:sz w:val="26"/>
+          <w:szCs w:val="26"/>
         </w:rPr>
         <w:t xml:space="preserve">Навіщо у WOTS використовується контрольна сума? Що буде, якщо її прибрати?</w:t>
       </w:r>
@@ -11039,14 +10155,13 @@
       </w:pPr>
       <w:r>
         <w:rPr>
-          <w:rFonts w:ascii="Times New Roman" w:cs="Times New Roman" w:eastAsia="Times New Roman" w:hAnsi="Times New Roman"/>
-          <w:b w:val="false"/>
-          <w:bCs w:val="false"/>
-          <w:i w:val="false"/>
-          <w:iCs w:val="false"/>
-          <w:color w:val="000000"/>
-          <w:sz w:val="28"/>
-          <w:szCs w:val="28"/>
+          <w:rFonts w:ascii="Open Sans" w:cs="Open Sans" w:eastAsia="Open Sans" w:hAnsi="Open Sans"/>
+          <w:b w:val="false"/>
+          <w:bCs w:val="false"/>
+          <w:i w:val="false"/>
+          <w:iCs w:val="false"/>
+          <w:sz w:val="26"/>
+          <w:szCs w:val="26"/>
         </w:rPr>
         <w:t xml:space="preserve">Опишіть алгоритм побудови дерева Меркла. Як обчислюється authentication path?</w:t>
       </w:r>
@@ -11063,14 +10178,13 @@
       </w:pPr>
       <w:r>
         <w:rPr>
-          <w:rFonts w:ascii="Times New Roman" w:cs="Times New Roman" w:eastAsia="Times New Roman" w:hAnsi="Times New Roman"/>
-          <w:b w:val="false"/>
-          <w:bCs w:val="false"/>
-          <w:i w:val="false"/>
-          <w:iCs w:val="false"/>
-          <w:color w:val="000000"/>
-          <w:sz w:val="28"/>
-          <w:szCs w:val="28"/>
+          <w:rFonts w:ascii="Open Sans" w:cs="Open Sans" w:eastAsia="Open Sans" w:hAnsi="Open Sans"/>
+          <w:b w:val="false"/>
+          <w:bCs w:val="false"/>
+          <w:i w:val="false"/>
+          <w:iCs w:val="false"/>
+          <w:sz w:val="26"/>
+          <w:szCs w:val="26"/>
         </w:rPr>
         <w:t xml:space="preserve">Як перевіряється підпис у MSS? Які компоненти потрібні для перевірки крім самого OTS-підпису?</w:t>
       </w:r>
@@ -11087,14 +10201,13 @@
       </w:pPr>
       <w:r>
         <w:rPr>
-          <w:rFonts w:ascii="Times New Roman" w:cs="Times New Roman" w:eastAsia="Times New Roman" w:hAnsi="Times New Roman"/>
-          <w:b w:val="false"/>
-          <w:bCs w:val="false"/>
-          <w:i w:val="false"/>
-          <w:iCs w:val="false"/>
-          <w:color w:val="000000"/>
-          <w:sz w:val="28"/>
-          <w:szCs w:val="28"/>
+          <w:rFonts w:ascii="Open Sans" w:cs="Open Sans" w:eastAsia="Open Sans" w:hAnsi="Open Sans"/>
+          <w:b w:val="false"/>
+          <w:bCs w:val="false"/>
+          <w:i w:val="false"/>
+          <w:iCs w:val="false"/>
+          <w:sz w:val="26"/>
+          <w:szCs w:val="26"/>
         </w:rPr>
         <w:t xml:space="preserve">Чому MSS є stateful? Які проблеми виникають при некоректному управлінні станом?</w:t>
       </w:r>
@@ -11111,14 +10224,13 @@
       </w:pPr>
       <w:r>
         <w:rPr>
-          <w:rFonts w:ascii="Times New Roman" w:cs="Times New Roman" w:eastAsia="Times New Roman" w:hAnsi="Times New Roman"/>
-          <w:b w:val="false"/>
-          <w:bCs w:val="false"/>
-          <w:i w:val="false"/>
-          <w:iCs w:val="false"/>
-          <w:color w:val="000000"/>
-          <w:sz w:val="28"/>
-          <w:szCs w:val="28"/>
+          <w:rFonts w:ascii="Open Sans" w:cs="Open Sans" w:eastAsia="Open Sans" w:hAnsi="Open Sans"/>
+          <w:b w:val="false"/>
+          <w:bCs w:val="false"/>
+          <w:i w:val="false"/>
+          <w:iCs w:val="false"/>
+          <w:sz w:val="26"/>
+          <w:szCs w:val="26"/>
         </w:rPr>
         <w:t xml:space="preserve">Як SPHINCS+ долає проблему стейту? Чому випадковий вибір індексу листа не призводить до forgery?</w:t>
       </w:r>
@@ -11135,14 +10247,13 @@
       </w:pPr>
       <w:r>
         <w:rPr>
-          <w:rFonts w:ascii="Times New Roman" w:cs="Times New Roman" w:eastAsia="Times New Roman" w:hAnsi="Times New Roman"/>
-          <w:b w:val="false"/>
-          <w:bCs w:val="false"/>
-          <w:i w:val="false"/>
-          <w:iCs w:val="false"/>
-          <w:color w:val="000000"/>
-          <w:sz w:val="28"/>
-          <w:szCs w:val="28"/>
+          <w:rFonts w:ascii="Open Sans" w:cs="Open Sans" w:eastAsia="Open Sans" w:hAnsi="Open Sans"/>
+          <w:b w:val="false"/>
+          <w:bCs w:val="false"/>
+          <w:i w:val="false"/>
+          <w:iCs w:val="false"/>
+          <w:sz w:val="26"/>
+          <w:szCs w:val="26"/>
         </w:rPr>
         <w:t xml:space="preserve">Які параметри SPHINCS+ обирали б ви для (а) TLS-сертифіката, (б) код-сайнінгу OS-оновлень, (в) firmware IoT?</w:t>
       </w:r>
@@ -11159,34 +10270,33 @@
       </w:pPr>
       <w:r>
         <w:rPr>
-          <w:rFonts w:ascii="Times New Roman" w:cs="Times New Roman" w:eastAsia="Times New Roman" w:hAnsi="Times New Roman"/>
-          <w:b w:val="false"/>
-          <w:bCs w:val="false"/>
-          <w:i w:val="false"/>
-          <w:iCs w:val="false"/>
-          <w:color w:val="000000"/>
-          <w:sz w:val="28"/>
-          <w:szCs w:val="28"/>
+          <w:rFonts w:ascii="Open Sans" w:cs="Open Sans" w:eastAsia="Open Sans" w:hAnsi="Open Sans"/>
+          <w:b w:val="false"/>
+          <w:bCs w:val="false"/>
+          <w:i w:val="false"/>
+          <w:iCs w:val="false"/>
+          <w:sz w:val="26"/>
+          <w:szCs w:val="26"/>
         </w:rPr>
         <w:t xml:space="preserve">Порівняйте SLH-DSA з ML-DSA (Dilithium) за перевагами і недоліками. Коли SLH-DSA є кращим вибором?</w:t>
       </w:r>
     </w:p>
     <w:p>
       <w:pPr>
-        <w:pStyle w:val="Heading1"/>
+        <w:pStyle w:val="Heading2"/>
         <w:spacing w:after="200" w:before="240" w:line="360" w:lineRule="auto"/>
         <w:jc w:val="center"/>
-      </w:pPr>
-      <w:r>
-        <w:rPr>
-          <w:rFonts w:ascii="Times New Roman" w:cs="Times New Roman" w:eastAsia="Times New Roman" w:hAnsi="Times New Roman"/>
+        <w:pageBreakBefore/>
+      </w:pPr>
+      <w:r>
+        <w:rPr>
+          <w:rFonts w:ascii="Open Sans" w:cs="Open Sans" w:eastAsia="Open Sans" w:hAnsi="Open Sans"/>
           <w:b/>
           <w:bCs/>
           <w:i w:val="false"/>
           <w:iCs w:val="false"/>
-          <w:color w:val="000000"/>
-          <w:sz w:val="28"/>
-          <w:szCs w:val="28"/>
+          <w:sz w:val="26"/>
+          <w:szCs w:val="26"/>
         </w:rPr>
         <w:t xml:space="preserve">6. Вимоги до звіту</w:t>
       </w:r>
@@ -11199,14 +10309,13 @@
       </w:pPr>
       <w:r>
         <w:rPr>
-          <w:rFonts w:ascii="Times New Roman" w:cs="Times New Roman" w:eastAsia="Times New Roman" w:hAnsi="Times New Roman"/>
-          <w:b w:val="false"/>
-          <w:bCs w:val="false"/>
-          <w:i w:val="false"/>
-          <w:iCs w:val="false"/>
-          <w:color w:val="000000"/>
-          <w:sz w:val="28"/>
-          <w:szCs w:val="28"/>
+          <w:rFonts w:ascii="Open Sans" w:cs="Open Sans" w:eastAsia="Open Sans" w:hAnsi="Open Sans"/>
+          <w:b w:val="false"/>
+          <w:bCs w:val="false"/>
+          <w:i w:val="false"/>
+          <w:iCs w:val="false"/>
+          <w:sz w:val="26"/>
+          <w:szCs w:val="26"/>
         </w:rPr>
         <w:t xml:space="preserve">Звіт оформляється у форматі .docx (ДСТУ-3008-95) і має містити:</w:t>
       </w:r>
@@ -11223,14 +10332,13 @@
       </w:pPr>
       <w:r>
         <w:rPr>
-          <w:rFonts w:ascii="Times New Roman" w:cs="Times New Roman" w:eastAsia="Times New Roman" w:hAnsi="Times New Roman"/>
-          <w:b w:val="false"/>
-          <w:bCs w:val="false"/>
-          <w:i w:val="false"/>
-          <w:iCs w:val="false"/>
-          <w:color w:val="000000"/>
-          <w:sz w:val="28"/>
-          <w:szCs w:val="28"/>
+          <w:rFonts w:ascii="Open Sans" w:cs="Open Sans" w:eastAsia="Open Sans" w:hAnsi="Open Sans"/>
+          <w:b w:val="false"/>
+          <w:bCs w:val="false"/>
+          <w:i w:val="false"/>
+          <w:iCs w:val="false"/>
+          <w:sz w:val="26"/>
+          <w:szCs w:val="26"/>
         </w:rPr>
         <w:t xml:space="preserve">Титульну сторінку (за єдиним шаблоном кафедри).</w:t>
       </w:r>
@@ -11247,14 +10355,13 @@
       </w:pPr>
       <w:r>
         <w:rPr>
-          <w:rFonts w:ascii="Times New Roman" w:cs="Times New Roman" w:eastAsia="Times New Roman" w:hAnsi="Times New Roman"/>
-          <w:b w:val="false"/>
-          <w:bCs w:val="false"/>
-          <w:i w:val="false"/>
-          <w:iCs w:val="false"/>
-          <w:color w:val="000000"/>
-          <w:sz w:val="28"/>
-          <w:szCs w:val="28"/>
+          <w:rFonts w:ascii="Open Sans" w:cs="Open Sans" w:eastAsia="Open Sans" w:hAnsi="Open Sans"/>
+          <w:b w:val="false"/>
+          <w:bCs w:val="false"/>
+          <w:i w:val="false"/>
+          <w:iCs w:val="false"/>
+          <w:sz w:val="26"/>
+          <w:szCs w:val="26"/>
         </w:rPr>
         <w:t xml:space="preserve">Зміст з нумерацією сторінок.</w:t>
       </w:r>
@@ -11271,16 +10378,15 @@
       </w:pPr>
       <w:r>
         <w:rPr>
-          <w:rFonts w:ascii="Times New Roman" w:cs="Times New Roman" w:eastAsia="Times New Roman" w:hAnsi="Times New Roman"/>
-          <w:b w:val="false"/>
-          <w:bCs w:val="false"/>
-          <w:i w:val="false"/>
-          <w:iCs w:val="false"/>
-          <w:color w:val="000000"/>
-          <w:sz w:val="28"/>
-          <w:szCs w:val="28"/>
-        </w:rPr>
-        <w:t xml:space="preserve">Розділ «Мета роботи» — переписати з методички, додати власні цілі.</w:t>
+          <w:rFonts w:ascii="Open Sans" w:cs="Open Sans" w:eastAsia="Open Sans" w:hAnsi="Open Sans"/>
+          <w:b w:val="false"/>
+          <w:bCs w:val="false"/>
+          <w:i w:val="false"/>
+          <w:iCs w:val="false"/>
+          <w:sz w:val="26"/>
+          <w:szCs w:val="26"/>
+        </w:rPr>
+        <w:t xml:space="preserve">Розділ «Мета роботи» - переписати з методички, додати власні цілі.</w:t>
       </w:r>
     </w:p>
     <w:p>
@@ -11295,16 +10401,15 @@
       </w:pPr>
       <w:r>
         <w:rPr>
-          <w:rFonts w:ascii="Times New Roman" w:cs="Times New Roman" w:eastAsia="Times New Roman" w:hAnsi="Times New Roman"/>
-          <w:b w:val="false"/>
-          <w:bCs w:val="false"/>
-          <w:i w:val="false"/>
-          <w:iCs w:val="false"/>
-          <w:color w:val="000000"/>
-          <w:sz w:val="28"/>
-          <w:szCs w:val="28"/>
-        </w:rPr>
-        <w:t xml:space="preserve">Розділ «Хід роботи» — для кожного завдання: опис, фрагмент коду, скріншот вводу/виводу.</w:t>
+          <w:rFonts w:ascii="Open Sans" w:cs="Open Sans" w:eastAsia="Open Sans" w:hAnsi="Open Sans"/>
+          <w:b w:val="false"/>
+          <w:bCs w:val="false"/>
+          <w:i w:val="false"/>
+          <w:iCs w:val="false"/>
+          <w:sz w:val="26"/>
+          <w:szCs w:val="26"/>
+        </w:rPr>
+        <w:t xml:space="preserve">Розділ «Хід роботи» - для кожного завдання: опис, фрагмент коду, скріншот вводу/виводу.</w:t>
       </w:r>
     </w:p>
     <w:p>
@@ -11319,14 +10424,13 @@
       </w:pPr>
       <w:r>
         <w:rPr>
-          <w:rFonts w:ascii="Times New Roman" w:cs="Times New Roman" w:eastAsia="Times New Roman" w:hAnsi="Times New Roman"/>
-          <w:b w:val="false"/>
-          <w:bCs w:val="false"/>
-          <w:i w:val="false"/>
-          <w:iCs w:val="false"/>
-          <w:color w:val="000000"/>
-          <w:sz w:val="28"/>
-          <w:szCs w:val="28"/>
+          <w:rFonts w:ascii="Open Sans" w:cs="Open Sans" w:eastAsia="Open Sans" w:hAnsi="Open Sans"/>
+          <w:b w:val="false"/>
+          <w:bCs w:val="false"/>
+          <w:i w:val="false"/>
+          <w:iCs w:val="false"/>
+          <w:sz w:val="26"/>
+          <w:szCs w:val="26"/>
         </w:rPr>
         <w:t xml:space="preserve">Зведену таблицю порівняння схем (з Завдання 7) з обговоренням.</w:t>
       </w:r>
@@ -11343,16 +10447,15 @@
       </w:pPr>
       <w:r>
         <w:rPr>
-          <w:rFonts w:ascii="Times New Roman" w:cs="Times New Roman" w:eastAsia="Times New Roman" w:hAnsi="Times New Roman"/>
-          <w:b w:val="false"/>
-          <w:bCs w:val="false"/>
-          <w:i w:val="false"/>
-          <w:iCs w:val="false"/>
-          <w:color w:val="000000"/>
-          <w:sz w:val="28"/>
-          <w:szCs w:val="28"/>
-        </w:rPr>
-        <w:t xml:space="preserve">Розділ «Висновки» — 5–10 речень: які властивості схем виявлено, переваги/недоліки кожної, рекомендації для практичних сценаріїв.</w:t>
+          <w:rFonts w:ascii="Open Sans" w:cs="Open Sans" w:eastAsia="Open Sans" w:hAnsi="Open Sans"/>
+          <w:b w:val="false"/>
+          <w:bCs w:val="false"/>
+          <w:i w:val="false"/>
+          <w:iCs w:val="false"/>
+          <w:sz w:val="26"/>
+          <w:szCs w:val="26"/>
+        </w:rPr>
+        <w:t xml:space="preserve">Розділ «Висновки» - 5–10 речень: які властивості схем виявлено, переваги/недоліки кожної, рекомендації для практичних сценаріїв.</w:t>
       </w:r>
     </w:p>
     <w:p>
@@ -11367,16 +10470,15 @@
       </w:pPr>
       <w:r>
         <w:rPr>
-          <w:rFonts w:ascii="Times New Roman" w:cs="Times New Roman" w:eastAsia="Times New Roman" w:hAnsi="Times New Roman"/>
-          <w:b w:val="false"/>
-          <w:bCs w:val="false"/>
-          <w:i w:val="false"/>
-          <w:iCs w:val="false"/>
-          <w:color w:val="000000"/>
-          <w:sz w:val="28"/>
-          <w:szCs w:val="28"/>
-        </w:rPr>
-        <w:t xml:space="preserve">Список використаних джерел (мінімум 5 пунктів — RFC, FIPS, статті).</w:t>
+          <w:rFonts w:ascii="Open Sans" w:cs="Open Sans" w:eastAsia="Open Sans" w:hAnsi="Open Sans"/>
+          <w:b w:val="false"/>
+          <w:bCs w:val="false"/>
+          <w:i w:val="false"/>
+          <w:iCs w:val="false"/>
+          <w:sz w:val="26"/>
+          <w:szCs w:val="26"/>
+        </w:rPr>
+        <w:t xml:space="preserve">Список використаних джерел (мінімум 5 пунктів - RFC, FIPS, статті).</w:t>
       </w:r>
     </w:p>
     <w:p>
@@ -11391,34 +10493,33 @@
       </w:pPr>
       <w:r>
         <w:rPr>
-          <w:rFonts w:ascii="Times New Roman" w:cs="Times New Roman" w:eastAsia="Times New Roman" w:hAnsi="Times New Roman"/>
-          <w:b w:val="false"/>
-          <w:bCs w:val="false"/>
-          <w:i w:val="false"/>
-          <w:iCs w:val="false"/>
-          <w:color w:val="000000"/>
-          <w:sz w:val="28"/>
-          <w:szCs w:val="28"/>
+          <w:rFonts w:ascii="Open Sans" w:cs="Open Sans" w:eastAsia="Open Sans" w:hAnsi="Open Sans"/>
+          <w:b w:val="false"/>
+          <w:bCs w:val="false"/>
+          <w:i w:val="false"/>
+          <w:iCs w:val="false"/>
+          <w:sz w:val="26"/>
+          <w:szCs w:val="26"/>
         </w:rPr>
         <w:t xml:space="preserve">Додаток з повним кодом (можна посилання на git-репозиторій).</w:t>
       </w:r>
     </w:p>
     <w:p>
       <w:pPr>
-        <w:pStyle w:val="Heading1"/>
+        <w:pStyle w:val="Heading2"/>
         <w:spacing w:after="200" w:before="240" w:line="360" w:lineRule="auto"/>
         <w:jc w:val="center"/>
-      </w:pPr>
-      <w:r>
-        <w:rPr>
-          <w:rFonts w:ascii="Times New Roman" w:cs="Times New Roman" w:eastAsia="Times New Roman" w:hAnsi="Times New Roman"/>
+        <w:pageBreakBefore/>
+      </w:pPr>
+      <w:r>
+        <w:rPr>
+          <w:rFonts w:ascii="Open Sans" w:cs="Open Sans" w:eastAsia="Open Sans" w:hAnsi="Open Sans"/>
           <w:b/>
           <w:bCs/>
           <w:i w:val="false"/>
           <w:iCs w:val="false"/>
-          <w:color w:val="000000"/>
-          <w:sz w:val="28"/>
-          <w:szCs w:val="28"/>
+          <w:sz w:val="26"/>
+          <w:szCs w:val="26"/>
         </w:rPr>
         <w:t xml:space="preserve">7. Критерії оцінювання</w:t>
       </w:r>
@@ -11429,14 +10530,13 @@
       </w:pPr>
       <w:r>
         <w:rPr>
-          <w:rFonts w:ascii="Times New Roman" w:cs="Times New Roman" w:eastAsia="Times New Roman" w:hAnsi="Times New Roman"/>
-          <w:b w:val="false"/>
-          <w:bCs w:val="false"/>
-          <w:i w:val="false"/>
-          <w:iCs w:val="false"/>
-          <w:color w:val="000000"/>
-          <w:sz w:val="28"/>
-          <w:szCs w:val="28"/>
+          <w:rFonts w:ascii="Open Sans" w:cs="Open Sans" w:eastAsia="Open Sans" w:hAnsi="Open Sans"/>
+          <w:b w:val="false"/>
+          <w:bCs w:val="false"/>
+          <w:i w:val="false"/>
+          <w:iCs w:val="false"/>
+          <w:sz w:val="26"/>
+          <w:szCs w:val="26"/>
         </w:rPr>
         <w:t xml:space="preserve"/>
       </w:r>
@@ -11480,12 +10580,11 @@
             </w:pPr>
             <w:r>
               <w:rPr>
-                <w:rFonts w:ascii="Times New Roman" w:cs="Times New Roman" w:eastAsia="Times New Roman" w:hAnsi="Times New Roman"/>
+                <w:rFonts w:ascii="Open Sans" w:cs="Open Sans" w:eastAsia="Open Sans" w:hAnsi="Open Sans"/>
                 <w:b/>
                 <w:bCs/>
                 <w:i w:val="false"/>
                 <w:iCs w:val="false"/>
-                <w:color w:val="000000"/>
                 <w:sz w:val="22"/>
                 <w:szCs w:val="22"/>
               </w:rPr>
@@ -11512,12 +10611,11 @@
             </w:pPr>
             <w:r>
               <w:rPr>
-                <w:rFonts w:ascii="Times New Roman" w:cs="Times New Roman" w:eastAsia="Times New Roman" w:hAnsi="Times New Roman"/>
+                <w:rFonts w:ascii="Open Sans" w:cs="Open Sans" w:eastAsia="Open Sans" w:hAnsi="Open Sans"/>
                 <w:b/>
                 <w:bCs/>
                 <w:i w:val="false"/>
                 <w:iCs w:val="false"/>
-                <w:color w:val="000000"/>
                 <w:sz w:val="22"/>
                 <w:szCs w:val="22"/>
               </w:rPr>
@@ -11545,12 +10643,11 @@
             </w:pPr>
             <w:r>
               <w:rPr>
-                <w:rFonts w:ascii="Times New Roman" w:cs="Times New Roman" w:eastAsia="Times New Roman" w:hAnsi="Times New Roman"/>
+                <w:rFonts w:ascii="Open Sans" w:cs="Open Sans" w:eastAsia="Open Sans" w:hAnsi="Open Sans"/>
                 <w:b w:val="false"/>
                 <w:bCs w:val="false"/>
                 <w:i w:val="false"/>
                 <w:iCs w:val="false"/>
-                <w:color w:val="000000"/>
                 <w:sz w:val="22"/>
                 <w:szCs w:val="22"/>
               </w:rPr>
@@ -11576,12 +10673,11 @@
             </w:pPr>
             <w:r>
               <w:rPr>
-                <w:rFonts w:ascii="Times New Roman" w:cs="Times New Roman" w:eastAsia="Times New Roman" w:hAnsi="Times New Roman"/>
+                <w:rFonts w:ascii="Open Sans" w:cs="Open Sans" w:eastAsia="Open Sans" w:hAnsi="Open Sans"/>
                 <w:b w:val="false"/>
                 <w:bCs w:val="false"/>
                 <w:i w:val="false"/>
                 <w:iCs w:val="false"/>
-                <w:color w:val="000000"/>
                 <w:sz w:val="22"/>
                 <w:szCs w:val="22"/>
               </w:rPr>
@@ -11609,12 +10705,11 @@
             </w:pPr>
             <w:r>
               <w:rPr>
-                <w:rFonts w:ascii="Times New Roman" w:cs="Times New Roman" w:eastAsia="Times New Roman" w:hAnsi="Times New Roman"/>
+                <w:rFonts w:ascii="Open Sans" w:cs="Open Sans" w:eastAsia="Open Sans" w:hAnsi="Open Sans"/>
                 <w:b w:val="false"/>
                 <w:bCs w:val="false"/>
                 <w:i w:val="false"/>
                 <w:iCs w:val="false"/>
-                <w:color w:val="000000"/>
                 <w:sz w:val="22"/>
                 <w:szCs w:val="22"/>
               </w:rPr>
@@ -11640,12 +10735,11 @@
             </w:pPr>
             <w:r>
               <w:rPr>
-                <w:rFonts w:ascii="Times New Roman" w:cs="Times New Roman" w:eastAsia="Times New Roman" w:hAnsi="Times New Roman"/>
+                <w:rFonts w:ascii="Open Sans" w:cs="Open Sans" w:eastAsia="Open Sans" w:hAnsi="Open Sans"/>
                 <w:b w:val="false"/>
                 <w:bCs w:val="false"/>
                 <w:i w:val="false"/>
                 <w:iCs w:val="false"/>
-                <w:color w:val="000000"/>
                 <w:sz w:val="22"/>
                 <w:szCs w:val="22"/>
               </w:rPr>
@@ -11673,12 +10767,11 @@
             </w:pPr>
             <w:r>
               <w:rPr>
-                <w:rFonts w:ascii="Times New Roman" w:cs="Times New Roman" w:eastAsia="Times New Roman" w:hAnsi="Times New Roman"/>
+                <w:rFonts w:ascii="Open Sans" w:cs="Open Sans" w:eastAsia="Open Sans" w:hAnsi="Open Sans"/>
                 <w:b w:val="false"/>
                 <w:bCs w:val="false"/>
                 <w:i w:val="false"/>
                 <w:iCs w:val="false"/>
-                <w:color w:val="000000"/>
                 <w:sz w:val="22"/>
                 <w:szCs w:val="22"/>
               </w:rPr>
@@ -11704,12 +10797,11 @@
             </w:pPr>
             <w:r>
               <w:rPr>
-                <w:rFonts w:ascii="Times New Roman" w:cs="Times New Roman" w:eastAsia="Times New Roman" w:hAnsi="Times New Roman"/>
+                <w:rFonts w:ascii="Open Sans" w:cs="Open Sans" w:eastAsia="Open Sans" w:hAnsi="Open Sans"/>
                 <w:b w:val="false"/>
                 <w:bCs w:val="false"/>
                 <w:i w:val="false"/>
                 <w:iCs w:val="false"/>
-                <w:color w:val="000000"/>
                 <w:sz w:val="22"/>
                 <w:szCs w:val="22"/>
               </w:rPr>
@@ -11737,12 +10829,11 @@
             </w:pPr>
             <w:r>
               <w:rPr>
-                <w:rFonts w:ascii="Times New Roman" w:cs="Times New Roman" w:eastAsia="Times New Roman" w:hAnsi="Times New Roman"/>
+                <w:rFonts w:ascii="Open Sans" w:cs="Open Sans" w:eastAsia="Open Sans" w:hAnsi="Open Sans"/>
                 <w:b w:val="false"/>
                 <w:bCs w:val="false"/>
                 <w:i w:val="false"/>
                 <w:iCs w:val="false"/>
-                <w:color w:val="000000"/>
                 <w:sz w:val="22"/>
                 <w:szCs w:val="22"/>
               </w:rPr>
@@ -11768,12 +10859,11 @@
             </w:pPr>
             <w:r>
               <w:rPr>
-                <w:rFonts w:ascii="Times New Roman" w:cs="Times New Roman" w:eastAsia="Times New Roman" w:hAnsi="Times New Roman"/>
+                <w:rFonts w:ascii="Open Sans" w:cs="Open Sans" w:eastAsia="Open Sans" w:hAnsi="Open Sans"/>
                 <w:b w:val="false"/>
                 <w:bCs w:val="false"/>
                 <w:i w:val="false"/>
                 <w:iCs w:val="false"/>
-                <w:color w:val="000000"/>
                 <w:sz w:val="22"/>
                 <w:szCs w:val="22"/>
               </w:rPr>
@@ -11801,12 +10891,11 @@
             </w:pPr>
             <w:r>
               <w:rPr>
-                <w:rFonts w:ascii="Times New Roman" w:cs="Times New Roman" w:eastAsia="Times New Roman" w:hAnsi="Times New Roman"/>
+                <w:rFonts w:ascii="Open Sans" w:cs="Open Sans" w:eastAsia="Open Sans" w:hAnsi="Open Sans"/>
                 <w:b w:val="false"/>
                 <w:bCs w:val="false"/>
                 <w:i w:val="false"/>
                 <w:iCs w:val="false"/>
-                <w:color w:val="000000"/>
                 <w:sz w:val="22"/>
                 <w:szCs w:val="22"/>
               </w:rPr>
@@ -11832,12 +10921,11 @@
             </w:pPr>
             <w:r>
               <w:rPr>
-                <w:rFonts w:ascii="Times New Roman" w:cs="Times New Roman" w:eastAsia="Times New Roman" w:hAnsi="Times New Roman"/>
+                <w:rFonts w:ascii="Open Sans" w:cs="Open Sans" w:eastAsia="Open Sans" w:hAnsi="Open Sans"/>
                 <w:b w:val="false"/>
                 <w:bCs w:val="false"/>
                 <w:i w:val="false"/>
                 <w:iCs w:val="false"/>
-                <w:color w:val="000000"/>
                 <w:sz w:val="22"/>
                 <w:szCs w:val="22"/>
               </w:rPr>
@@ -11865,12 +10953,11 @@
             </w:pPr>
             <w:r>
               <w:rPr>
-                <w:rFonts w:ascii="Times New Roman" w:cs="Times New Roman" w:eastAsia="Times New Roman" w:hAnsi="Times New Roman"/>
+                <w:rFonts w:ascii="Open Sans" w:cs="Open Sans" w:eastAsia="Open Sans" w:hAnsi="Open Sans"/>
                 <w:b w:val="false"/>
                 <w:bCs w:val="false"/>
                 <w:i w:val="false"/>
                 <w:iCs w:val="false"/>
-                <w:color w:val="000000"/>
                 <w:sz w:val="22"/>
                 <w:szCs w:val="22"/>
               </w:rPr>
@@ -11896,12 +10983,11 @@
             </w:pPr>
             <w:r>
               <w:rPr>
-                <w:rFonts w:ascii="Times New Roman" w:cs="Times New Roman" w:eastAsia="Times New Roman" w:hAnsi="Times New Roman"/>
+                <w:rFonts w:ascii="Open Sans" w:cs="Open Sans" w:eastAsia="Open Sans" w:hAnsi="Open Sans"/>
                 <w:b w:val="false"/>
                 <w:bCs w:val="false"/>
                 <w:i w:val="false"/>
                 <w:iCs w:val="false"/>
-                <w:color w:val="000000"/>
                 <w:sz w:val="22"/>
                 <w:szCs w:val="22"/>
               </w:rPr>
@@ -11929,12 +11015,11 @@
             </w:pPr>
             <w:r>
               <w:rPr>
-                <w:rFonts w:ascii="Times New Roman" w:cs="Times New Roman" w:eastAsia="Times New Roman" w:hAnsi="Times New Roman"/>
+                <w:rFonts w:ascii="Open Sans" w:cs="Open Sans" w:eastAsia="Open Sans" w:hAnsi="Open Sans"/>
                 <w:b w:val="false"/>
                 <w:bCs w:val="false"/>
                 <w:i w:val="false"/>
                 <w:iCs w:val="false"/>
-                <w:color w:val="000000"/>
                 <w:sz w:val="22"/>
                 <w:szCs w:val="22"/>
               </w:rPr>
@@ -11960,12 +11045,11 @@
             </w:pPr>
             <w:r>
               <w:rPr>
-                <w:rFonts w:ascii="Times New Roman" w:cs="Times New Roman" w:eastAsia="Times New Roman" w:hAnsi="Times New Roman"/>
+                <w:rFonts w:ascii="Open Sans" w:cs="Open Sans" w:eastAsia="Open Sans" w:hAnsi="Open Sans"/>
                 <w:b w:val="false"/>
                 <w:bCs w:val="false"/>
                 <w:i w:val="false"/>
                 <w:iCs w:val="false"/>
-                <w:color w:val="000000"/>
                 <w:sz w:val="22"/>
                 <w:szCs w:val="22"/>
               </w:rPr>
@@ -11993,12 +11077,11 @@
             </w:pPr>
             <w:r>
               <w:rPr>
-                <w:rFonts w:ascii="Times New Roman" w:cs="Times New Roman" w:eastAsia="Times New Roman" w:hAnsi="Times New Roman"/>
+                <w:rFonts w:ascii="Open Sans" w:cs="Open Sans" w:eastAsia="Open Sans" w:hAnsi="Open Sans"/>
                 <w:b w:val="false"/>
                 <w:bCs w:val="false"/>
                 <w:i w:val="false"/>
                 <w:iCs w:val="false"/>
-                <w:color w:val="000000"/>
                 <w:sz w:val="22"/>
                 <w:szCs w:val="22"/>
               </w:rPr>
@@ -12024,12 +11107,11 @@
             </w:pPr>
             <w:r>
               <w:rPr>
-                <w:rFonts w:ascii="Times New Roman" w:cs="Times New Roman" w:eastAsia="Times New Roman" w:hAnsi="Times New Roman"/>
+                <w:rFonts w:ascii="Open Sans" w:cs="Open Sans" w:eastAsia="Open Sans" w:hAnsi="Open Sans"/>
                 <w:b w:val="false"/>
                 <w:bCs w:val="false"/>
                 <w:i w:val="false"/>
                 <w:iCs w:val="false"/>
-                <w:color w:val="000000"/>
                 <w:sz w:val="22"/>
                 <w:szCs w:val="22"/>
               </w:rPr>
@@ -12057,12 +11139,11 @@
             </w:pPr>
             <w:r>
               <w:rPr>
-                <w:rFonts w:ascii="Times New Roman" w:cs="Times New Roman" w:eastAsia="Times New Roman" w:hAnsi="Times New Roman"/>
+                <w:rFonts w:ascii="Open Sans" w:cs="Open Sans" w:eastAsia="Open Sans" w:hAnsi="Open Sans"/>
                 <w:b w:val="false"/>
                 <w:bCs w:val="false"/>
                 <w:i w:val="false"/>
                 <w:iCs w:val="false"/>
-                <w:color w:val="000000"/>
                 <w:sz w:val="22"/>
                 <w:szCs w:val="22"/>
               </w:rPr>
@@ -12088,12 +11169,11 @@
             </w:pPr>
             <w:r>
               <w:rPr>
-                <w:rFonts w:ascii="Times New Roman" w:cs="Times New Roman" w:eastAsia="Times New Roman" w:hAnsi="Times New Roman"/>
+                <w:rFonts w:ascii="Open Sans" w:cs="Open Sans" w:eastAsia="Open Sans" w:hAnsi="Open Sans"/>
                 <w:b w:val="false"/>
                 <w:bCs w:val="false"/>
                 <w:i w:val="false"/>
                 <w:iCs w:val="false"/>
-                <w:color w:val="000000"/>
                 <w:sz w:val="22"/>
                 <w:szCs w:val="22"/>
               </w:rPr>
@@ -12111,34 +11191,33 @@
       </w:pPr>
       <w:r>
         <w:rPr>
-          <w:rFonts w:ascii="Times New Roman" w:cs="Times New Roman" w:eastAsia="Times New Roman" w:hAnsi="Times New Roman"/>
+          <w:rFonts w:ascii="Open Sans" w:cs="Open Sans" w:eastAsia="Open Sans" w:hAnsi="Open Sans"/>
           <w:b w:val="false"/>
           <w:bCs w:val="false"/>
           <w:i/>
           <w:iCs/>
-          <w:color w:val="000000"/>
           <w:sz w:val="24"/>
           <w:szCs w:val="24"/>
         </w:rPr>
-        <w:t xml:space="preserve">Таблиця 2 — Розподіл балів за виконання лабораторної роботи</w:t>
-      </w:r>
-    </w:p>
-    <w:p>
-      <w:pPr>
-        <w:pStyle w:val="Heading1"/>
+        <w:t xml:space="preserve">Таблиця 2 - Розподіл балів за виконання лабораторної роботи</w:t>
+      </w:r>
+    </w:p>
+    <w:p>
+      <w:pPr>
+        <w:pStyle w:val="Heading2"/>
         <w:spacing w:after="200" w:before="240" w:line="360" w:lineRule="auto"/>
         <w:jc w:val="center"/>
-      </w:pPr>
-      <w:r>
-        <w:rPr>
-          <w:rFonts w:ascii="Times New Roman" w:cs="Times New Roman" w:eastAsia="Times New Roman" w:hAnsi="Times New Roman"/>
+        <w:pageBreakBefore/>
+      </w:pPr>
+      <w:r>
+        <w:rPr>
+          <w:rFonts w:ascii="Open Sans" w:cs="Open Sans" w:eastAsia="Open Sans" w:hAnsi="Open Sans"/>
           <w:b/>
           <w:bCs/>
           <w:i w:val="false"/>
           <w:iCs w:val="false"/>
-          <w:color w:val="000000"/>
-          <w:sz w:val="28"/>
-          <w:szCs w:val="28"/>
+          <w:sz w:val="26"/>
+          <w:szCs w:val="26"/>
         </w:rPr>
         <w:t xml:space="preserve">8. Список використаної літератури</w:t>
       </w:r>
@@ -12155,16 +11234,15 @@
       </w:pPr>
       <w:r>
         <w:rPr>
-          <w:rFonts w:ascii="Times New Roman" w:cs="Times New Roman" w:eastAsia="Times New Roman" w:hAnsi="Times New Roman"/>
-          <w:b w:val="false"/>
-          <w:bCs w:val="false"/>
-          <w:i w:val="false"/>
-          <w:iCs w:val="false"/>
-          <w:color w:val="000000"/>
-          <w:sz w:val="28"/>
-          <w:szCs w:val="28"/>
-        </w:rPr>
-        <w:t xml:space="preserve">FIPS 205. Stateless Hash-Based Digital Signature Standard (SLH-DSA). — NIST, August 13, 2024.</w:t>
+          <w:rFonts w:ascii="Open Sans" w:cs="Open Sans" w:eastAsia="Open Sans" w:hAnsi="Open Sans"/>
+          <w:b w:val="false"/>
+          <w:bCs w:val="false"/>
+          <w:i w:val="false"/>
+          <w:iCs w:val="false"/>
+          <w:sz w:val="26"/>
+          <w:szCs w:val="26"/>
+        </w:rPr>
+        <w:t xml:space="preserve">FIPS 205. Stateless Hash-Based Digital Signature Standard (SLH-DSA). - NIST, August 13, 2024.</w:t>
       </w:r>
     </w:p>
     <w:p>
@@ -12179,16 +11257,15 @@
       </w:pPr>
       <w:r>
         <w:rPr>
-          <w:rFonts w:ascii="Times New Roman" w:cs="Times New Roman" w:eastAsia="Times New Roman" w:hAnsi="Times New Roman"/>
-          <w:b w:val="false"/>
-          <w:bCs w:val="false"/>
-          <w:i w:val="false"/>
-          <w:iCs w:val="false"/>
-          <w:color w:val="000000"/>
-          <w:sz w:val="28"/>
-          <w:szCs w:val="28"/>
-        </w:rPr>
-        <w:t xml:space="preserve">NIST SP 800-208. Recommendation for Stateful Hash-Based Signature Schemes. — NIST, October 2020.</w:t>
+          <w:rFonts w:ascii="Open Sans" w:cs="Open Sans" w:eastAsia="Open Sans" w:hAnsi="Open Sans"/>
+          <w:b w:val="false"/>
+          <w:bCs w:val="false"/>
+          <w:i w:val="false"/>
+          <w:iCs w:val="false"/>
+          <w:sz w:val="26"/>
+          <w:szCs w:val="26"/>
+        </w:rPr>
+        <w:t xml:space="preserve">NIST SP 800-208. Recommendation for Stateful Hash-Based Signature Schemes. - NIST, October 2020.</w:t>
       </w:r>
     </w:p>
     <w:p>
@@ -12203,16 +11280,15 @@
       </w:pPr>
       <w:r>
         <w:rPr>
-          <w:rFonts w:ascii="Times New Roman" w:cs="Times New Roman" w:eastAsia="Times New Roman" w:hAnsi="Times New Roman"/>
-          <w:b w:val="false"/>
-          <w:bCs w:val="false"/>
-          <w:i w:val="false"/>
-          <w:iCs w:val="false"/>
-          <w:color w:val="000000"/>
-          <w:sz w:val="28"/>
-          <w:szCs w:val="28"/>
-        </w:rPr>
-        <w:t xml:space="preserve">RFC 8391. XMSS: eXtended Merkle Signature Scheme. — IETF, May 2018.</w:t>
+          <w:rFonts w:ascii="Open Sans" w:cs="Open Sans" w:eastAsia="Open Sans" w:hAnsi="Open Sans"/>
+          <w:b w:val="false"/>
+          <w:bCs w:val="false"/>
+          <w:i w:val="false"/>
+          <w:iCs w:val="false"/>
+          <w:sz w:val="26"/>
+          <w:szCs w:val="26"/>
+        </w:rPr>
+        <w:t xml:space="preserve">RFC 8391. XMSS: eXtended Merkle Signature Scheme. - IETF, May 2018.</w:t>
       </w:r>
     </w:p>
     <w:p>
@@ -12227,16 +11303,15 @@
       </w:pPr>
       <w:r>
         <w:rPr>
-          <w:rFonts w:ascii="Times New Roman" w:cs="Times New Roman" w:eastAsia="Times New Roman" w:hAnsi="Times New Roman"/>
-          <w:b w:val="false"/>
-          <w:bCs w:val="false"/>
-          <w:i w:val="false"/>
-          <w:iCs w:val="false"/>
-          <w:color w:val="000000"/>
-          <w:sz w:val="28"/>
-          <w:szCs w:val="28"/>
-        </w:rPr>
-        <w:t xml:space="preserve">RFC 8554. Leighton-Micali Hash-Based Signatures. — IETF, April 2019.</w:t>
+          <w:rFonts w:ascii="Open Sans" w:cs="Open Sans" w:eastAsia="Open Sans" w:hAnsi="Open Sans"/>
+          <w:b w:val="false"/>
+          <w:bCs w:val="false"/>
+          <w:i w:val="false"/>
+          <w:iCs w:val="false"/>
+          <w:sz w:val="26"/>
+          <w:szCs w:val="26"/>
+        </w:rPr>
+        <w:t xml:space="preserve">RFC 8554. Leighton-Micali Hash-Based Signatures. - IETF, April 2019.</w:t>
       </w:r>
     </w:p>
     <w:p>
@@ -12251,16 +11326,15 @@
       </w:pPr>
       <w:r>
         <w:rPr>
-          <w:rFonts w:ascii="Times New Roman" w:cs="Times New Roman" w:eastAsia="Times New Roman" w:hAnsi="Times New Roman"/>
-          <w:b w:val="false"/>
-          <w:bCs w:val="false"/>
-          <w:i w:val="false"/>
-          <w:iCs w:val="false"/>
-          <w:color w:val="000000"/>
-          <w:sz w:val="28"/>
-          <w:szCs w:val="28"/>
-        </w:rPr>
-        <w:t xml:space="preserve">Lamport L. Constructing Digital Signatures from a One-Way Function. — SRI International CSL-98, 1979.</w:t>
+          <w:rFonts w:ascii="Open Sans" w:cs="Open Sans" w:eastAsia="Open Sans" w:hAnsi="Open Sans"/>
+          <w:b w:val="false"/>
+          <w:bCs w:val="false"/>
+          <w:i w:val="false"/>
+          <w:iCs w:val="false"/>
+          <w:sz w:val="26"/>
+          <w:szCs w:val="26"/>
+        </w:rPr>
+        <w:t xml:space="preserve">Lamport L. Constructing Digital Signatures from a One-Way Function. - SRI International CSL-98, 1979.</w:t>
       </w:r>
     </w:p>
     <w:p>
@@ -12275,16 +11349,15 @@
       </w:pPr>
       <w:r>
         <w:rPr>
-          <w:rFonts w:ascii="Times New Roman" w:cs="Times New Roman" w:eastAsia="Times New Roman" w:hAnsi="Times New Roman"/>
-          <w:b w:val="false"/>
-          <w:bCs w:val="false"/>
-          <w:i w:val="false"/>
-          <w:iCs w:val="false"/>
-          <w:color w:val="000000"/>
-          <w:sz w:val="28"/>
-          <w:szCs w:val="28"/>
-        </w:rPr>
-        <w:t xml:space="preserve">Merkle R. C. A Certified Digital Signature // CRYPTO'89. — LNCS 435. — Springer, 1990.</w:t>
+          <w:rFonts w:ascii="Open Sans" w:cs="Open Sans" w:eastAsia="Open Sans" w:hAnsi="Open Sans"/>
+          <w:b w:val="false"/>
+          <w:bCs w:val="false"/>
+          <w:i w:val="false"/>
+          <w:iCs w:val="false"/>
+          <w:sz w:val="26"/>
+          <w:szCs w:val="26"/>
+        </w:rPr>
+        <w:t xml:space="preserve">Merkle R. C. A Certified Digital Signature // CRYPTO'89. - LNCS 435. - Springer, 1990.</w:t>
       </w:r>
     </w:p>
     <w:p>
@@ -12299,16 +11372,15 @@
       </w:pPr>
       <w:r>
         <w:rPr>
-          <w:rFonts w:ascii="Times New Roman" w:cs="Times New Roman" w:eastAsia="Times New Roman" w:hAnsi="Times New Roman"/>
-          <w:b w:val="false"/>
-          <w:bCs w:val="false"/>
-          <w:i w:val="false"/>
-          <w:iCs w:val="false"/>
-          <w:color w:val="000000"/>
-          <w:sz w:val="28"/>
-          <w:szCs w:val="28"/>
-        </w:rPr>
-        <w:t xml:space="preserve">Hülsing A. W-OTS+ — Shorter Signatures for Hash-Based Signature Schemes // AFRICACRYPT 2013. — LNCS 7918.</w:t>
+          <w:rFonts w:ascii="Open Sans" w:cs="Open Sans" w:eastAsia="Open Sans" w:hAnsi="Open Sans"/>
+          <w:b w:val="false"/>
+          <w:bCs w:val="false"/>
+          <w:i w:val="false"/>
+          <w:iCs w:val="false"/>
+          <w:sz w:val="26"/>
+          <w:szCs w:val="26"/>
+        </w:rPr>
+        <w:t xml:space="preserve">Hülsing A. W-OTS+ - Shorter Signatures for Hash-Based Signature Schemes // AFRICACRYPT 2013. - LNCS 7918.</w:t>
       </w:r>
     </w:p>
     <w:p>
@@ -12323,14 +11395,13 @@
       </w:pPr>
       <w:r>
         <w:rPr>
-          <w:rFonts w:ascii="Times New Roman" w:cs="Times New Roman" w:eastAsia="Times New Roman" w:hAnsi="Times New Roman"/>
-          <w:b w:val="false"/>
-          <w:bCs w:val="false"/>
-          <w:i w:val="false"/>
-          <w:iCs w:val="false"/>
-          <w:color w:val="000000"/>
-          <w:sz w:val="28"/>
-          <w:szCs w:val="28"/>
+          <w:rFonts w:ascii="Open Sans" w:cs="Open Sans" w:eastAsia="Open Sans" w:hAnsi="Open Sans"/>
+          <w:b w:val="false"/>
+          <w:bCs w:val="false"/>
+          <w:i w:val="false"/>
+          <w:iCs w:val="false"/>
+          <w:sz w:val="26"/>
+          <w:szCs w:val="26"/>
         </w:rPr>
         <w:t xml:space="preserve">Bernstein D. J., Hülsing A., Kölbl S. et al. The SPHINCS+ Signature Framework // ACM CCS 2019.</w:t>
       </w:r>
@@ -12347,16 +11418,15 @@
       </w:pPr>
       <w:r>
         <w:rPr>
-          <w:rFonts w:ascii="Times New Roman" w:cs="Times New Roman" w:eastAsia="Times New Roman" w:hAnsi="Times New Roman"/>
-          <w:b w:val="false"/>
-          <w:bCs w:val="false"/>
-          <w:i w:val="false"/>
-          <w:iCs w:val="false"/>
-          <w:color w:val="000000"/>
-          <w:sz w:val="28"/>
-          <w:szCs w:val="28"/>
-        </w:rPr>
-        <w:t xml:space="preserve">pyspx — Python bindings for SPHINCS+ reference implementation. — github.com/sphincs/pyspx</w:t>
+          <w:rFonts w:ascii="Open Sans" w:cs="Open Sans" w:eastAsia="Open Sans" w:hAnsi="Open Sans"/>
+          <w:b w:val="false"/>
+          <w:bCs w:val="false"/>
+          <w:i w:val="false"/>
+          <w:iCs w:val="false"/>
+          <w:sz w:val="26"/>
+          <w:szCs w:val="26"/>
+        </w:rPr>
+        <w:t xml:space="preserve">pyspx - Python bindings for SPHINCS+ reference implementation. - github.com/sphincs/pyspx</w:t>
       </w:r>
     </w:p>
     <w:p>
@@ -12371,16 +11441,15 @@
       </w:pPr>
       <w:r>
         <w:rPr>
-          <w:rFonts w:ascii="Times New Roman" w:cs="Times New Roman" w:eastAsia="Times New Roman" w:hAnsi="Times New Roman"/>
-          <w:b w:val="false"/>
-          <w:bCs w:val="false"/>
-          <w:i w:val="false"/>
-          <w:iCs w:val="false"/>
-          <w:color w:val="000000"/>
-          <w:sz w:val="28"/>
-          <w:szCs w:val="28"/>
-        </w:rPr>
-        <w:t xml:space="preserve">SPHINCS+ specification — sphincs.org</w:t>
+          <w:rFonts w:ascii="Open Sans" w:cs="Open Sans" w:eastAsia="Open Sans" w:hAnsi="Open Sans"/>
+          <w:b w:val="false"/>
+          <w:bCs w:val="false"/>
+          <w:i w:val="false"/>
+          <w:iCs w:val="false"/>
+          <w:sz w:val="26"/>
+          <w:szCs w:val="26"/>
+        </w:rPr>
+        <w:t xml:space="preserve">SPHINCS+ specification - sphincs.org</w:t>
       </w:r>
     </w:p>
     <w:sectPr>
@@ -12782,7 +11851,6 @@
     <w:next w:val="Normal"/>
     <w:qFormat/>
     <w:rPr>
-      <w:color w:val="2E74B5"/>
       <w:sz w:val="32"/>
       <w:szCs w:val="32"/>
     </w:rPr>
@@ -12793,7 +11861,6 @@
     <w:next w:val="Normal"/>
     <w:qFormat/>
     <w:rPr>
-      <w:color w:val="2E74B5"/>
       <w:sz w:val="26"/>
       <w:szCs w:val="26"/>
     </w:rPr>
@@ -12804,7 +11871,6 @@
     <w:next w:val="Normal"/>
     <w:qFormat/>
     <w:rPr>
-      <w:color w:val="1F4D78"/>
       <w:sz w:val="24"/>
       <w:szCs w:val="24"/>
     </w:rPr>
